--- a/curriculum-vitae/cv-anatide-anani.docx
+++ b/curriculum-vitae/cv-anatide-anani.docx
@@ -5,151 +5,97 @@
     <w:tbl>
       <w:tblPr>
         <w:tblW w:type="auto" w:w="0"/>
-        <w:jc w:val="center"/>
         <w:tblLayout w:type="fixed"/>
         <w:tblLook w:firstColumn="1" w:firstRow="1" w:lastColumn="0" w:lastRow="0" w:noHBand="0" w:noVBand="1" w:val="04A0"/>
       </w:tblPr>
       <w:tblGrid>
-        <w:gridCol w:w="6917"/>
-        <w:gridCol w:w="4252"/>
+        <w:gridCol w:w="11701"/>
       </w:tblGrid>
       <w:tr>
         <w:tc>
           <w:tcPr>
-            <w:tcW w:type="dxa" w:w="5584"/>
-            <w:shd w:fill="17233D"/>
-            <w:tcMar>
-              <w:top w:w="185" w:type="dxa"/>
-              <w:start w:w="220" w:type="dxa"/>
-              <w:bottom w:w="160" w:type="dxa"/>
-              <w:end w:w="220" w:type="dxa"/>
-            </w:tcMar>
+            <w:tcW w:type="dxa" w:w="11702"/>
+            <w:shd w:fill="FFFFFF"/>
             <w:tcBorders>
               <w:top w:val="nil"/>
-              <w:bottom w:val="nil"/>
+              <w:right w:val="nil"/>
+              <w:bottom w:val="single" w:sz="5" w:color="DDDDDD"/>
               <w:left w:val="nil"/>
-              <w:right w:val="nil"/>
             </w:tcBorders>
+            <w:tcMar>
+              <w:top w:w="500" w:type="dxa"/>
+              <w:end w:w="120" w:type="dxa"/>
+              <w:bottom w:w="420" w:type="dxa"/>
+              <w:start w:w="120" w:type="dxa"/>
+            </w:tcMar>
           </w:tcPr>
           <w:p>
             <w:pPr>
-              <w:spacing w:before="0" w:after="60" w:line="240" w:lineRule="auto"/>
+              <w:spacing w:before="0" w:after="80" w:line="228" w:lineRule="auto"/>
+              <w:jc w:val="center"/>
             </w:pPr>
             <w:r>
               <w:rPr>
-                <w:rFonts w:ascii="Arial" w:hAnsi="Arial" w:eastAsia="Arial"/>
-                <w:b w:val="0"/>
-                <w:i w:val="0"/>
-                <w:color w:val="FFFFFF"/>
-                <w:sz w:val="52"/>
+                <w:rFonts w:ascii="Arial Narrow" w:hAnsi="Arial Narrow" w:eastAsia="Arial Narrow"/>
+                <w:b/>
+                <w:color w:val="111111"/>
+                <w:sz w:val="76"/>
               </w:rPr>
               <w:t xml:space="preserve">Anatide </w:t>
             </w:r>
             <w:r>
               <w:rPr>
-                <w:rFonts w:ascii="Arial" w:hAnsi="Arial" w:eastAsia="Arial"/>
+                <w:rFonts w:ascii="Arial Narrow" w:hAnsi="Arial Narrow" w:eastAsia="Arial Narrow"/>
                 <w:b/>
-                <w:i w:val="0"/>
-                <w:color w:val="9DB9EA"/>
-                <w:sz w:val="52"/>
+                <w:color w:val="182744"/>
+                <w:sz w:val="76"/>
               </w:rPr>
               <w:t>ANANI</w:t>
             </w:r>
           </w:p>
           <w:p>
             <w:pPr>
-              <w:spacing w:before="0" w:after="80" w:line="240" w:lineRule="auto"/>
+              <w:spacing w:before="0" w:after="160" w:line="240" w:lineRule="auto"/>
+              <w:jc w:val="center"/>
             </w:pPr>
             <w:r>
               <w:rPr>
                 <w:rFonts w:ascii="Arial" w:hAnsi="Arial" w:eastAsia="Arial"/>
                 <w:b/>
-                <w:i w:val="0"/>
-                <w:color w:val="FFFFFF"/>
-                <w:sz w:val="20"/>
+                <w:color w:val="666666"/>
+                <w:sz w:val="22"/>
               </w:rPr>
               <w:t>Développeur Web Full-Stack</w:t>
             </w:r>
           </w:p>
           <w:p>
             <w:pPr>
+              <w:spacing w:before="0" w:after="320" w:line="240" w:lineRule="auto"/>
+              <w:jc w:val="center"/>
+            </w:pPr>
+            <w:r>
+              <w:rPr>
+                <w:rFonts w:ascii="Courier New" w:hAnsi="Courier New" w:eastAsia="Courier New"/>
+                <w:b w:val="0"/>
+                <w:color w:val="182744"/>
+                <w:sz w:val="14"/>
+              </w:rPr>
+              <w:t>DISPONIBLE POUR UN STAGE  ·  LOMÉ, TOGO</w:t>
+            </w:r>
+          </w:p>
+          <w:p>
+            <w:pPr>
               <w:spacing w:before="0" w:after="0" w:line="240" w:lineRule="auto"/>
+              <w:jc w:val="center"/>
             </w:pPr>
             <w:r>
               <w:rPr>
                 <w:rFonts w:ascii="Arial" w:hAnsi="Arial" w:eastAsia="Arial"/>
                 <w:b w:val="0"/>
-                <w:i w:val="0"/>
-                <w:color w:val="C8D4EA"/>
-                <w:sz w:val="15"/>
+                <w:color w:val="182744"/>
+                <w:sz w:val="16"/>
               </w:rPr>
-              <w:t>Disponible pour un stage · Lomé, Togo</w:t>
-            </w:r>
-          </w:p>
-        </w:tc>
-        <w:tc>
-          <w:tcPr>
-            <w:tcW w:type="dxa" w:w="5584"/>
-            <w:shd w:fill="17233D"/>
-            <w:tcMar>
-              <w:top w:w="185" w:type="dxa"/>
-              <w:start w:w="220" w:type="dxa"/>
-              <w:bottom w:w="160" w:type="dxa"/>
-              <w:end w:w="220" w:type="dxa"/>
-            </w:tcMar>
-            <w:tcBorders>
-              <w:top w:val="nil"/>
-              <w:bottom w:val="nil"/>
-              <w:left w:val="nil"/>
-              <w:right w:val="nil"/>
-            </w:tcBorders>
-          </w:tcPr>
-          <w:p>
-            <w:pPr>
-              <w:spacing w:before="0" w:after="60" w:line="240" w:lineRule="auto"/>
-              <w:jc w:val="right"/>
-            </w:pPr>
-            <w:r>
-              <w:rPr>
-                <w:rFonts w:ascii="Arial" w:hAnsi="Arial" w:eastAsia="Arial"/>
-                <w:b w:val="0"/>
-                <w:i w:val="0"/>
-                <w:color w:val="FFFFFF"/>
-                <w:sz w:val="15"/>
-              </w:rPr>
-              <w:t>ananianatid@gmail.com</w:t>
-            </w:r>
-          </w:p>
-          <w:p>
-            <w:pPr>
-              <w:spacing w:before="0" w:after="60" w:line="240" w:lineRule="auto"/>
-              <w:jc w:val="right"/>
-            </w:pPr>
-            <w:r>
-              <w:rPr>
-                <w:rFonts w:ascii="Arial" w:hAnsi="Arial" w:eastAsia="Arial"/>
-                <w:b w:val="0"/>
-                <w:i w:val="0"/>
-                <w:color w:val="FFFFFF"/>
-                <w:sz w:val="15"/>
-              </w:rPr>
-              <w:t>+228 70 07 68 29</w:t>
-            </w:r>
-          </w:p>
-          <w:p>
-            <w:pPr>
-              <w:spacing w:before="0" w:after="60" w:line="240" w:lineRule="auto"/>
-              <w:jc w:val="right"/>
-            </w:pPr>
-            <w:r>
-              <w:rPr>
-                <w:rFonts w:ascii="Arial" w:hAnsi="Arial" w:eastAsia="Arial"/>
-                <w:b w:val="0"/>
-                <w:i w:val="0"/>
-                <w:color w:val="FFFFFF"/>
-                <w:sz w:val="15"/>
-              </w:rPr>
-              <w:t>github.com/ananianatid</w:t>
+              <w:t>ananianatid@gmail.com   ·   +228 70 07 68 29   ·   github.com/ananianatid</w:t>
             </w:r>
           </w:p>
         </w:tc>
@@ -158,47 +104,54 @@
     <w:tbl>
       <w:tblPr>
         <w:tblW w:type="auto" w:w="0"/>
-        <w:jc w:val="center"/>
         <w:tblLayout w:type="fixed"/>
         <w:tblLook w:firstColumn="1" w:firstRow="1" w:lastColumn="0" w:lastRow="0" w:noHBand="0" w:noVBand="1" w:val="04A0"/>
       </w:tblPr>
       <w:tblGrid>
-        <w:gridCol w:w="3628"/>
-        <w:gridCol w:w="7540"/>
+        <w:gridCol w:w="3883"/>
+        <w:gridCol w:w="7818"/>
       </w:tblGrid>
       <w:tr>
         <w:tc>
           <w:tcPr>
-            <w:tcW w:type="dxa" w:w="5584"/>
-            <w:vAlign w:val="top"/>
+            <w:tcW w:type="dxa" w:w="5851"/>
             <w:tcBorders>
               <w:top w:val="nil"/>
+              <w:right w:val="single" w:sz="5" w:color="DDDDDD"/>
               <w:bottom w:val="nil"/>
               <w:left w:val="nil"/>
-              <w:right w:val="single" w:sz="6" w:color="D8DEE8"/>
             </w:tcBorders>
+            <w:vAlign w:val="top"/>
+            <w:shd w:fill="F7F7F6"/>
             <w:tcMar>
-              <w:top w:w="130" w:type="dxa"/>
-              <w:start w:w="150" w:type="dxa"/>
-              <w:bottom w:w="80" w:type="dxa"/>
-              <w:end w:w="150" w:type="dxa"/>
+              <w:top w:w="520" w:type="dxa"/>
+              <w:end w:w="520" w:type="dxa"/>
+              <w:bottom w:w="420" w:type="dxa"/>
+              <w:start w:w="820" w:type="dxa"/>
             </w:tcMar>
-            <w:shd w:fill="F3F6FB"/>
           </w:tcPr>
           <w:p/>
           <w:p>
             <w:pPr>
-              <w:spacing w:before="120" w:after="100" w:line="240" w:lineRule="auto"/>
+              <w:spacing w:before="0" w:after="140" w:line="240" w:lineRule="auto"/>
               <w:pBdr>
-                <w:bottom w:val="single" w:sz="5" w:space="2" w:color="D8DEE8"/>
+                <w:bottom w:val="single" w:sz="5" w:space="5" w:color="DDDDDD"/>
               </w:pBdr>
             </w:pPr>
             <w:r>
               <w:rPr>
-                <w:rFonts w:ascii="Arial" w:hAnsi="Arial" w:eastAsia="Arial"/>
+                <w:rFonts w:ascii="Courier New" w:hAnsi="Courier New" w:eastAsia="Courier New"/>
                 <w:b/>
-                <w:i w:val="0"/>
-                <w:color w:val="2E5EA8"/>
+                <w:color w:val="182744"/>
+                <w:sz w:val="16"/>
+              </w:rPr>
+              <w:t xml:space="preserve">//  </w:t>
+            </w:r>
+            <w:r>
+              <w:rPr>
+                <w:rFonts w:ascii="Courier New" w:hAnsi="Courier New" w:eastAsia="Courier New"/>
+                <w:b/>
+                <w:color w:val="182744"/>
                 <w:sz w:val="14"/>
               </w:rPr>
               <w:t>PROFIL</w:t>
@@ -206,15 +159,14 @@
           </w:p>
           <w:p>
             <w:pPr>
-              <w:spacing w:before="0" w:after="100" w:line="278" w:lineRule="auto"/>
+              <w:spacing w:before="0" w:after="120" w:line="341" w:lineRule="auto"/>
             </w:pPr>
             <w:r>
               <w:rPr>
                 <w:rFonts w:ascii="Arial" w:hAnsi="Arial" w:eastAsia="Arial"/>
                 <w:b w:val="0"/>
-                <w:i w:val="0"/>
-                <w:color w:val="444444"/>
-                <w:sz w:val="16"/>
+                <w:color w:val="4A4A4A"/>
+                <w:sz w:val="17"/>
               </w:rPr>
               <w:t xml:space="preserve">Passionné d'informatique depuis le lycée, j'ai démarré avec </w:t>
             </w:r>
@@ -222,9 +174,8 @@
               <w:rPr>
                 <w:rFonts w:ascii="Arial" w:hAnsi="Arial" w:eastAsia="Arial"/>
                 <w:b/>
-                <w:i w:val="0"/>
-                <w:color w:val="151515"/>
-                <w:sz w:val="16"/>
+                <w:color w:val="111111"/>
+                <w:sz w:val="17"/>
               </w:rPr>
               <w:t>Arduino et l'IoT</w:t>
             </w:r>
@@ -232,19 +183,35 @@
               <w:rPr>
                 <w:rFonts w:ascii="Arial" w:hAnsi="Arial" w:eastAsia="Arial"/>
                 <w:b w:val="0"/>
-                <w:i w:val="0"/>
-                <w:color w:val="444444"/>
-                <w:sz w:val="16"/>
+                <w:color w:val="4A4A4A"/>
+                <w:sz w:val="17"/>
               </w:rPr>
-              <w:t xml:space="preserve"> avant de plonger dans le développement web. Aujourd'hui en 3ème année de Licence en Génie Logiciel, je conçois des applications qui répondent à de vrais besoins, avec une approche orientée </w:t>
+              <w:t xml:space="preserve"> avant de plonger dans le développement web. Aujourd'hui en 3</w:t>
+            </w:r>
+            <w:r>
+              <w:rPr>
+                <w:rFonts w:ascii="Arial" w:hAnsi="Arial" w:eastAsia="Arial"/>
+                <w:b w:val="0"/>
+                <w:color w:val="4A4A4A"/>
+                <w:sz w:val="17"/>
+              </w:rPr>
+              <w:t>ème</w:t>
+            </w:r>
+            <w:r>
+              <w:rPr>
+                <w:rFonts w:ascii="Arial" w:hAnsi="Arial" w:eastAsia="Arial"/>
+                <w:b w:val="0"/>
+                <w:color w:val="4A4A4A"/>
+                <w:sz w:val="17"/>
+              </w:rPr>
+              <w:t xml:space="preserve"> année de Licence en Génie Logiciel, je conçois des applications avec une approche </w:t>
             </w:r>
             <w:r>
               <w:rPr>
                 <w:rFonts w:ascii="Arial" w:hAnsi="Arial" w:eastAsia="Arial"/>
                 <w:b/>
-                <w:i w:val="0"/>
-                <w:color w:val="151515"/>
-                <w:sz w:val="16"/>
+                <w:color w:val="111111"/>
+                <w:sz w:val="17"/>
               </w:rPr>
               <w:t>architecture propre</w:t>
             </w:r>
@@ -252,9 +219,8 @@
               <w:rPr>
                 <w:rFonts w:ascii="Arial" w:hAnsi="Arial" w:eastAsia="Arial"/>
                 <w:b w:val="0"/>
-                <w:i w:val="0"/>
-                <w:color w:val="444444"/>
-                <w:sz w:val="16"/>
+                <w:color w:val="4A4A4A"/>
+                <w:sz w:val="17"/>
               </w:rPr>
               <w:t xml:space="preserve"> et </w:t>
             </w:r>
@@ -262,36 +228,33 @@
               <w:rPr>
                 <w:rFonts w:ascii="Arial" w:hAnsi="Arial" w:eastAsia="Arial"/>
                 <w:b/>
-                <w:i w:val="0"/>
-                <w:color w:val="151515"/>
-                <w:sz w:val="16"/>
+                <w:color w:val="111111"/>
+                <w:sz w:val="17"/>
               </w:rPr>
-              <w:t>expérience utilisateur</w:t>
-            </w:r>
-            <w:r>
-              <w:rPr>
-                <w:rFonts w:ascii="Arial" w:hAnsi="Arial" w:eastAsia="Arial"/>
-                <w:b w:val="0"/>
-                <w:i w:val="0"/>
-                <w:color w:val="444444"/>
-                <w:sz w:val="16"/>
-              </w:rPr>
-              <w:t>.</w:t>
+              <w:t>expérience utilisateur.</w:t>
             </w:r>
           </w:p>
           <w:p>
             <w:pPr>
-              <w:spacing w:before="120" w:after="100" w:line="240" w:lineRule="auto"/>
+              <w:spacing w:before="320" w:after="140" w:line="240" w:lineRule="auto"/>
               <w:pBdr>
-                <w:bottom w:val="single" w:sz="5" w:space="2" w:color="D8DEE8"/>
+                <w:bottom w:val="single" w:sz="5" w:space="5" w:color="DDDDDD"/>
               </w:pBdr>
             </w:pPr>
             <w:r>
               <w:rPr>
-                <w:rFonts w:ascii="Arial" w:hAnsi="Arial" w:eastAsia="Arial"/>
+                <w:rFonts w:ascii="Courier New" w:hAnsi="Courier New" w:eastAsia="Courier New"/>
                 <w:b/>
-                <w:i w:val="0"/>
-                <w:color w:val="2E5EA8"/>
+                <w:color w:val="182744"/>
+                <w:sz w:val="16"/>
+              </w:rPr>
+              <w:t xml:space="preserve">//  </w:t>
+            </w:r>
+            <w:r>
+              <w:rPr>
+                <w:rFonts w:ascii="Courier New" w:hAnsi="Courier New" w:eastAsia="Courier New"/>
+                <w:b/>
+                <w:color w:val="182744"/>
                 <w:sz w:val="14"/>
               </w:rPr>
               <w:t>LANGUES</w:t>
@@ -304,24 +267,24 @@
               <w:tblLook w:firstColumn="1" w:firstRow="1" w:lastColumn="0" w:lastRow="0" w:noHBand="0" w:noVBand="1" w:val="04A0"/>
             </w:tblPr>
             <w:tblGrid>
-              <w:gridCol w:w="1843"/>
-              <w:gridCol w:w="1332"/>
+              <w:gridCol w:w="1984"/>
+              <w:gridCol w:w="1020"/>
             </w:tblGrid>
             <w:tr>
               <w:tc>
                 <w:tcPr>
-                  <w:tcW w:type="dxa" w:w="2792"/>
+                  <w:tcW w:type="dxa" w:w="2925"/>
                   <w:tcBorders>
                     <w:top w:val="nil"/>
-                    <w:bottom w:val="single" w:sz="3" w:color="D8DEE8"/>
+                    <w:right w:val="nil"/>
+                    <w:bottom w:val="single" w:sz="3" w:color="DDDDDD"/>
                     <w:left w:val="nil"/>
-                    <w:right w:val="nil"/>
                   </w:tcBorders>
                   <w:tcMar>
-                    <w:top w:w="42" w:type="dxa"/>
+                    <w:top w:w="35" w:type="dxa"/>
+                    <w:end w:w="0" w:type="dxa"/>
+                    <w:bottom w:w="35" w:type="dxa"/>
                     <w:start w:w="0" w:type="dxa"/>
-                    <w:bottom w:w="42" w:type="dxa"/>
-                    <w:end w:w="0" w:type="dxa"/>
                   </w:tcMar>
                 </w:tcPr>
                 <w:p>
@@ -331,10 +294,9 @@
                   <w:r>
                     <w:rPr>
                       <w:rFonts w:ascii="Arial" w:hAnsi="Arial" w:eastAsia="Arial"/>
-                      <w:b/>
-                      <w:i w:val="0"/>
-                      <w:color w:val="151515"/>
-                      <w:sz w:val="15"/>
+                      <w:b w:val="0"/>
+                      <w:color w:val="111111"/>
+                      <w:sz w:val="16"/>
                     </w:rPr>
                     <w:t>Français</w:t>
                   </w:r>
@@ -342,18 +304,18 @@
               </w:tc>
               <w:tc>
                 <w:tcPr>
-                  <w:tcW w:type="dxa" w:w="2792"/>
+                  <w:tcW w:type="dxa" w:w="2925"/>
                   <w:tcBorders>
                     <w:top w:val="nil"/>
-                    <w:bottom w:val="single" w:sz="3" w:color="D8DEE8"/>
+                    <w:right w:val="nil"/>
+                    <w:bottom w:val="single" w:sz="3" w:color="DDDDDD"/>
                     <w:left w:val="nil"/>
-                    <w:right w:val="nil"/>
                   </w:tcBorders>
                   <w:tcMar>
-                    <w:top w:w="42" w:type="dxa"/>
+                    <w:top w:w="35" w:type="dxa"/>
+                    <w:end w:w="0" w:type="dxa"/>
+                    <w:bottom w:w="35" w:type="dxa"/>
                     <w:start w:w="0" w:type="dxa"/>
-                    <w:bottom w:w="42" w:type="dxa"/>
-                    <w:end w:w="0" w:type="dxa"/>
                   </w:tcMar>
                 </w:tcPr>
                 <w:p>
@@ -363,10 +325,9 @@
                   </w:pPr>
                   <w:r>
                     <w:rPr>
-                      <w:rFonts w:ascii="Arial" w:hAnsi="Arial" w:eastAsia="Arial"/>
+                      <w:rFonts w:ascii="Courier New" w:hAnsi="Courier New" w:eastAsia="Courier New"/>
                       <w:b w:val="0"/>
-                      <w:i w:val="0"/>
-                      <w:color w:val="2E5EA8"/>
+                      <w:color w:val="182744"/>
                       <w:sz w:val="14"/>
                     </w:rPr>
                     <w:t>Avancé</w:t>
@@ -383,24 +344,24 @@
               <w:tblLook w:firstColumn="1" w:firstRow="1" w:lastColumn="0" w:lastRow="0" w:noHBand="0" w:noVBand="1" w:val="04A0"/>
             </w:tblPr>
             <w:tblGrid>
-              <w:gridCol w:w="1843"/>
-              <w:gridCol w:w="1332"/>
+              <w:gridCol w:w="1984"/>
+              <w:gridCol w:w="1020"/>
             </w:tblGrid>
             <w:tr>
               <w:tc>
                 <w:tcPr>
-                  <w:tcW w:type="dxa" w:w="2792"/>
+                  <w:tcW w:type="dxa" w:w="2925"/>
                   <w:tcBorders>
                     <w:top w:val="nil"/>
-                    <w:bottom w:val="single" w:sz="3" w:color="D8DEE8"/>
+                    <w:right w:val="nil"/>
+                    <w:bottom w:val="single" w:sz="3" w:color="DDDDDD"/>
                     <w:left w:val="nil"/>
-                    <w:right w:val="nil"/>
                   </w:tcBorders>
                   <w:tcMar>
-                    <w:top w:w="42" w:type="dxa"/>
+                    <w:top w:w="35" w:type="dxa"/>
+                    <w:end w:w="0" w:type="dxa"/>
+                    <w:bottom w:w="35" w:type="dxa"/>
                     <w:start w:w="0" w:type="dxa"/>
-                    <w:bottom w:w="42" w:type="dxa"/>
-                    <w:end w:w="0" w:type="dxa"/>
                   </w:tcMar>
                 </w:tcPr>
                 <w:p>
@@ -410,10 +371,9 @@
                   <w:r>
                     <w:rPr>
                       <w:rFonts w:ascii="Arial" w:hAnsi="Arial" w:eastAsia="Arial"/>
-                      <w:b/>
-                      <w:i w:val="0"/>
-                      <w:color w:val="151515"/>
-                      <w:sz w:val="15"/>
+                      <w:b w:val="0"/>
+                      <w:color w:val="111111"/>
+                      <w:sz w:val="16"/>
                     </w:rPr>
                     <w:t>Anglais</w:t>
                   </w:r>
@@ -421,18 +381,18 @@
               </w:tc>
               <w:tc>
                 <w:tcPr>
-                  <w:tcW w:type="dxa" w:w="2792"/>
+                  <w:tcW w:type="dxa" w:w="2925"/>
                   <w:tcBorders>
                     <w:top w:val="nil"/>
-                    <w:bottom w:val="single" w:sz="3" w:color="D8DEE8"/>
+                    <w:right w:val="nil"/>
+                    <w:bottom w:val="single" w:sz="3" w:color="DDDDDD"/>
                     <w:left w:val="nil"/>
-                    <w:right w:val="nil"/>
                   </w:tcBorders>
                   <w:tcMar>
-                    <w:top w:w="42" w:type="dxa"/>
+                    <w:top w:w="35" w:type="dxa"/>
+                    <w:end w:w="0" w:type="dxa"/>
+                    <w:bottom w:w="35" w:type="dxa"/>
                     <w:start w:w="0" w:type="dxa"/>
-                    <w:bottom w:w="42" w:type="dxa"/>
-                    <w:end w:w="0" w:type="dxa"/>
                   </w:tcMar>
                 </w:tcPr>
                 <w:p>
@@ -442,10 +402,9 @@
                   </w:pPr>
                   <w:r>
                     <w:rPr>
-                      <w:rFonts w:ascii="Arial" w:hAnsi="Arial" w:eastAsia="Arial"/>
+                      <w:rFonts w:ascii="Courier New" w:hAnsi="Courier New" w:eastAsia="Courier New"/>
                       <w:b w:val="0"/>
-                      <w:i w:val="0"/>
-                      <w:color w:val="2E5EA8"/>
+                      <w:color w:val="182744"/>
                       <w:sz w:val="14"/>
                     </w:rPr>
                     <w:t>B2</w:t>
@@ -462,24 +421,24 @@
               <w:tblLook w:firstColumn="1" w:firstRow="1" w:lastColumn="0" w:lastRow="0" w:noHBand="0" w:noVBand="1" w:val="04A0"/>
             </w:tblPr>
             <w:tblGrid>
-              <w:gridCol w:w="1843"/>
-              <w:gridCol w:w="1332"/>
+              <w:gridCol w:w="1984"/>
+              <w:gridCol w:w="1020"/>
             </w:tblGrid>
             <w:tr>
               <w:tc>
                 <w:tcPr>
-                  <w:tcW w:type="dxa" w:w="2792"/>
+                  <w:tcW w:type="dxa" w:w="2925"/>
                   <w:tcBorders>
                     <w:top w:val="nil"/>
-                    <w:bottom w:val="single" w:sz="3" w:color="D8DEE8"/>
+                    <w:right w:val="nil"/>
+                    <w:bottom w:val="single" w:sz="3" w:color="DDDDDD"/>
                     <w:left w:val="nil"/>
-                    <w:right w:val="nil"/>
                   </w:tcBorders>
                   <w:tcMar>
-                    <w:top w:w="42" w:type="dxa"/>
+                    <w:top w:w="35" w:type="dxa"/>
+                    <w:end w:w="0" w:type="dxa"/>
+                    <w:bottom w:w="35" w:type="dxa"/>
                     <w:start w:w="0" w:type="dxa"/>
-                    <w:bottom w:w="42" w:type="dxa"/>
-                    <w:end w:w="0" w:type="dxa"/>
                   </w:tcMar>
                 </w:tcPr>
                 <w:p>
@@ -489,10 +448,9 @@
                   <w:r>
                     <w:rPr>
                       <w:rFonts w:ascii="Arial" w:hAnsi="Arial" w:eastAsia="Arial"/>
-                      <w:b/>
-                      <w:i w:val="0"/>
-                      <w:color w:val="151515"/>
-                      <w:sz w:val="15"/>
+                      <w:b w:val="0"/>
+                      <w:color w:val="111111"/>
+                      <w:sz w:val="16"/>
                     </w:rPr>
                     <w:t>Ewe</w:t>
                   </w:r>
@@ -500,18 +458,18 @@
               </w:tc>
               <w:tc>
                 <w:tcPr>
-                  <w:tcW w:type="dxa" w:w="2792"/>
+                  <w:tcW w:type="dxa" w:w="2925"/>
                   <w:tcBorders>
                     <w:top w:val="nil"/>
-                    <w:bottom w:val="single" w:sz="3" w:color="D8DEE8"/>
+                    <w:right w:val="nil"/>
+                    <w:bottom w:val="single" w:sz="3" w:color="DDDDDD"/>
                     <w:left w:val="nil"/>
-                    <w:right w:val="nil"/>
                   </w:tcBorders>
                   <w:tcMar>
-                    <w:top w:w="42" w:type="dxa"/>
+                    <w:top w:w="35" w:type="dxa"/>
+                    <w:end w:w="0" w:type="dxa"/>
+                    <w:bottom w:w="35" w:type="dxa"/>
                     <w:start w:w="0" w:type="dxa"/>
-                    <w:bottom w:w="42" w:type="dxa"/>
-                    <w:end w:w="0" w:type="dxa"/>
                   </w:tcMar>
                 </w:tcPr>
                 <w:p>
@@ -521,10 +479,9 @@
                   </w:pPr>
                   <w:r>
                     <w:rPr>
-                      <w:rFonts w:ascii="Arial" w:hAnsi="Arial" w:eastAsia="Arial"/>
+                      <w:rFonts w:ascii="Courier New" w:hAnsi="Courier New" w:eastAsia="Courier New"/>
                       <w:b w:val="0"/>
-                      <w:i w:val="0"/>
-                      <w:color w:val="2E5EA8"/>
+                      <w:color w:val="182744"/>
                       <w:sz w:val="14"/>
                     </w:rPr>
                     <w:t>Natif</w:t>
@@ -536,17 +493,25 @@
           <w:p/>
           <w:p>
             <w:pPr>
-              <w:spacing w:before="120" w:after="100" w:line="240" w:lineRule="auto"/>
+              <w:spacing w:before="360" w:after="140" w:line="240" w:lineRule="auto"/>
               <w:pBdr>
-                <w:bottom w:val="single" w:sz="5" w:space="2" w:color="D8DEE8"/>
+                <w:bottom w:val="single" w:sz="5" w:space="5" w:color="DDDDDD"/>
               </w:pBdr>
             </w:pPr>
             <w:r>
               <w:rPr>
-                <w:rFonts w:ascii="Arial" w:hAnsi="Arial" w:eastAsia="Arial"/>
+                <w:rFonts w:ascii="Courier New" w:hAnsi="Courier New" w:eastAsia="Courier New"/>
                 <w:b/>
-                <w:i w:val="0"/>
-                <w:color w:val="2E5EA8"/>
+                <w:color w:val="182744"/>
+                <w:sz w:val="16"/>
+              </w:rPr>
+              <w:t xml:space="preserve">//  </w:t>
+            </w:r>
+            <w:r>
+              <w:rPr>
+                <w:rFonts w:ascii="Courier New" w:hAnsi="Courier New" w:eastAsia="Courier New"/>
+                <w:b/>
+                <w:color w:val="182744"/>
                 <w:sz w:val="14"/>
               </w:rPr>
               <w:t>COMPÉTENCES</w:t>
@@ -554,14 +519,13 @@
           </w:p>
           <w:p>
             <w:pPr>
-              <w:spacing w:before="100" w:after="40" w:line="240" w:lineRule="auto"/>
+              <w:spacing w:before="120" w:after="80" w:line="240" w:lineRule="auto"/>
             </w:pPr>
             <w:r>
               <w:rPr>
-                <w:rFonts w:ascii="Arial" w:hAnsi="Arial" w:eastAsia="Arial"/>
+                <w:rFonts w:ascii="Courier New" w:hAnsi="Courier New" w:eastAsia="Courier New"/>
                 <w:b/>
-                <w:i w:val="0"/>
-                <w:color w:val="17233D"/>
+                <w:color w:val="182744"/>
                 <w:sz w:val="13"/>
               </w:rPr>
               <w:t>BACKEND</w:t>
@@ -570,33 +534,30 @@
           <w:tbl>
             <w:tblPr>
               <w:tblW w:type="auto" w:w="0"/>
-              <w:jc w:val="left"/>
               <w:tblLayout w:type="fixed"/>
               <w:tblLook w:firstColumn="1" w:firstRow="1" w:lastColumn="0" w:lastRow="0" w:noHBand="0" w:noVBand="1" w:val="04A0"/>
             </w:tblPr>
             <w:tblGrid>
-              <w:gridCol w:w="1861"/>
-              <w:gridCol w:w="1861"/>
-              <w:gridCol w:w="1861"/>
+              <w:gridCol w:w="2925"/>
+              <w:gridCol w:w="2925"/>
             </w:tblGrid>
             <w:tr>
               <w:tc>
                 <w:tcPr>
-                  <w:tcW w:type="dxa" w:w="1861"/>
+                  <w:tcW w:type="dxa" w:w="2925"/>
+                  <w:shd w:fill="F2F5FA"/>
+                  <w:tcBorders>
+                    <w:top w:val="single" w:sz="3" w:color="D8DEE8"/>
+                    <w:right w:val="single" w:sz="3" w:color="D8DEE8"/>
+                    <w:bottom w:val="single" w:sz="3" w:color="D8DEE8"/>
+                    <w:left w:val="single" w:sz="3" w:color="D8DEE8"/>
+                  </w:tcBorders>
                   <w:tcMar>
-                    <w:top w:w="38" w:type="dxa"/>
-                    <w:start w:w="55" w:type="dxa"/>
-                    <w:bottom w:w="38" w:type="dxa"/>
-                    <w:end w:w="55" w:type="dxa"/>
+                    <w:top w:w="22" w:type="dxa"/>
+                    <w:end w:w="35" w:type="dxa"/>
+                    <w:bottom w:w="22" w:type="dxa"/>
+                    <w:start w:w="35" w:type="dxa"/>
                   </w:tcMar>
-                  <w:shd w:fill="E9EEF7"/>
-                  <w:tcBorders>
-                    <w:top w:val="single" w:sz="4" w:color="CBD5E1"/>
-                    <w:bottom w:val="single" w:sz="4" w:color="CBD5E1"/>
-                    <w:left w:val="single" w:sz="4" w:color="CBD5E1"/>
-                    <w:right w:val="single" w:sz="4" w:color="CBD5E1"/>
-                  </w:tcBorders>
-                  <w:vAlign w:val="center"/>
                 </w:tcPr>
                 <w:p>
                   <w:pPr>
@@ -605,11 +566,10 @@
                   </w:pPr>
                   <w:r>
                     <w:rPr>
-                      <w:rFonts w:ascii="Arial" w:hAnsi="Arial" w:eastAsia="Arial"/>
+                      <w:rFonts w:ascii="Courier New" w:hAnsi="Courier New" w:eastAsia="Courier New"/>
                       <w:b w:val="0"/>
-                      <w:i w:val="0"/>
-                      <w:color w:val="2E5EA8"/>
-                      <w:sz w:val="11"/>
+                      <w:color w:val="182744"/>
+                      <w:sz w:val="12"/>
                     </w:rPr>
                     <w:t>Laravel 10/12</w:t>
                   </w:r>
@@ -617,21 +577,20 @@
               </w:tc>
               <w:tc>
                 <w:tcPr>
-                  <w:tcW w:type="dxa" w:w="1861"/>
+                  <w:tcW w:type="dxa" w:w="2925"/>
+                  <w:shd w:fill="F2F5FA"/>
+                  <w:tcBorders>
+                    <w:top w:val="single" w:sz="3" w:color="D8DEE8"/>
+                    <w:right w:val="single" w:sz="3" w:color="D8DEE8"/>
+                    <w:bottom w:val="single" w:sz="3" w:color="D8DEE8"/>
+                    <w:left w:val="single" w:sz="3" w:color="D8DEE8"/>
+                  </w:tcBorders>
                   <w:tcMar>
-                    <w:top w:w="38" w:type="dxa"/>
-                    <w:start w:w="55" w:type="dxa"/>
-                    <w:bottom w:w="38" w:type="dxa"/>
-                    <w:end w:w="55" w:type="dxa"/>
+                    <w:top w:w="22" w:type="dxa"/>
+                    <w:end w:w="35" w:type="dxa"/>
+                    <w:bottom w:w="22" w:type="dxa"/>
+                    <w:start w:w="35" w:type="dxa"/>
                   </w:tcMar>
-                  <w:shd w:fill="E9EEF7"/>
-                  <w:tcBorders>
-                    <w:top w:val="single" w:sz="4" w:color="CBD5E1"/>
-                    <w:bottom w:val="single" w:sz="4" w:color="CBD5E1"/>
-                    <w:left w:val="single" w:sz="4" w:color="CBD5E1"/>
-                    <w:right w:val="single" w:sz="4" w:color="CBD5E1"/>
-                  </w:tcBorders>
-                  <w:vAlign w:val="center"/>
                 </w:tcPr>
                 <w:p>
                   <w:pPr>
@@ -640,33 +599,33 @@
                   </w:pPr>
                   <w:r>
                     <w:rPr>
-                      <w:rFonts w:ascii="Arial" w:hAnsi="Arial" w:eastAsia="Arial"/>
+                      <w:rFonts w:ascii="Courier New" w:hAnsi="Courier New" w:eastAsia="Courier New"/>
                       <w:b w:val="0"/>
-                      <w:i w:val="0"/>
-                      <w:color w:val="2E5EA8"/>
-                      <w:sz w:val="11"/>
+                      <w:color w:val="182744"/>
+                      <w:sz w:val="12"/>
                     </w:rPr>
                     <w:t>Statamic</w:t>
                   </w:r>
                 </w:p>
               </w:tc>
+            </w:tr>
+            <w:tr>
               <w:tc>
                 <w:tcPr>
-                  <w:tcW w:type="dxa" w:w="1861"/>
+                  <w:tcW w:type="dxa" w:w="2925"/>
+                  <w:shd w:fill="F2F5FA"/>
+                  <w:tcBorders>
+                    <w:top w:val="single" w:sz="3" w:color="D8DEE8"/>
+                    <w:right w:val="single" w:sz="3" w:color="D8DEE8"/>
+                    <w:bottom w:val="single" w:sz="3" w:color="D8DEE8"/>
+                    <w:left w:val="single" w:sz="3" w:color="D8DEE8"/>
+                  </w:tcBorders>
                   <w:tcMar>
-                    <w:top w:w="38" w:type="dxa"/>
-                    <w:start w:w="55" w:type="dxa"/>
-                    <w:bottom w:w="38" w:type="dxa"/>
-                    <w:end w:w="55" w:type="dxa"/>
+                    <w:top w:w="22" w:type="dxa"/>
+                    <w:end w:w="35" w:type="dxa"/>
+                    <w:bottom w:w="22" w:type="dxa"/>
+                    <w:start w:w="35" w:type="dxa"/>
                   </w:tcMar>
-                  <w:shd w:fill="E9EEF7"/>
-                  <w:tcBorders>
-                    <w:top w:val="single" w:sz="4" w:color="CBD5E1"/>
-                    <w:bottom w:val="single" w:sz="4" w:color="CBD5E1"/>
-                    <w:left w:val="single" w:sz="4" w:color="CBD5E1"/>
-                    <w:right w:val="single" w:sz="4" w:color="CBD5E1"/>
-                  </w:tcBorders>
-                  <w:vAlign w:val="center"/>
                 </w:tcPr>
                 <w:p>
                   <w:pPr>
@@ -675,35 +634,31 @@
                   </w:pPr>
                   <w:r>
                     <w:rPr>
-                      <w:rFonts w:ascii="Arial" w:hAnsi="Arial" w:eastAsia="Arial"/>
+                      <w:rFonts w:ascii="Courier New" w:hAnsi="Courier New" w:eastAsia="Courier New"/>
                       <w:b w:val="0"/>
-                      <w:i w:val="0"/>
-                      <w:color w:val="2E5EA8"/>
-                      <w:sz w:val="11"/>
+                      <w:color w:val="182744"/>
+                      <w:sz w:val="12"/>
                     </w:rPr>
                     <w:t>PHP 8+</w:t>
                   </w:r>
                 </w:p>
               </w:tc>
-            </w:tr>
-            <w:tr>
               <w:tc>
                 <w:tcPr>
-                  <w:tcW w:type="dxa" w:w="1861"/>
+                  <w:tcW w:type="dxa" w:w="2925"/>
+                  <w:shd w:fill="F2F5FA"/>
+                  <w:tcBorders>
+                    <w:top w:val="single" w:sz="3" w:color="D8DEE8"/>
+                    <w:right w:val="single" w:sz="3" w:color="D8DEE8"/>
+                    <w:bottom w:val="single" w:sz="3" w:color="D8DEE8"/>
+                    <w:left w:val="single" w:sz="3" w:color="D8DEE8"/>
+                  </w:tcBorders>
                   <w:tcMar>
-                    <w:top w:w="38" w:type="dxa"/>
-                    <w:start w:w="55" w:type="dxa"/>
-                    <w:bottom w:w="38" w:type="dxa"/>
-                    <w:end w:w="55" w:type="dxa"/>
+                    <w:top w:w="22" w:type="dxa"/>
+                    <w:end w:w="35" w:type="dxa"/>
+                    <w:bottom w:w="22" w:type="dxa"/>
+                    <w:start w:w="35" w:type="dxa"/>
                   </w:tcMar>
-                  <w:shd w:fill="E9EEF7"/>
-                  <w:tcBorders>
-                    <w:top w:val="single" w:sz="4" w:color="CBD5E1"/>
-                    <w:bottom w:val="single" w:sz="4" w:color="CBD5E1"/>
-                    <w:left w:val="single" w:sz="4" w:color="CBD5E1"/>
-                    <w:right w:val="single" w:sz="4" w:color="CBD5E1"/>
-                  </w:tcBorders>
-                  <w:vAlign w:val="center"/>
                 </w:tcPr>
                 <w:p>
                   <w:pPr>
@@ -712,33 +667,33 @@
                   </w:pPr>
                   <w:r>
                     <w:rPr>
-                      <w:rFonts w:ascii="Arial" w:hAnsi="Arial" w:eastAsia="Arial"/>
+                      <w:rFonts w:ascii="Courier New" w:hAnsi="Courier New" w:eastAsia="Courier New"/>
                       <w:b w:val="0"/>
-                      <w:i w:val="0"/>
-                      <w:color w:val="2E5EA8"/>
-                      <w:sz w:val="11"/>
+                      <w:color w:val="182744"/>
+                      <w:sz w:val="12"/>
                     </w:rPr>
                     <w:t>Node.js</w:t>
                   </w:r>
                 </w:p>
               </w:tc>
+            </w:tr>
+            <w:tr>
               <w:tc>
                 <w:tcPr>
-                  <w:tcW w:type="dxa" w:w="1861"/>
+                  <w:tcW w:type="dxa" w:w="2925"/>
+                  <w:shd w:fill="F2F5FA"/>
+                  <w:tcBorders>
+                    <w:top w:val="single" w:sz="3" w:color="D8DEE8"/>
+                    <w:right w:val="single" w:sz="3" w:color="D8DEE8"/>
+                    <w:bottom w:val="single" w:sz="3" w:color="D8DEE8"/>
+                    <w:left w:val="single" w:sz="3" w:color="D8DEE8"/>
+                  </w:tcBorders>
                   <w:tcMar>
-                    <w:top w:w="38" w:type="dxa"/>
-                    <w:start w:w="55" w:type="dxa"/>
-                    <w:bottom w:w="38" w:type="dxa"/>
-                    <w:end w:w="55" w:type="dxa"/>
+                    <w:top w:w="22" w:type="dxa"/>
+                    <w:end w:w="35" w:type="dxa"/>
+                    <w:bottom w:w="22" w:type="dxa"/>
+                    <w:start w:w="35" w:type="dxa"/>
                   </w:tcMar>
-                  <w:shd w:fill="E9EEF7"/>
-                  <w:tcBorders>
-                    <w:top w:val="single" w:sz="4" w:color="CBD5E1"/>
-                    <w:bottom w:val="single" w:sz="4" w:color="CBD5E1"/>
-                    <w:left w:val="single" w:sz="4" w:color="CBD5E1"/>
-                    <w:right w:val="single" w:sz="4" w:color="CBD5E1"/>
-                  </w:tcBorders>
-                  <w:vAlign w:val="center"/>
                 </w:tcPr>
                 <w:p>
                   <w:pPr>
@@ -747,11 +702,10 @@
                   </w:pPr>
                   <w:r>
                     <w:rPr>
-                      <w:rFonts w:ascii="Arial" w:hAnsi="Arial" w:eastAsia="Arial"/>
+                      <w:rFonts w:ascii="Courier New" w:hAnsi="Courier New" w:eastAsia="Courier New"/>
                       <w:b w:val="0"/>
-                      <w:i w:val="0"/>
-                      <w:color w:val="2E5EA8"/>
-                      <w:sz w:val="11"/>
+                      <w:color w:val="182744"/>
+                      <w:sz w:val="12"/>
                     </w:rPr>
                     <w:t>Express</w:t>
                   </w:r>
@@ -759,21 +713,20 @@
               </w:tc>
               <w:tc>
                 <w:tcPr>
-                  <w:tcW w:type="dxa" w:w="1861"/>
+                  <w:tcW w:type="dxa" w:w="2925"/>
+                  <w:shd w:fill="F2F5FA"/>
+                  <w:tcBorders>
+                    <w:top w:val="single" w:sz="3" w:color="D8DEE8"/>
+                    <w:right w:val="single" w:sz="3" w:color="D8DEE8"/>
+                    <w:bottom w:val="single" w:sz="3" w:color="D8DEE8"/>
+                    <w:left w:val="single" w:sz="3" w:color="D8DEE8"/>
+                  </w:tcBorders>
                   <w:tcMar>
-                    <w:top w:w="38" w:type="dxa"/>
-                    <w:start w:w="55" w:type="dxa"/>
-                    <w:bottom w:w="38" w:type="dxa"/>
-                    <w:end w:w="55" w:type="dxa"/>
+                    <w:top w:w="22" w:type="dxa"/>
+                    <w:end w:w="35" w:type="dxa"/>
+                    <w:bottom w:w="22" w:type="dxa"/>
+                    <w:start w:w="35" w:type="dxa"/>
                   </w:tcMar>
-                  <w:shd w:fill="E9EEF7"/>
-                  <w:tcBorders>
-                    <w:top w:val="single" w:sz="4" w:color="CBD5E1"/>
-                    <w:bottom w:val="single" w:sz="4" w:color="CBD5E1"/>
-                    <w:left w:val="single" w:sz="4" w:color="CBD5E1"/>
-                    <w:right w:val="single" w:sz="4" w:color="CBD5E1"/>
-                  </w:tcBorders>
-                  <w:vAlign w:val="center"/>
                 </w:tcPr>
                 <w:p>
                   <w:pPr>
@@ -782,11 +735,10 @@
                   </w:pPr>
                   <w:r>
                     <w:rPr>
-                      <w:rFonts w:ascii="Arial" w:hAnsi="Arial" w:eastAsia="Arial"/>
+                      <w:rFonts w:ascii="Courier New" w:hAnsi="Courier New" w:eastAsia="Courier New"/>
                       <w:b w:val="0"/>
-                      <w:i w:val="0"/>
-                      <w:color w:val="2E5EA8"/>
-                      <w:sz w:val="11"/>
+                      <w:color w:val="182744"/>
+                      <w:sz w:val="12"/>
                     </w:rPr>
                     <w:t>Sequelize</w:t>
                   </w:r>
@@ -796,21 +748,20 @@
             <w:tr>
               <w:tc>
                 <w:tcPr>
-                  <w:tcW w:type="dxa" w:w="1861"/>
+                  <w:tcW w:type="dxa" w:w="2925"/>
+                  <w:shd w:fill="F2F5FA"/>
+                  <w:tcBorders>
+                    <w:top w:val="single" w:sz="3" w:color="D8DEE8"/>
+                    <w:right w:val="single" w:sz="3" w:color="D8DEE8"/>
+                    <w:bottom w:val="single" w:sz="3" w:color="D8DEE8"/>
+                    <w:left w:val="single" w:sz="3" w:color="D8DEE8"/>
+                  </w:tcBorders>
                   <w:tcMar>
-                    <w:top w:w="38" w:type="dxa"/>
-                    <w:start w:w="55" w:type="dxa"/>
-                    <w:bottom w:w="38" w:type="dxa"/>
-                    <w:end w:w="55" w:type="dxa"/>
+                    <w:top w:w="22" w:type="dxa"/>
+                    <w:end w:w="35" w:type="dxa"/>
+                    <w:bottom w:w="22" w:type="dxa"/>
+                    <w:start w:w="35" w:type="dxa"/>
                   </w:tcMar>
-                  <w:shd w:fill="E9EEF7"/>
-                  <w:tcBorders>
-                    <w:top w:val="single" w:sz="4" w:color="CBD5E1"/>
-                    <w:bottom w:val="single" w:sz="4" w:color="CBD5E1"/>
-                    <w:left w:val="single" w:sz="4" w:color="CBD5E1"/>
-                    <w:right w:val="single" w:sz="4" w:color="CBD5E1"/>
-                  </w:tcBorders>
-                  <w:vAlign w:val="center"/>
                 </w:tcPr>
                 <w:p>
                   <w:pPr>
@@ -819,11 +770,10 @@
                   </w:pPr>
                   <w:r>
                     <w:rPr>
-                      <w:rFonts w:ascii="Arial" w:hAnsi="Arial" w:eastAsia="Arial"/>
+                      <w:rFonts w:ascii="Courier New" w:hAnsi="Courier New" w:eastAsia="Courier New"/>
                       <w:b w:val="0"/>
-                      <w:i w:val="0"/>
-                      <w:color w:val="2E5EA8"/>
-                      <w:sz w:val="11"/>
+                      <w:color w:val="182744"/>
+                      <w:sz w:val="12"/>
                     </w:rPr>
                     <w:t>Filament v3</w:t>
                   </w:r>
@@ -831,21 +781,20 @@
               </w:tc>
               <w:tc>
                 <w:tcPr>
-                  <w:tcW w:type="dxa" w:w="1861"/>
+                  <w:tcW w:type="dxa" w:w="2925"/>
+                  <w:shd w:fill="F2F5FA"/>
+                  <w:tcBorders>
+                    <w:top w:val="single" w:sz="3" w:color="D8DEE8"/>
+                    <w:right w:val="single" w:sz="3" w:color="D8DEE8"/>
+                    <w:bottom w:val="single" w:sz="3" w:color="D8DEE8"/>
+                    <w:left w:val="single" w:sz="3" w:color="D8DEE8"/>
+                  </w:tcBorders>
                   <w:tcMar>
-                    <w:top w:w="38" w:type="dxa"/>
-                    <w:start w:w="55" w:type="dxa"/>
-                    <w:bottom w:w="38" w:type="dxa"/>
-                    <w:end w:w="55" w:type="dxa"/>
+                    <w:top w:w="22" w:type="dxa"/>
+                    <w:end w:w="35" w:type="dxa"/>
+                    <w:bottom w:w="22" w:type="dxa"/>
+                    <w:start w:w="35" w:type="dxa"/>
                   </w:tcMar>
-                  <w:shd w:fill="E9EEF7"/>
-                  <w:tcBorders>
-                    <w:top w:val="single" w:sz="4" w:color="CBD5E1"/>
-                    <w:bottom w:val="single" w:sz="4" w:color="CBD5E1"/>
-                    <w:left w:val="single" w:sz="4" w:color="CBD5E1"/>
-                    <w:right w:val="single" w:sz="4" w:color="CBD5E1"/>
-                  </w:tcBorders>
-                  <w:vAlign w:val="center"/>
                 </w:tcPr>
                 <w:p>
                   <w:pPr>
@@ -854,33 +803,33 @@
                   </w:pPr>
                   <w:r>
                     <w:rPr>
-                      <w:rFonts w:ascii="Arial" w:hAnsi="Arial" w:eastAsia="Arial"/>
+                      <w:rFonts w:ascii="Courier New" w:hAnsi="Courier New" w:eastAsia="Courier New"/>
                       <w:b w:val="0"/>
-                      <w:i w:val="0"/>
-                      <w:color w:val="2E5EA8"/>
-                      <w:sz w:val="11"/>
+                      <w:color w:val="182744"/>
+                      <w:sz w:val="12"/>
                     </w:rPr>
                     <w:t>API REST</w:t>
                   </w:r>
                 </w:p>
               </w:tc>
+            </w:tr>
+            <w:tr>
               <w:tc>
                 <w:tcPr>
-                  <w:tcW w:type="dxa" w:w="1861"/>
+                  <w:tcW w:type="dxa" w:w="2925"/>
+                  <w:shd w:fill="F2F5FA"/>
+                  <w:tcBorders>
+                    <w:top w:val="single" w:sz="3" w:color="D8DEE8"/>
+                    <w:right w:val="single" w:sz="3" w:color="D8DEE8"/>
+                    <w:bottom w:val="single" w:sz="3" w:color="D8DEE8"/>
+                    <w:left w:val="single" w:sz="3" w:color="D8DEE8"/>
+                  </w:tcBorders>
                   <w:tcMar>
-                    <w:top w:w="38" w:type="dxa"/>
-                    <w:start w:w="55" w:type="dxa"/>
-                    <w:bottom w:w="38" w:type="dxa"/>
-                    <w:end w:w="55" w:type="dxa"/>
+                    <w:top w:w="22" w:type="dxa"/>
+                    <w:end w:w="35" w:type="dxa"/>
+                    <w:bottom w:w="22" w:type="dxa"/>
+                    <w:start w:w="35" w:type="dxa"/>
                   </w:tcMar>
-                  <w:shd w:fill="E9EEF7"/>
-                  <w:tcBorders>
-                    <w:top w:val="single" w:sz="4" w:color="CBD5E1"/>
-                    <w:bottom w:val="single" w:sz="4" w:color="CBD5E1"/>
-                    <w:left w:val="single" w:sz="4" w:color="CBD5E1"/>
-                    <w:right w:val="single" w:sz="4" w:color="CBD5E1"/>
-                  </w:tcBorders>
-                  <w:vAlign w:val="center"/>
                 </w:tcPr>
                 <w:p>
                   <w:pPr>
@@ -889,35 +838,31 @@
                   </w:pPr>
                   <w:r>
                     <w:rPr>
-                      <w:rFonts w:ascii="Arial" w:hAnsi="Arial" w:eastAsia="Arial"/>
+                      <w:rFonts w:ascii="Courier New" w:hAnsi="Courier New" w:eastAsia="Courier New"/>
                       <w:b w:val="0"/>
-                      <w:i w:val="0"/>
-                      <w:color w:val="2E5EA8"/>
-                      <w:sz w:val="11"/>
+                      <w:color w:val="182744"/>
+                      <w:sz w:val="12"/>
                     </w:rPr>
-                    <w:t>Passport</w:t>
+                    <w:t>Laravel Passport</w:t>
                   </w:r>
                 </w:p>
               </w:tc>
-            </w:tr>
-            <w:tr>
               <w:tc>
                 <w:tcPr>
-                  <w:tcW w:type="dxa" w:w="1861"/>
+                  <w:tcW w:type="dxa" w:w="2925"/>
+                  <w:shd w:fill="F2F5FA"/>
+                  <w:tcBorders>
+                    <w:top w:val="single" w:sz="3" w:color="D8DEE8"/>
+                    <w:right w:val="single" w:sz="3" w:color="D8DEE8"/>
+                    <w:bottom w:val="single" w:sz="3" w:color="D8DEE8"/>
+                    <w:left w:val="single" w:sz="3" w:color="D8DEE8"/>
+                  </w:tcBorders>
                   <w:tcMar>
-                    <w:top w:w="38" w:type="dxa"/>
-                    <w:start w:w="55" w:type="dxa"/>
-                    <w:bottom w:w="38" w:type="dxa"/>
-                    <w:end w:w="55" w:type="dxa"/>
+                    <w:top w:w="22" w:type="dxa"/>
+                    <w:end w:w="35" w:type="dxa"/>
+                    <w:bottom w:w="22" w:type="dxa"/>
+                    <w:start w:w="35" w:type="dxa"/>
                   </w:tcMar>
-                  <w:shd w:fill="E9EEF7"/>
-                  <w:tcBorders>
-                    <w:top w:val="single" w:sz="4" w:color="CBD5E1"/>
-                    <w:bottom w:val="single" w:sz="4" w:color="CBD5E1"/>
-                    <w:left w:val="single" w:sz="4" w:color="CBD5E1"/>
-                    <w:right w:val="single" w:sz="4" w:color="CBD5E1"/>
-                  </w:tcBorders>
-                  <w:vAlign w:val="center"/>
                 </w:tcPr>
                 <w:p>
                   <w:pPr>
@@ -926,69 +871,27 @@
                   </w:pPr>
                   <w:r>
                     <w:rPr>
-                      <w:rFonts w:ascii="Arial" w:hAnsi="Arial" w:eastAsia="Arial"/>
+                      <w:rFonts w:ascii="Courier New" w:hAnsi="Courier New" w:eastAsia="Courier New"/>
                       <w:b w:val="0"/>
-                      <w:i w:val="0"/>
-                      <w:color w:val="2E5EA8"/>
-                      <w:sz w:val="11"/>
+                      <w:color w:val="182744"/>
+                      <w:sz w:val="12"/>
                     </w:rPr>
                     <w:t>Sanctum</w:t>
                   </w:r>
                 </w:p>
-              </w:tc>
-              <w:tc>
-                <w:tcPr>
-                  <w:tcW w:type="dxa" w:w="1861"/>
-                  <w:tcMar>
-                    <w:top w:w="38" w:type="dxa"/>
-                    <w:start w:w="55" w:type="dxa"/>
-                    <w:bottom w:w="38" w:type="dxa"/>
-                    <w:end w:w="55" w:type="dxa"/>
-                  </w:tcMar>
-                  <w:shd w:fill="FFFFFF"/>
-                  <w:tcBorders>
-                    <w:top w:val="nil"/>
-                    <w:bottom w:val="nil"/>
-                    <w:left w:val="nil"/>
-                    <w:right w:val="nil"/>
-                  </w:tcBorders>
-                  <w:vAlign w:val="center"/>
-                </w:tcPr>
-                <w:p/>
-              </w:tc>
-              <w:tc>
-                <w:tcPr>
-                  <w:tcW w:type="dxa" w:w="1861"/>
-                  <w:tcMar>
-                    <w:top w:w="38" w:type="dxa"/>
-                    <w:start w:w="55" w:type="dxa"/>
-                    <w:bottom w:w="38" w:type="dxa"/>
-                    <w:end w:w="55" w:type="dxa"/>
-                  </w:tcMar>
-                  <w:shd w:fill="FFFFFF"/>
-                  <w:tcBorders>
-                    <w:top w:val="nil"/>
-                    <w:bottom w:val="nil"/>
-                    <w:left w:val="nil"/>
-                    <w:right w:val="nil"/>
-                  </w:tcBorders>
-                  <w:vAlign w:val="center"/>
-                </w:tcPr>
-                <w:p/>
               </w:tc>
             </w:tr>
           </w:tbl>
           <w:p/>
           <w:p>
             <w:pPr>
-              <w:spacing w:before="100" w:after="40" w:line="240" w:lineRule="auto"/>
+              <w:spacing w:before="120" w:after="80" w:line="240" w:lineRule="auto"/>
             </w:pPr>
             <w:r>
               <w:rPr>
-                <w:rFonts w:ascii="Arial" w:hAnsi="Arial" w:eastAsia="Arial"/>
+                <w:rFonts w:ascii="Courier New" w:hAnsi="Courier New" w:eastAsia="Courier New"/>
                 <w:b/>
-                <w:i w:val="0"/>
-                <w:color w:val="17233D"/>
+                <w:color w:val="182744"/>
                 <w:sz w:val="13"/>
               </w:rPr>
               <w:t>FRONTEND &amp; MOBILE</w:t>
@@ -997,33 +900,30 @@
           <w:tbl>
             <w:tblPr>
               <w:tblW w:type="auto" w:w="0"/>
-              <w:jc w:val="left"/>
               <w:tblLayout w:type="fixed"/>
               <w:tblLook w:firstColumn="1" w:firstRow="1" w:lastColumn="0" w:lastRow="0" w:noHBand="0" w:noVBand="1" w:val="04A0"/>
             </w:tblPr>
             <w:tblGrid>
-              <w:gridCol w:w="1861"/>
-              <w:gridCol w:w="1861"/>
-              <w:gridCol w:w="1861"/>
+              <w:gridCol w:w="2925"/>
+              <w:gridCol w:w="2925"/>
             </w:tblGrid>
             <w:tr>
               <w:tc>
                 <w:tcPr>
-                  <w:tcW w:type="dxa" w:w="1861"/>
+                  <w:tcW w:type="dxa" w:w="2925"/>
+                  <w:shd w:fill="F2F5FA"/>
+                  <w:tcBorders>
+                    <w:top w:val="single" w:sz="3" w:color="D8DEE8"/>
+                    <w:right w:val="single" w:sz="3" w:color="D8DEE8"/>
+                    <w:bottom w:val="single" w:sz="3" w:color="D8DEE8"/>
+                    <w:left w:val="single" w:sz="3" w:color="D8DEE8"/>
+                  </w:tcBorders>
                   <w:tcMar>
-                    <w:top w:w="38" w:type="dxa"/>
-                    <w:start w:w="55" w:type="dxa"/>
-                    <w:bottom w:w="38" w:type="dxa"/>
-                    <w:end w:w="55" w:type="dxa"/>
+                    <w:top w:w="22" w:type="dxa"/>
+                    <w:end w:w="35" w:type="dxa"/>
+                    <w:bottom w:w="22" w:type="dxa"/>
+                    <w:start w:w="35" w:type="dxa"/>
                   </w:tcMar>
-                  <w:shd w:fill="E9EEF7"/>
-                  <w:tcBorders>
-                    <w:top w:val="single" w:sz="4" w:color="CBD5E1"/>
-                    <w:bottom w:val="single" w:sz="4" w:color="CBD5E1"/>
-                    <w:left w:val="single" w:sz="4" w:color="CBD5E1"/>
-                    <w:right w:val="single" w:sz="4" w:color="CBD5E1"/>
-                  </w:tcBorders>
-                  <w:vAlign w:val="center"/>
                 </w:tcPr>
                 <w:p>
                   <w:pPr>
@@ -1032,11 +932,10 @@
                   </w:pPr>
                   <w:r>
                     <w:rPr>
-                      <w:rFonts w:ascii="Arial" w:hAnsi="Arial" w:eastAsia="Arial"/>
+                      <w:rFonts w:ascii="Courier New" w:hAnsi="Courier New" w:eastAsia="Courier New"/>
                       <w:b w:val="0"/>
-                      <w:i w:val="0"/>
-                      <w:color w:val="2E5EA8"/>
-                      <w:sz w:val="11"/>
+                      <w:color w:val="182744"/>
+                      <w:sz w:val="12"/>
                     </w:rPr>
                     <w:t>JavaScript ES6+</w:t>
                   </w:r>
@@ -1044,21 +943,20 @@
               </w:tc>
               <w:tc>
                 <w:tcPr>
-                  <w:tcW w:type="dxa" w:w="1861"/>
+                  <w:tcW w:type="dxa" w:w="2925"/>
+                  <w:shd w:fill="F2F5FA"/>
+                  <w:tcBorders>
+                    <w:top w:val="single" w:sz="3" w:color="D8DEE8"/>
+                    <w:right w:val="single" w:sz="3" w:color="D8DEE8"/>
+                    <w:bottom w:val="single" w:sz="3" w:color="D8DEE8"/>
+                    <w:left w:val="single" w:sz="3" w:color="D8DEE8"/>
+                  </w:tcBorders>
                   <w:tcMar>
-                    <w:top w:w="38" w:type="dxa"/>
-                    <w:start w:w="55" w:type="dxa"/>
-                    <w:bottom w:w="38" w:type="dxa"/>
-                    <w:end w:w="55" w:type="dxa"/>
+                    <w:top w:w="22" w:type="dxa"/>
+                    <w:end w:w="35" w:type="dxa"/>
+                    <w:bottom w:w="22" w:type="dxa"/>
+                    <w:start w:w="35" w:type="dxa"/>
                   </w:tcMar>
-                  <w:shd w:fill="E9EEF7"/>
-                  <w:tcBorders>
-                    <w:top w:val="single" w:sz="4" w:color="CBD5E1"/>
-                    <w:bottom w:val="single" w:sz="4" w:color="CBD5E1"/>
-                    <w:left w:val="single" w:sz="4" w:color="CBD5E1"/>
-                    <w:right w:val="single" w:sz="4" w:color="CBD5E1"/>
-                  </w:tcBorders>
-                  <w:vAlign w:val="center"/>
                 </w:tcPr>
                 <w:p>
                   <w:pPr>
@@ -1067,33 +965,33 @@
                   </w:pPr>
                   <w:r>
                     <w:rPr>
-                      <w:rFonts w:ascii="Arial" w:hAnsi="Arial" w:eastAsia="Arial"/>
+                      <w:rFonts w:ascii="Courier New" w:hAnsi="Courier New" w:eastAsia="Courier New"/>
                       <w:b w:val="0"/>
-                      <w:i w:val="0"/>
-                      <w:color w:val="2E5EA8"/>
-                      <w:sz w:val="11"/>
+                      <w:color w:val="182744"/>
+                      <w:sz w:val="12"/>
                     </w:rPr>
                     <w:t>Expo</w:t>
                   </w:r>
                 </w:p>
               </w:tc>
+            </w:tr>
+            <w:tr>
               <w:tc>
                 <w:tcPr>
-                  <w:tcW w:type="dxa" w:w="1861"/>
+                  <w:tcW w:type="dxa" w:w="2925"/>
+                  <w:shd w:fill="F2F5FA"/>
+                  <w:tcBorders>
+                    <w:top w:val="single" w:sz="3" w:color="D8DEE8"/>
+                    <w:right w:val="single" w:sz="3" w:color="D8DEE8"/>
+                    <w:bottom w:val="single" w:sz="3" w:color="D8DEE8"/>
+                    <w:left w:val="single" w:sz="3" w:color="D8DEE8"/>
+                  </w:tcBorders>
                   <w:tcMar>
-                    <w:top w:w="38" w:type="dxa"/>
-                    <w:start w:w="55" w:type="dxa"/>
-                    <w:bottom w:w="38" w:type="dxa"/>
-                    <w:end w:w="55" w:type="dxa"/>
+                    <w:top w:w="22" w:type="dxa"/>
+                    <w:end w:w="35" w:type="dxa"/>
+                    <w:bottom w:w="22" w:type="dxa"/>
+                    <w:start w:w="35" w:type="dxa"/>
                   </w:tcMar>
-                  <w:shd w:fill="E9EEF7"/>
-                  <w:tcBorders>
-                    <w:top w:val="single" w:sz="4" w:color="CBD5E1"/>
-                    <w:bottom w:val="single" w:sz="4" w:color="CBD5E1"/>
-                    <w:left w:val="single" w:sz="4" w:color="CBD5E1"/>
-                    <w:right w:val="single" w:sz="4" w:color="CBD5E1"/>
-                  </w:tcBorders>
-                  <w:vAlign w:val="center"/>
                 </w:tcPr>
                 <w:p>
                   <w:pPr>
@@ -1102,35 +1000,31 @@
                   </w:pPr>
                   <w:r>
                     <w:rPr>
-                      <w:rFonts w:ascii="Arial" w:hAnsi="Arial" w:eastAsia="Arial"/>
+                      <w:rFonts w:ascii="Courier New" w:hAnsi="Courier New" w:eastAsia="Courier New"/>
                       <w:b w:val="0"/>
-                      <w:i w:val="0"/>
-                      <w:color w:val="2E5EA8"/>
-                      <w:sz w:val="11"/>
+                      <w:color w:val="182744"/>
+                      <w:sz w:val="12"/>
                     </w:rPr>
                     <w:t>HTML5</w:t>
                   </w:r>
                 </w:p>
               </w:tc>
-            </w:tr>
-            <w:tr>
               <w:tc>
                 <w:tcPr>
-                  <w:tcW w:type="dxa" w:w="1861"/>
+                  <w:tcW w:type="dxa" w:w="2925"/>
+                  <w:shd w:fill="F2F5FA"/>
+                  <w:tcBorders>
+                    <w:top w:val="single" w:sz="3" w:color="D8DEE8"/>
+                    <w:right w:val="single" w:sz="3" w:color="D8DEE8"/>
+                    <w:bottom w:val="single" w:sz="3" w:color="D8DEE8"/>
+                    <w:left w:val="single" w:sz="3" w:color="D8DEE8"/>
+                  </w:tcBorders>
                   <w:tcMar>
-                    <w:top w:w="38" w:type="dxa"/>
-                    <w:start w:w="55" w:type="dxa"/>
-                    <w:bottom w:w="38" w:type="dxa"/>
-                    <w:end w:w="55" w:type="dxa"/>
+                    <w:top w:w="22" w:type="dxa"/>
+                    <w:end w:w="35" w:type="dxa"/>
+                    <w:bottom w:w="22" w:type="dxa"/>
+                    <w:start w:w="35" w:type="dxa"/>
                   </w:tcMar>
-                  <w:shd w:fill="E9EEF7"/>
-                  <w:tcBorders>
-                    <w:top w:val="single" w:sz="4" w:color="CBD5E1"/>
-                    <w:bottom w:val="single" w:sz="4" w:color="CBD5E1"/>
-                    <w:left w:val="single" w:sz="4" w:color="CBD5E1"/>
-                    <w:right w:val="single" w:sz="4" w:color="CBD5E1"/>
-                  </w:tcBorders>
-                  <w:vAlign w:val="center"/>
                 </w:tcPr>
                 <w:p>
                   <w:pPr>
@@ -1139,33 +1033,33 @@
                   </w:pPr>
                   <w:r>
                     <w:rPr>
-                      <w:rFonts w:ascii="Arial" w:hAnsi="Arial" w:eastAsia="Arial"/>
+                      <w:rFonts w:ascii="Courier New" w:hAnsi="Courier New" w:eastAsia="Courier New"/>
                       <w:b w:val="0"/>
-                      <w:i w:val="0"/>
-                      <w:color w:val="2E5EA8"/>
-                      <w:sz w:val="11"/>
+                      <w:color w:val="182744"/>
+                      <w:sz w:val="12"/>
                     </w:rPr>
                     <w:t>CSS3</w:t>
                   </w:r>
                 </w:p>
               </w:tc>
+            </w:tr>
+            <w:tr>
               <w:tc>
                 <w:tcPr>
-                  <w:tcW w:type="dxa" w:w="1861"/>
+                  <w:tcW w:type="dxa" w:w="2925"/>
+                  <w:shd w:fill="F2F5FA"/>
+                  <w:tcBorders>
+                    <w:top w:val="single" w:sz="3" w:color="D8DEE8"/>
+                    <w:right w:val="single" w:sz="3" w:color="D8DEE8"/>
+                    <w:bottom w:val="single" w:sz="3" w:color="D8DEE8"/>
+                    <w:left w:val="single" w:sz="3" w:color="D8DEE8"/>
+                  </w:tcBorders>
                   <w:tcMar>
-                    <w:top w:w="38" w:type="dxa"/>
-                    <w:start w:w="55" w:type="dxa"/>
-                    <w:bottom w:w="38" w:type="dxa"/>
-                    <w:end w:w="55" w:type="dxa"/>
+                    <w:top w:w="22" w:type="dxa"/>
+                    <w:end w:w="35" w:type="dxa"/>
+                    <w:bottom w:w="22" w:type="dxa"/>
+                    <w:start w:w="35" w:type="dxa"/>
                   </w:tcMar>
-                  <w:shd w:fill="E9EEF7"/>
-                  <w:tcBorders>
-                    <w:top w:val="single" w:sz="4" w:color="CBD5E1"/>
-                    <w:bottom w:val="single" w:sz="4" w:color="CBD5E1"/>
-                    <w:left w:val="single" w:sz="4" w:color="CBD5E1"/>
-                    <w:right w:val="single" w:sz="4" w:color="CBD5E1"/>
-                  </w:tcBorders>
-                  <w:vAlign w:val="center"/>
                 </w:tcPr>
                 <w:p>
                   <w:pPr>
@@ -1174,11 +1068,10 @@
                   </w:pPr>
                   <w:r>
                     <w:rPr>
-                      <w:rFonts w:ascii="Arial" w:hAnsi="Arial" w:eastAsia="Arial"/>
+                      <w:rFonts w:ascii="Courier New" w:hAnsi="Courier New" w:eastAsia="Courier New"/>
                       <w:b w:val="0"/>
-                      <w:i w:val="0"/>
-                      <w:color w:val="2E5EA8"/>
-                      <w:sz w:val="11"/>
+                      <w:color w:val="182744"/>
+                      <w:sz w:val="12"/>
                     </w:rPr>
                     <w:t>Tailwind</w:t>
                   </w:r>
@@ -1186,21 +1079,20 @@
               </w:tc>
               <w:tc>
                 <w:tcPr>
-                  <w:tcW w:type="dxa" w:w="1861"/>
+                  <w:tcW w:type="dxa" w:w="2925"/>
+                  <w:shd w:fill="F2F5FA"/>
+                  <w:tcBorders>
+                    <w:top w:val="single" w:sz="3" w:color="D8DEE8"/>
+                    <w:right w:val="single" w:sz="3" w:color="D8DEE8"/>
+                    <w:bottom w:val="single" w:sz="3" w:color="D8DEE8"/>
+                    <w:left w:val="single" w:sz="3" w:color="D8DEE8"/>
+                  </w:tcBorders>
                   <w:tcMar>
-                    <w:top w:w="38" w:type="dxa"/>
-                    <w:start w:w="55" w:type="dxa"/>
-                    <w:bottom w:w="38" w:type="dxa"/>
-                    <w:end w:w="55" w:type="dxa"/>
+                    <w:top w:w="22" w:type="dxa"/>
+                    <w:end w:w="35" w:type="dxa"/>
+                    <w:bottom w:w="22" w:type="dxa"/>
+                    <w:start w:w="35" w:type="dxa"/>
                   </w:tcMar>
-                  <w:shd w:fill="E9EEF7"/>
-                  <w:tcBorders>
-                    <w:top w:val="single" w:sz="4" w:color="CBD5E1"/>
-                    <w:bottom w:val="single" w:sz="4" w:color="CBD5E1"/>
-                    <w:left w:val="single" w:sz="4" w:color="CBD5E1"/>
-                    <w:right w:val="single" w:sz="4" w:color="CBD5E1"/>
-                  </w:tcBorders>
-                  <w:vAlign w:val="center"/>
                 </w:tcPr>
                 <w:p>
                   <w:pPr>
@@ -1209,11 +1101,10 @@
                   </w:pPr>
                   <w:r>
                     <w:rPr>
-                      <w:rFonts w:ascii="Arial" w:hAnsi="Arial" w:eastAsia="Arial"/>
+                      <w:rFonts w:ascii="Courier New" w:hAnsi="Courier New" w:eastAsia="Courier New"/>
                       <w:b w:val="0"/>
-                      <w:i w:val="0"/>
-                      <w:color w:val="2E5EA8"/>
-                      <w:sz w:val="11"/>
+                      <w:color w:val="182744"/>
+                      <w:sz w:val="12"/>
                     </w:rPr>
                     <w:t>Bootstrap</w:t>
                   </w:r>
@@ -1224,14 +1115,13 @@
           <w:p/>
           <w:p>
             <w:pPr>
-              <w:spacing w:before="100" w:after="40" w:line="240" w:lineRule="auto"/>
+              <w:spacing w:before="120" w:after="80" w:line="240" w:lineRule="auto"/>
             </w:pPr>
             <w:r>
               <w:rPr>
-                <w:rFonts w:ascii="Arial" w:hAnsi="Arial" w:eastAsia="Arial"/>
+                <w:rFonts w:ascii="Courier New" w:hAnsi="Courier New" w:eastAsia="Courier New"/>
                 <w:b/>
-                <w:i w:val="0"/>
-                <w:color w:val="17233D"/>
+                <w:color w:val="182744"/>
                 <w:sz w:val="13"/>
               </w:rPr>
               <w:t>BASES DE DONNÉES</w:t>
@@ -1240,33 +1130,30 @@
           <w:tbl>
             <w:tblPr>
               <w:tblW w:type="auto" w:w="0"/>
-              <w:jc w:val="left"/>
               <w:tblLayout w:type="fixed"/>
               <w:tblLook w:firstColumn="1" w:firstRow="1" w:lastColumn="0" w:lastRow="0" w:noHBand="0" w:noVBand="1" w:val="04A0"/>
             </w:tblPr>
             <w:tblGrid>
-              <w:gridCol w:w="1861"/>
-              <w:gridCol w:w="1861"/>
-              <w:gridCol w:w="1861"/>
+              <w:gridCol w:w="2925"/>
+              <w:gridCol w:w="2925"/>
             </w:tblGrid>
             <w:tr>
               <w:tc>
                 <w:tcPr>
-                  <w:tcW w:type="dxa" w:w="1861"/>
+                  <w:tcW w:type="dxa" w:w="2925"/>
+                  <w:shd w:fill="F2F5FA"/>
+                  <w:tcBorders>
+                    <w:top w:val="single" w:sz="3" w:color="D8DEE8"/>
+                    <w:right w:val="single" w:sz="3" w:color="D8DEE8"/>
+                    <w:bottom w:val="single" w:sz="3" w:color="D8DEE8"/>
+                    <w:left w:val="single" w:sz="3" w:color="D8DEE8"/>
+                  </w:tcBorders>
                   <w:tcMar>
-                    <w:top w:w="38" w:type="dxa"/>
-                    <w:start w:w="55" w:type="dxa"/>
-                    <w:bottom w:w="38" w:type="dxa"/>
-                    <w:end w:w="55" w:type="dxa"/>
+                    <w:top w:w="22" w:type="dxa"/>
+                    <w:end w:w="35" w:type="dxa"/>
+                    <w:bottom w:w="22" w:type="dxa"/>
+                    <w:start w:w="35" w:type="dxa"/>
                   </w:tcMar>
-                  <w:shd w:fill="E9EEF7"/>
-                  <w:tcBorders>
-                    <w:top w:val="single" w:sz="4" w:color="CBD5E1"/>
-                    <w:bottom w:val="single" w:sz="4" w:color="CBD5E1"/>
-                    <w:left w:val="single" w:sz="4" w:color="CBD5E1"/>
-                    <w:right w:val="single" w:sz="4" w:color="CBD5E1"/>
-                  </w:tcBorders>
-                  <w:vAlign w:val="center"/>
                 </w:tcPr>
                 <w:p>
                   <w:pPr>
@@ -1275,11 +1162,10 @@
                   </w:pPr>
                   <w:r>
                     <w:rPr>
-                      <w:rFonts w:ascii="Arial" w:hAnsi="Arial" w:eastAsia="Arial"/>
+                      <w:rFonts w:ascii="Courier New" w:hAnsi="Courier New" w:eastAsia="Courier New"/>
                       <w:b w:val="0"/>
-                      <w:i w:val="0"/>
-                      <w:color w:val="2E5EA8"/>
-                      <w:sz w:val="11"/>
+                      <w:color w:val="182744"/>
+                      <w:sz w:val="12"/>
                     </w:rPr>
                     <w:t>MySQL</w:t>
                   </w:r>
@@ -1287,21 +1173,20 @@
               </w:tc>
               <w:tc>
                 <w:tcPr>
-                  <w:tcW w:type="dxa" w:w="1861"/>
+                  <w:tcW w:type="dxa" w:w="2925"/>
+                  <w:shd w:fill="F2F5FA"/>
+                  <w:tcBorders>
+                    <w:top w:val="single" w:sz="3" w:color="D8DEE8"/>
+                    <w:right w:val="single" w:sz="3" w:color="D8DEE8"/>
+                    <w:bottom w:val="single" w:sz="3" w:color="D8DEE8"/>
+                    <w:left w:val="single" w:sz="3" w:color="D8DEE8"/>
+                  </w:tcBorders>
                   <w:tcMar>
-                    <w:top w:w="38" w:type="dxa"/>
-                    <w:start w:w="55" w:type="dxa"/>
-                    <w:bottom w:w="38" w:type="dxa"/>
-                    <w:end w:w="55" w:type="dxa"/>
+                    <w:top w:w="22" w:type="dxa"/>
+                    <w:end w:w="35" w:type="dxa"/>
+                    <w:bottom w:w="22" w:type="dxa"/>
+                    <w:start w:w="35" w:type="dxa"/>
                   </w:tcMar>
-                  <w:shd w:fill="E9EEF7"/>
-                  <w:tcBorders>
-                    <w:top w:val="single" w:sz="4" w:color="CBD5E1"/>
-                    <w:bottom w:val="single" w:sz="4" w:color="CBD5E1"/>
-                    <w:left w:val="single" w:sz="4" w:color="CBD5E1"/>
-                    <w:right w:val="single" w:sz="4" w:color="CBD5E1"/>
-                  </w:tcBorders>
-                  <w:vAlign w:val="center"/>
                 </w:tcPr>
                 <w:p>
                   <w:pPr>
@@ -1310,33 +1195,33 @@
                   </w:pPr>
                   <w:r>
                     <w:rPr>
-                      <w:rFonts w:ascii="Arial" w:hAnsi="Arial" w:eastAsia="Arial"/>
+                      <w:rFonts w:ascii="Courier New" w:hAnsi="Courier New" w:eastAsia="Courier New"/>
                       <w:b w:val="0"/>
-                      <w:i w:val="0"/>
-                      <w:color w:val="2E5EA8"/>
-                      <w:sz w:val="11"/>
+                      <w:color w:val="182744"/>
+                      <w:sz w:val="12"/>
                     </w:rPr>
                     <w:t>SQLite</w:t>
                   </w:r>
                 </w:p>
               </w:tc>
+            </w:tr>
+            <w:tr>
               <w:tc>
                 <w:tcPr>
-                  <w:tcW w:type="dxa" w:w="1861"/>
+                  <w:tcW w:type="dxa" w:w="2925"/>
+                  <w:shd w:fill="F2F5FA"/>
+                  <w:tcBorders>
+                    <w:top w:val="single" w:sz="3" w:color="D8DEE8"/>
+                    <w:right w:val="single" w:sz="3" w:color="D8DEE8"/>
+                    <w:bottom w:val="single" w:sz="3" w:color="D8DEE8"/>
+                    <w:left w:val="single" w:sz="3" w:color="D8DEE8"/>
+                  </w:tcBorders>
                   <w:tcMar>
-                    <w:top w:w="38" w:type="dxa"/>
-                    <w:start w:w="55" w:type="dxa"/>
-                    <w:bottom w:w="38" w:type="dxa"/>
-                    <w:end w:w="55" w:type="dxa"/>
+                    <w:top w:w="22" w:type="dxa"/>
+                    <w:end w:w="35" w:type="dxa"/>
+                    <w:bottom w:w="22" w:type="dxa"/>
+                    <w:start w:w="35" w:type="dxa"/>
                   </w:tcMar>
-                  <w:shd w:fill="E9EEF7"/>
-                  <w:tcBorders>
-                    <w:top w:val="single" w:sz="4" w:color="CBD5E1"/>
-                    <w:bottom w:val="single" w:sz="4" w:color="CBD5E1"/>
-                    <w:left w:val="single" w:sz="4" w:color="CBD5E1"/>
-                    <w:right w:val="single" w:sz="4" w:color="CBD5E1"/>
-                  </w:tcBorders>
-                  <w:vAlign w:val="center"/>
                 </w:tcPr>
                 <w:p>
                   <w:pPr>
@@ -1345,29 +1230,46 @@
                   </w:pPr>
                   <w:r>
                     <w:rPr>
-                      <w:rFonts w:ascii="Arial" w:hAnsi="Arial" w:eastAsia="Arial"/>
+                      <w:rFonts w:ascii="Courier New" w:hAnsi="Courier New" w:eastAsia="Courier New"/>
                       <w:b w:val="0"/>
-                      <w:i w:val="0"/>
-                      <w:color w:val="2E5EA8"/>
-                      <w:sz w:val="11"/>
+                      <w:color w:val="182744"/>
+                      <w:sz w:val="12"/>
                     </w:rPr>
                     <w:t>PostgreSQL</w:t>
                   </w:r>
                 </w:p>
+              </w:tc>
+              <w:tc>
+                <w:tcPr>
+                  <w:tcW w:type="dxa" w:w="2925"/>
+                  <w:shd w:fill="FFFFFF"/>
+                  <w:tcBorders>
+                    <w:top w:val="nil"/>
+                    <w:right w:val="nil"/>
+                    <w:bottom w:val="nil"/>
+                    <w:left w:val="nil"/>
+                  </w:tcBorders>
+                  <w:tcMar>
+                    <w:top w:w="22" w:type="dxa"/>
+                    <w:end w:w="35" w:type="dxa"/>
+                    <w:bottom w:w="22" w:type="dxa"/>
+                    <w:start w:w="35" w:type="dxa"/>
+                  </w:tcMar>
+                </w:tcPr>
+                <w:p/>
               </w:tc>
             </w:tr>
           </w:tbl>
           <w:p/>
           <w:p>
             <w:pPr>
-              <w:spacing w:before="100" w:after="40" w:line="240" w:lineRule="auto"/>
+              <w:spacing w:before="120" w:after="80" w:line="240" w:lineRule="auto"/>
             </w:pPr>
             <w:r>
               <w:rPr>
-                <w:rFonts w:ascii="Arial" w:hAnsi="Arial" w:eastAsia="Arial"/>
+                <w:rFonts w:ascii="Courier New" w:hAnsi="Courier New" w:eastAsia="Courier New"/>
                 <w:b/>
-                <w:i w:val="0"/>
-                <w:color w:val="17233D"/>
+                <w:color w:val="182744"/>
                 <w:sz w:val="13"/>
               </w:rPr>
               <w:t>OUTILS &amp; DEVOPS</w:t>
@@ -1376,33 +1278,30 @@
           <w:tbl>
             <w:tblPr>
               <w:tblW w:type="auto" w:w="0"/>
-              <w:jc w:val="left"/>
               <w:tblLayout w:type="fixed"/>
               <w:tblLook w:firstColumn="1" w:firstRow="1" w:lastColumn="0" w:lastRow="0" w:noHBand="0" w:noVBand="1" w:val="04A0"/>
             </w:tblPr>
             <w:tblGrid>
-              <w:gridCol w:w="1861"/>
-              <w:gridCol w:w="1861"/>
-              <w:gridCol w:w="1861"/>
+              <w:gridCol w:w="2925"/>
+              <w:gridCol w:w="2925"/>
             </w:tblGrid>
             <w:tr>
               <w:tc>
                 <w:tcPr>
-                  <w:tcW w:type="dxa" w:w="1861"/>
+                  <w:tcW w:type="dxa" w:w="2925"/>
+                  <w:shd w:fill="F2F5FA"/>
+                  <w:tcBorders>
+                    <w:top w:val="single" w:sz="3" w:color="D8DEE8"/>
+                    <w:right w:val="single" w:sz="3" w:color="D8DEE8"/>
+                    <w:bottom w:val="single" w:sz="3" w:color="D8DEE8"/>
+                    <w:left w:val="single" w:sz="3" w:color="D8DEE8"/>
+                  </w:tcBorders>
                   <w:tcMar>
-                    <w:top w:w="38" w:type="dxa"/>
-                    <w:start w:w="55" w:type="dxa"/>
-                    <w:bottom w:w="38" w:type="dxa"/>
-                    <w:end w:w="55" w:type="dxa"/>
+                    <w:top w:w="22" w:type="dxa"/>
+                    <w:end w:w="35" w:type="dxa"/>
+                    <w:bottom w:w="22" w:type="dxa"/>
+                    <w:start w:w="35" w:type="dxa"/>
                   </w:tcMar>
-                  <w:shd w:fill="E9EEF7"/>
-                  <w:tcBorders>
-                    <w:top w:val="single" w:sz="4" w:color="CBD5E1"/>
-                    <w:bottom w:val="single" w:sz="4" w:color="CBD5E1"/>
-                    <w:left w:val="single" w:sz="4" w:color="CBD5E1"/>
-                    <w:right w:val="single" w:sz="4" w:color="CBD5E1"/>
-                  </w:tcBorders>
-                  <w:vAlign w:val="center"/>
                 </w:tcPr>
                 <w:p>
                   <w:pPr>
@@ -1411,11 +1310,10 @@
                   </w:pPr>
                   <w:r>
                     <w:rPr>
-                      <w:rFonts w:ascii="Arial" w:hAnsi="Arial" w:eastAsia="Arial"/>
+                      <w:rFonts w:ascii="Courier New" w:hAnsi="Courier New" w:eastAsia="Courier New"/>
                       <w:b w:val="0"/>
-                      <w:i w:val="0"/>
-                      <w:color w:val="2E5EA8"/>
-                      <w:sz w:val="11"/>
+                      <w:color w:val="182744"/>
+                      <w:sz w:val="12"/>
                     </w:rPr>
                     <w:t>Git</w:t>
                   </w:r>
@@ -1423,21 +1321,20 @@
               </w:tc>
               <w:tc>
                 <w:tcPr>
-                  <w:tcW w:type="dxa" w:w="1861"/>
+                  <w:tcW w:type="dxa" w:w="2925"/>
+                  <w:shd w:fill="F2F5FA"/>
+                  <w:tcBorders>
+                    <w:top w:val="single" w:sz="3" w:color="D8DEE8"/>
+                    <w:right w:val="single" w:sz="3" w:color="D8DEE8"/>
+                    <w:bottom w:val="single" w:sz="3" w:color="D8DEE8"/>
+                    <w:left w:val="single" w:sz="3" w:color="D8DEE8"/>
+                  </w:tcBorders>
                   <w:tcMar>
-                    <w:top w:w="38" w:type="dxa"/>
-                    <w:start w:w="55" w:type="dxa"/>
-                    <w:bottom w:w="38" w:type="dxa"/>
-                    <w:end w:w="55" w:type="dxa"/>
+                    <w:top w:w="22" w:type="dxa"/>
+                    <w:end w:w="35" w:type="dxa"/>
+                    <w:bottom w:w="22" w:type="dxa"/>
+                    <w:start w:w="35" w:type="dxa"/>
                   </w:tcMar>
-                  <w:shd w:fill="E9EEF7"/>
-                  <w:tcBorders>
-                    <w:top w:val="single" w:sz="4" w:color="CBD5E1"/>
-                    <w:bottom w:val="single" w:sz="4" w:color="CBD5E1"/>
-                    <w:left w:val="single" w:sz="4" w:color="CBD5E1"/>
-                    <w:right w:val="single" w:sz="4" w:color="CBD5E1"/>
-                  </w:tcBorders>
-                  <w:vAlign w:val="center"/>
                 </w:tcPr>
                 <w:p>
                   <w:pPr>
@@ -1446,33 +1343,33 @@
                   </w:pPr>
                   <w:r>
                     <w:rPr>
-                      <w:rFonts w:ascii="Arial" w:hAnsi="Arial" w:eastAsia="Arial"/>
+                      <w:rFonts w:ascii="Courier New" w:hAnsi="Courier New" w:eastAsia="Courier New"/>
                       <w:b w:val="0"/>
-                      <w:i w:val="0"/>
-                      <w:color w:val="2E5EA8"/>
-                      <w:sz w:val="11"/>
+                      <w:color w:val="182744"/>
+                      <w:sz w:val="12"/>
                     </w:rPr>
                     <w:t>GitHub</w:t>
                   </w:r>
                 </w:p>
               </w:tc>
+            </w:tr>
+            <w:tr>
               <w:tc>
                 <w:tcPr>
-                  <w:tcW w:type="dxa" w:w="1861"/>
+                  <w:tcW w:type="dxa" w:w="2925"/>
+                  <w:shd w:fill="F2F5FA"/>
+                  <w:tcBorders>
+                    <w:top w:val="single" w:sz="3" w:color="D8DEE8"/>
+                    <w:right w:val="single" w:sz="3" w:color="D8DEE8"/>
+                    <w:bottom w:val="single" w:sz="3" w:color="D8DEE8"/>
+                    <w:left w:val="single" w:sz="3" w:color="D8DEE8"/>
+                  </w:tcBorders>
                   <w:tcMar>
-                    <w:top w:w="38" w:type="dxa"/>
-                    <w:start w:w="55" w:type="dxa"/>
-                    <w:bottom w:w="38" w:type="dxa"/>
-                    <w:end w:w="55" w:type="dxa"/>
+                    <w:top w:w="22" w:type="dxa"/>
+                    <w:end w:w="35" w:type="dxa"/>
+                    <w:bottom w:w="22" w:type="dxa"/>
+                    <w:start w:w="35" w:type="dxa"/>
                   </w:tcMar>
-                  <w:shd w:fill="E9EEF7"/>
-                  <w:tcBorders>
-                    <w:top w:val="single" w:sz="4" w:color="CBD5E1"/>
-                    <w:bottom w:val="single" w:sz="4" w:color="CBD5E1"/>
-                    <w:left w:val="single" w:sz="4" w:color="CBD5E1"/>
-                    <w:right w:val="single" w:sz="4" w:color="CBD5E1"/>
-                  </w:tcBorders>
-                  <w:vAlign w:val="center"/>
                 </w:tcPr>
                 <w:p>
                   <w:pPr>
@@ -1481,35 +1378,31 @@
                   </w:pPr>
                   <w:r>
                     <w:rPr>
-                      <w:rFonts w:ascii="Arial" w:hAnsi="Arial" w:eastAsia="Arial"/>
+                      <w:rFonts w:ascii="Courier New" w:hAnsi="Courier New" w:eastAsia="Courier New"/>
                       <w:b w:val="0"/>
-                      <w:i w:val="0"/>
-                      <w:color w:val="2E5EA8"/>
-                      <w:sz w:val="11"/>
+                      <w:color w:val="182744"/>
+                      <w:sz w:val="12"/>
                     </w:rPr>
                     <w:t>GitLab</w:t>
                   </w:r>
                 </w:p>
               </w:tc>
-            </w:tr>
-            <w:tr>
               <w:tc>
                 <w:tcPr>
-                  <w:tcW w:type="dxa" w:w="1861"/>
+                  <w:tcW w:type="dxa" w:w="2925"/>
+                  <w:shd w:fill="F2F5FA"/>
+                  <w:tcBorders>
+                    <w:top w:val="single" w:sz="3" w:color="D8DEE8"/>
+                    <w:right w:val="single" w:sz="3" w:color="D8DEE8"/>
+                    <w:bottom w:val="single" w:sz="3" w:color="D8DEE8"/>
+                    <w:left w:val="single" w:sz="3" w:color="D8DEE8"/>
+                  </w:tcBorders>
                   <w:tcMar>
-                    <w:top w:w="38" w:type="dxa"/>
-                    <w:start w:w="55" w:type="dxa"/>
-                    <w:bottom w:w="38" w:type="dxa"/>
-                    <w:end w:w="55" w:type="dxa"/>
+                    <w:top w:w="22" w:type="dxa"/>
+                    <w:end w:w="35" w:type="dxa"/>
+                    <w:bottom w:w="22" w:type="dxa"/>
+                    <w:start w:w="35" w:type="dxa"/>
                   </w:tcMar>
-                  <w:shd w:fill="E9EEF7"/>
-                  <w:tcBorders>
-                    <w:top w:val="single" w:sz="4" w:color="CBD5E1"/>
-                    <w:bottom w:val="single" w:sz="4" w:color="CBD5E1"/>
-                    <w:left w:val="single" w:sz="4" w:color="CBD5E1"/>
-                    <w:right w:val="single" w:sz="4" w:color="CBD5E1"/>
-                  </w:tcBorders>
-                  <w:vAlign w:val="center"/>
                 </w:tcPr>
                 <w:p>
                   <w:pPr>
@@ -1518,33 +1411,33 @@
                   </w:pPr>
                   <w:r>
                     <w:rPr>
-                      <w:rFonts w:ascii="Arial" w:hAnsi="Arial" w:eastAsia="Arial"/>
+                      <w:rFonts w:ascii="Courier New" w:hAnsi="Courier New" w:eastAsia="Courier New"/>
                       <w:b w:val="0"/>
-                      <w:i w:val="0"/>
-                      <w:color w:val="2E5EA8"/>
-                      <w:sz w:val="11"/>
+                      <w:color w:val="182744"/>
+                      <w:sz w:val="12"/>
                     </w:rPr>
                     <w:t>Vite</w:t>
                   </w:r>
                 </w:p>
               </w:tc>
+            </w:tr>
+            <w:tr>
               <w:tc>
                 <w:tcPr>
-                  <w:tcW w:type="dxa" w:w="1861"/>
+                  <w:tcW w:type="dxa" w:w="2925"/>
+                  <w:shd w:fill="F2F5FA"/>
+                  <w:tcBorders>
+                    <w:top w:val="single" w:sz="3" w:color="D8DEE8"/>
+                    <w:right w:val="single" w:sz="3" w:color="D8DEE8"/>
+                    <w:bottom w:val="single" w:sz="3" w:color="D8DEE8"/>
+                    <w:left w:val="single" w:sz="3" w:color="D8DEE8"/>
+                  </w:tcBorders>
                   <w:tcMar>
-                    <w:top w:w="38" w:type="dxa"/>
-                    <w:start w:w="55" w:type="dxa"/>
-                    <w:bottom w:w="38" w:type="dxa"/>
-                    <w:end w:w="55" w:type="dxa"/>
+                    <w:top w:w="22" w:type="dxa"/>
+                    <w:end w:w="35" w:type="dxa"/>
+                    <w:bottom w:w="22" w:type="dxa"/>
+                    <w:start w:w="35" w:type="dxa"/>
                   </w:tcMar>
-                  <w:shd w:fill="E9EEF7"/>
-                  <w:tcBorders>
-                    <w:top w:val="single" w:sz="4" w:color="CBD5E1"/>
-                    <w:bottom w:val="single" w:sz="4" w:color="CBD5E1"/>
-                    <w:left w:val="single" w:sz="4" w:color="CBD5E1"/>
-                    <w:right w:val="single" w:sz="4" w:color="CBD5E1"/>
-                  </w:tcBorders>
-                  <w:vAlign w:val="center"/>
                 </w:tcPr>
                 <w:p>
                   <w:pPr>
@@ -1553,11 +1446,10 @@
                   </w:pPr>
                   <w:r>
                     <w:rPr>
-                      <w:rFonts w:ascii="Arial" w:hAnsi="Arial" w:eastAsia="Arial"/>
+                      <w:rFonts w:ascii="Courier New" w:hAnsi="Courier New" w:eastAsia="Courier New"/>
                       <w:b w:val="0"/>
-                      <w:i w:val="0"/>
-                      <w:color w:val="2E5EA8"/>
-                      <w:sz w:val="11"/>
+                      <w:color w:val="182744"/>
+                      <w:sz w:val="12"/>
                     </w:rPr>
                     <w:t>Composer</w:t>
                   </w:r>
@@ -1565,21 +1457,20 @@
               </w:tc>
               <w:tc>
                 <w:tcPr>
-                  <w:tcW w:type="dxa" w:w="1861"/>
+                  <w:tcW w:type="dxa" w:w="2925"/>
+                  <w:shd w:fill="F2F5FA"/>
+                  <w:tcBorders>
+                    <w:top w:val="single" w:sz="3" w:color="D8DEE8"/>
+                    <w:right w:val="single" w:sz="3" w:color="D8DEE8"/>
+                    <w:bottom w:val="single" w:sz="3" w:color="D8DEE8"/>
+                    <w:left w:val="single" w:sz="3" w:color="D8DEE8"/>
+                  </w:tcBorders>
                   <w:tcMar>
-                    <w:top w:w="38" w:type="dxa"/>
-                    <w:start w:w="55" w:type="dxa"/>
-                    <w:bottom w:w="38" w:type="dxa"/>
-                    <w:end w:w="55" w:type="dxa"/>
+                    <w:top w:w="22" w:type="dxa"/>
+                    <w:end w:w="35" w:type="dxa"/>
+                    <w:bottom w:w="22" w:type="dxa"/>
+                    <w:start w:w="35" w:type="dxa"/>
                   </w:tcMar>
-                  <w:shd w:fill="E9EEF7"/>
-                  <w:tcBorders>
-                    <w:top w:val="single" w:sz="4" w:color="CBD5E1"/>
-                    <w:bottom w:val="single" w:sz="4" w:color="CBD5E1"/>
-                    <w:left w:val="single" w:sz="4" w:color="CBD5E1"/>
-                    <w:right w:val="single" w:sz="4" w:color="CBD5E1"/>
-                  </w:tcBorders>
-                  <w:vAlign w:val="center"/>
                 </w:tcPr>
                 <w:p>
                   <w:pPr>
@@ -1588,11 +1479,10 @@
                   </w:pPr>
                   <w:r>
                     <w:rPr>
-                      <w:rFonts w:ascii="Arial" w:hAnsi="Arial" w:eastAsia="Arial"/>
+                      <w:rFonts w:ascii="Courier New" w:hAnsi="Courier New" w:eastAsia="Courier New"/>
                       <w:b w:val="0"/>
-                      <w:i w:val="0"/>
-                      <w:color w:val="2E5EA8"/>
-                      <w:sz w:val="11"/>
+                      <w:color w:val="182744"/>
+                      <w:sz w:val="12"/>
                     </w:rPr>
                     <w:t>npm</w:t>
                   </w:r>
@@ -1602,21 +1492,20 @@
             <w:tr>
               <w:tc>
                 <w:tcPr>
-                  <w:tcW w:type="dxa" w:w="1861"/>
+                  <w:tcW w:type="dxa" w:w="2925"/>
+                  <w:shd w:fill="F2F5FA"/>
+                  <w:tcBorders>
+                    <w:top w:val="single" w:sz="3" w:color="D8DEE8"/>
+                    <w:right w:val="single" w:sz="3" w:color="D8DEE8"/>
+                    <w:bottom w:val="single" w:sz="3" w:color="D8DEE8"/>
+                    <w:left w:val="single" w:sz="3" w:color="D8DEE8"/>
+                  </w:tcBorders>
                   <w:tcMar>
-                    <w:top w:w="38" w:type="dxa"/>
-                    <w:start w:w="55" w:type="dxa"/>
-                    <w:bottom w:w="38" w:type="dxa"/>
-                    <w:end w:w="55" w:type="dxa"/>
+                    <w:top w:w="22" w:type="dxa"/>
+                    <w:end w:w="35" w:type="dxa"/>
+                    <w:bottom w:w="22" w:type="dxa"/>
+                    <w:start w:w="35" w:type="dxa"/>
                   </w:tcMar>
-                  <w:shd w:fill="E9EEF7"/>
-                  <w:tcBorders>
-                    <w:top w:val="single" w:sz="4" w:color="CBD5E1"/>
-                    <w:bottom w:val="single" w:sz="4" w:color="CBD5E1"/>
-                    <w:left w:val="single" w:sz="4" w:color="CBD5E1"/>
-                    <w:right w:val="single" w:sz="4" w:color="CBD5E1"/>
-                  </w:tcBorders>
-                  <w:vAlign w:val="center"/>
                 </w:tcPr>
                 <w:p>
                   <w:pPr>
@@ -1625,11 +1514,10 @@
                   </w:pPr>
                   <w:r>
                     <w:rPr>
-                      <w:rFonts w:ascii="Arial" w:hAnsi="Arial" w:eastAsia="Arial"/>
+                      <w:rFonts w:ascii="Courier New" w:hAnsi="Courier New" w:eastAsia="Courier New"/>
                       <w:b w:val="0"/>
-                      <w:i w:val="0"/>
-                      <w:color w:val="2E5EA8"/>
-                      <w:sz w:val="11"/>
+                      <w:color w:val="182744"/>
+                      <w:sz w:val="12"/>
                     </w:rPr>
                     <w:t>Supabase</w:t>
                   </w:r>
@@ -1637,21 +1525,20 @@
               </w:tc>
               <w:tc>
                 <w:tcPr>
-                  <w:tcW w:type="dxa" w:w="1861"/>
+                  <w:tcW w:type="dxa" w:w="2925"/>
+                  <w:shd w:fill="F2F5FA"/>
+                  <w:tcBorders>
+                    <w:top w:val="single" w:sz="3" w:color="D8DEE8"/>
+                    <w:right w:val="single" w:sz="3" w:color="D8DEE8"/>
+                    <w:bottom w:val="single" w:sz="3" w:color="D8DEE8"/>
+                    <w:left w:val="single" w:sz="3" w:color="D8DEE8"/>
+                  </w:tcBorders>
                   <w:tcMar>
-                    <w:top w:w="38" w:type="dxa"/>
-                    <w:start w:w="55" w:type="dxa"/>
-                    <w:bottom w:w="38" w:type="dxa"/>
-                    <w:end w:w="55" w:type="dxa"/>
+                    <w:top w:w="22" w:type="dxa"/>
+                    <w:end w:w="35" w:type="dxa"/>
+                    <w:bottom w:w="22" w:type="dxa"/>
+                    <w:start w:w="35" w:type="dxa"/>
                   </w:tcMar>
-                  <w:shd w:fill="E9EEF7"/>
-                  <w:tcBorders>
-                    <w:top w:val="single" w:sz="4" w:color="CBD5E1"/>
-                    <w:bottom w:val="single" w:sz="4" w:color="CBD5E1"/>
-                    <w:left w:val="single" w:sz="4" w:color="CBD5E1"/>
-                    <w:right w:val="single" w:sz="4" w:color="CBD5E1"/>
-                  </w:tcBorders>
-                  <w:vAlign w:val="center"/>
                 </w:tcPr>
                 <w:p>
                   <w:pPr>
@@ -1660,33 +1547,33 @@
                   </w:pPr>
                   <w:r>
                     <w:rPr>
-                      <w:rFonts w:ascii="Arial" w:hAnsi="Arial" w:eastAsia="Arial"/>
+                      <w:rFonts w:ascii="Courier New" w:hAnsi="Courier New" w:eastAsia="Courier New"/>
                       <w:b w:val="0"/>
-                      <w:i w:val="0"/>
-                      <w:color w:val="2E5EA8"/>
-                      <w:sz w:val="11"/>
+                      <w:color w:val="182744"/>
+                      <w:sz w:val="12"/>
                     </w:rPr>
                     <w:t>WordPress</w:t>
                   </w:r>
                 </w:p>
               </w:tc>
+            </w:tr>
+            <w:tr>
               <w:tc>
                 <w:tcPr>
-                  <w:tcW w:type="dxa" w:w="1861"/>
+                  <w:tcW w:type="dxa" w:w="2925"/>
+                  <w:shd w:fill="F2F5FA"/>
+                  <w:tcBorders>
+                    <w:top w:val="single" w:sz="3" w:color="D8DEE8"/>
+                    <w:right w:val="single" w:sz="3" w:color="D8DEE8"/>
+                    <w:bottom w:val="single" w:sz="3" w:color="D8DEE8"/>
+                    <w:left w:val="single" w:sz="3" w:color="D8DEE8"/>
+                  </w:tcBorders>
                   <w:tcMar>
-                    <w:top w:w="38" w:type="dxa"/>
-                    <w:start w:w="55" w:type="dxa"/>
-                    <w:bottom w:w="38" w:type="dxa"/>
-                    <w:end w:w="55" w:type="dxa"/>
+                    <w:top w:w="22" w:type="dxa"/>
+                    <w:end w:w="35" w:type="dxa"/>
+                    <w:bottom w:w="22" w:type="dxa"/>
+                    <w:start w:w="35" w:type="dxa"/>
                   </w:tcMar>
-                  <w:shd w:fill="E9EEF7"/>
-                  <w:tcBorders>
-                    <w:top w:val="single" w:sz="4" w:color="CBD5E1"/>
-                    <w:bottom w:val="single" w:sz="4" w:color="CBD5E1"/>
-                    <w:left w:val="single" w:sz="4" w:color="CBD5E1"/>
-                    <w:right w:val="single" w:sz="4" w:color="CBD5E1"/>
-                  </w:tcBorders>
-                  <w:vAlign w:val="center"/>
                 </w:tcPr>
                 <w:p>
                   <w:pPr>
@@ -1695,13 +1582,193 @@
                   </w:pPr>
                   <w:r>
                     <w:rPr>
-                      <w:rFonts w:ascii="Arial" w:hAnsi="Arial" w:eastAsia="Arial"/>
+                      <w:rFonts w:ascii="Courier New" w:hAnsi="Courier New" w:eastAsia="Courier New"/>
                       <w:b w:val="0"/>
-                      <w:i w:val="0"/>
-                      <w:color w:val="2E5EA8"/>
-                      <w:sz w:val="11"/>
+                      <w:color w:val="182744"/>
+                      <w:sz w:val="12"/>
                     </w:rPr>
                     <w:t>Docker</w:t>
+                  </w:r>
+                </w:p>
+              </w:tc>
+              <w:tc>
+                <w:tcPr>
+                  <w:tcW w:type="dxa" w:w="2925"/>
+                  <w:shd w:fill="FFFFFF"/>
+                  <w:tcBorders>
+                    <w:top w:val="nil"/>
+                    <w:right w:val="nil"/>
+                    <w:bottom w:val="nil"/>
+                    <w:left w:val="nil"/>
+                  </w:tcBorders>
+                  <w:tcMar>
+                    <w:top w:w="22" w:type="dxa"/>
+                    <w:end w:w="35" w:type="dxa"/>
+                    <w:bottom w:w="22" w:type="dxa"/>
+                    <w:start w:w="35" w:type="dxa"/>
+                  </w:tcMar>
+                </w:tcPr>
+                <w:p/>
+              </w:tc>
+            </w:tr>
+          </w:tbl>
+          <w:p/>
+          <w:p>
+            <w:pPr>
+              <w:spacing w:before="120" w:after="80" w:line="240" w:lineRule="auto"/>
+            </w:pPr>
+            <w:r>
+              <w:rPr>
+                <w:rFonts w:ascii="Courier New" w:hAnsi="Courier New" w:eastAsia="Courier New"/>
+                <w:b/>
+                <w:color w:val="182744"/>
+                <w:sz w:val="13"/>
+              </w:rPr>
+              <w:t>FONDEMENTS &amp; SCRIPTING</w:t>
+            </w:r>
+          </w:p>
+          <w:tbl>
+            <w:tblPr>
+              <w:tblW w:type="auto" w:w="0"/>
+              <w:tblLayout w:type="fixed"/>
+              <w:tblLook w:firstColumn="1" w:firstRow="1" w:lastColumn="0" w:lastRow="0" w:noHBand="0" w:noVBand="1" w:val="04A0"/>
+            </w:tblPr>
+            <w:tblGrid>
+              <w:gridCol w:w="2925"/>
+              <w:gridCol w:w="2925"/>
+            </w:tblGrid>
+            <w:tr>
+              <w:tc>
+                <w:tcPr>
+                  <w:tcW w:type="dxa" w:w="2925"/>
+                  <w:shd w:fill="F2F5FA"/>
+                  <w:tcBorders>
+                    <w:top w:val="single" w:sz="3" w:color="D8DEE8"/>
+                    <w:right w:val="single" w:sz="3" w:color="D8DEE8"/>
+                    <w:bottom w:val="single" w:sz="3" w:color="D8DEE8"/>
+                    <w:left w:val="single" w:sz="3" w:color="D8DEE8"/>
+                  </w:tcBorders>
+                  <w:tcMar>
+                    <w:top w:w="22" w:type="dxa"/>
+                    <w:end w:w="35" w:type="dxa"/>
+                    <w:bottom w:w="22" w:type="dxa"/>
+                    <w:start w:w="35" w:type="dxa"/>
+                  </w:tcMar>
+                </w:tcPr>
+                <w:p>
+                  <w:pPr>
+                    <w:spacing w:before="0" w:after="0" w:line="240" w:lineRule="auto"/>
+                    <w:jc w:val="center"/>
+                  </w:pPr>
+                  <w:r>
+                    <w:rPr>
+                      <w:rFonts w:ascii="Courier New" w:hAnsi="Courier New" w:eastAsia="Courier New"/>
+                      <w:b w:val="0"/>
+                      <w:color w:val="182744"/>
+                      <w:sz w:val="12"/>
+                    </w:rPr>
+                    <w:t>Java</w:t>
+                  </w:r>
+                </w:p>
+              </w:tc>
+              <w:tc>
+                <w:tcPr>
+                  <w:tcW w:type="dxa" w:w="2925"/>
+                  <w:shd w:fill="F2F5FA"/>
+                  <w:tcBorders>
+                    <w:top w:val="single" w:sz="3" w:color="D8DEE8"/>
+                    <w:right w:val="single" w:sz="3" w:color="D8DEE8"/>
+                    <w:bottom w:val="single" w:sz="3" w:color="D8DEE8"/>
+                    <w:left w:val="single" w:sz="3" w:color="D8DEE8"/>
+                  </w:tcBorders>
+                  <w:tcMar>
+                    <w:top w:w="22" w:type="dxa"/>
+                    <w:end w:w="35" w:type="dxa"/>
+                    <w:bottom w:w="22" w:type="dxa"/>
+                    <w:start w:w="35" w:type="dxa"/>
+                  </w:tcMar>
+                </w:tcPr>
+                <w:p>
+                  <w:pPr>
+                    <w:spacing w:before="0" w:after="0" w:line="240" w:lineRule="auto"/>
+                    <w:jc w:val="center"/>
+                  </w:pPr>
+                  <w:r>
+                    <w:rPr>
+                      <w:rFonts w:ascii="Courier New" w:hAnsi="Courier New" w:eastAsia="Courier New"/>
+                      <w:b w:val="0"/>
+                      <w:color w:val="182744"/>
+                      <w:sz w:val="12"/>
+                    </w:rPr>
+                    <w:t>Python</w:t>
+                  </w:r>
+                </w:p>
+              </w:tc>
+            </w:tr>
+            <w:tr>
+              <w:tc>
+                <w:tcPr>
+                  <w:tcW w:type="dxa" w:w="2925"/>
+                  <w:shd w:fill="F2F5FA"/>
+                  <w:tcBorders>
+                    <w:top w:val="single" w:sz="3" w:color="D8DEE8"/>
+                    <w:right w:val="single" w:sz="3" w:color="D8DEE8"/>
+                    <w:bottom w:val="single" w:sz="3" w:color="D8DEE8"/>
+                    <w:left w:val="single" w:sz="3" w:color="D8DEE8"/>
+                  </w:tcBorders>
+                  <w:tcMar>
+                    <w:top w:w="22" w:type="dxa"/>
+                    <w:end w:w="35" w:type="dxa"/>
+                    <w:bottom w:w="22" w:type="dxa"/>
+                    <w:start w:w="35" w:type="dxa"/>
+                  </w:tcMar>
+                </w:tcPr>
+                <w:p>
+                  <w:pPr>
+                    <w:spacing w:before="0" w:after="0" w:line="240" w:lineRule="auto"/>
+                    <w:jc w:val="center"/>
+                  </w:pPr>
+                  <w:r>
+                    <w:rPr>
+                      <w:rFonts w:ascii="Courier New" w:hAnsi="Courier New" w:eastAsia="Courier New"/>
+                      <w:b w:val="0"/>
+                      <w:color w:val="182744"/>
+                      <w:sz w:val="12"/>
+                    </w:rPr>
+                    <w:t>C</w:t>
+                  </w:r>
+                </w:p>
+              </w:tc>
+              <w:tc>
+                <w:tcPr>
+                  <w:tcW w:type="dxa" w:w="2925"/>
+                  <w:shd w:fill="F2F5FA"/>
+                  <w:tcBorders>
+                    <w:top w:val="single" w:sz="3" w:color="D8DEE8"/>
+                    <w:right w:val="single" w:sz="3" w:color="D8DEE8"/>
+                    <w:bottom w:val="single" w:sz="3" w:color="D8DEE8"/>
+                    <w:left w:val="single" w:sz="3" w:color="D8DEE8"/>
+                  </w:tcBorders>
+                  <w:tcMar>
+                    <w:top w:w="22" w:type="dxa"/>
+                    <w:end w:w="35" w:type="dxa"/>
+                    <w:bottom w:w="22" w:type="dxa"/>
+                    <w:start w:w="35" w:type="dxa"/>
+                  </w:tcMar>
+                </w:tcPr>
+                <w:p>
+                  <w:pPr>
+                    <w:spacing w:before="0" w:after="0" w:line="240" w:lineRule="auto"/>
+                    <w:jc w:val="center"/>
+                  </w:pPr>
+                  <w:r>
+                    <w:rPr>
+                      <w:rFonts w:ascii="Courier New" w:hAnsi="Courier New" w:eastAsia="Courier New"/>
+                      <w:b w:val="0"/>
+                      <w:color w:val="182744"/>
+                      <w:sz w:val="12"/>
+                    </w:rPr>
+                    <w:t>Bash</w:t>
                   </w:r>
                 </w:p>
               </w:tc>
@@ -1710,230 +1777,25 @@
           <w:p/>
           <w:p>
             <w:pPr>
-              <w:spacing w:before="100" w:after="40" w:line="240" w:lineRule="auto"/>
-            </w:pPr>
-            <w:r>
-              <w:rPr>
-                <w:rFonts w:ascii="Arial" w:hAnsi="Arial" w:eastAsia="Arial"/>
-                <w:b/>
-                <w:i w:val="0"/>
-                <w:color w:val="17233D"/>
-                <w:sz w:val="13"/>
-              </w:rPr>
-              <w:t>FONDEMENTS &amp; SCRIPTING</w:t>
-            </w:r>
-          </w:p>
-          <w:tbl>
-            <w:tblPr>
-              <w:tblW w:type="auto" w:w="0"/>
-              <w:jc w:val="left"/>
-              <w:tblLayout w:type="fixed"/>
-              <w:tblLook w:firstColumn="1" w:firstRow="1" w:lastColumn="0" w:lastRow="0" w:noHBand="0" w:noVBand="1" w:val="04A0"/>
-            </w:tblPr>
-            <w:tblGrid>
-              <w:gridCol w:w="1861"/>
-              <w:gridCol w:w="1861"/>
-              <w:gridCol w:w="1861"/>
-            </w:tblGrid>
-            <w:tr>
-              <w:tc>
-                <w:tcPr>
-                  <w:tcW w:type="dxa" w:w="1861"/>
-                  <w:tcMar>
-                    <w:top w:w="38" w:type="dxa"/>
-                    <w:start w:w="55" w:type="dxa"/>
-                    <w:bottom w:w="38" w:type="dxa"/>
-                    <w:end w:w="55" w:type="dxa"/>
-                  </w:tcMar>
-                  <w:shd w:fill="E9EEF7"/>
-                  <w:tcBorders>
-                    <w:top w:val="single" w:sz="4" w:color="CBD5E1"/>
-                    <w:bottom w:val="single" w:sz="4" w:color="CBD5E1"/>
-                    <w:left w:val="single" w:sz="4" w:color="CBD5E1"/>
-                    <w:right w:val="single" w:sz="4" w:color="CBD5E1"/>
-                  </w:tcBorders>
-                  <w:vAlign w:val="center"/>
-                </w:tcPr>
-                <w:p>
-                  <w:pPr>
-                    <w:spacing w:before="0" w:after="0" w:line="240" w:lineRule="auto"/>
-                    <w:jc w:val="center"/>
-                  </w:pPr>
-                  <w:r>
-                    <w:rPr>
-                      <w:rFonts w:ascii="Arial" w:hAnsi="Arial" w:eastAsia="Arial"/>
-                      <w:b w:val="0"/>
-                      <w:i w:val="0"/>
-                      <w:color w:val="2E5EA8"/>
-                      <w:sz w:val="11"/>
-                    </w:rPr>
-                    <w:t>Java</w:t>
-                  </w:r>
-                </w:p>
-              </w:tc>
-              <w:tc>
-                <w:tcPr>
-                  <w:tcW w:type="dxa" w:w="1861"/>
-                  <w:tcMar>
-                    <w:top w:w="38" w:type="dxa"/>
-                    <w:start w:w="55" w:type="dxa"/>
-                    <w:bottom w:w="38" w:type="dxa"/>
-                    <w:end w:w="55" w:type="dxa"/>
-                  </w:tcMar>
-                  <w:shd w:fill="E9EEF7"/>
-                  <w:tcBorders>
-                    <w:top w:val="single" w:sz="4" w:color="CBD5E1"/>
-                    <w:bottom w:val="single" w:sz="4" w:color="CBD5E1"/>
-                    <w:left w:val="single" w:sz="4" w:color="CBD5E1"/>
-                    <w:right w:val="single" w:sz="4" w:color="CBD5E1"/>
-                  </w:tcBorders>
-                  <w:vAlign w:val="center"/>
-                </w:tcPr>
-                <w:p>
-                  <w:pPr>
-                    <w:spacing w:before="0" w:after="0" w:line="240" w:lineRule="auto"/>
-                    <w:jc w:val="center"/>
-                  </w:pPr>
-                  <w:r>
-                    <w:rPr>
-                      <w:rFonts w:ascii="Arial" w:hAnsi="Arial" w:eastAsia="Arial"/>
-                      <w:b w:val="0"/>
-                      <w:i w:val="0"/>
-                      <w:color w:val="2E5EA8"/>
-                      <w:sz w:val="11"/>
-                    </w:rPr>
-                    <w:t>Python</w:t>
-                  </w:r>
-                </w:p>
-              </w:tc>
-              <w:tc>
-                <w:tcPr>
-                  <w:tcW w:type="dxa" w:w="1861"/>
-                  <w:tcMar>
-                    <w:top w:w="38" w:type="dxa"/>
-                    <w:start w:w="55" w:type="dxa"/>
-                    <w:bottom w:w="38" w:type="dxa"/>
-                    <w:end w:w="55" w:type="dxa"/>
-                  </w:tcMar>
-                  <w:shd w:fill="E9EEF7"/>
-                  <w:tcBorders>
-                    <w:top w:val="single" w:sz="4" w:color="CBD5E1"/>
-                    <w:bottom w:val="single" w:sz="4" w:color="CBD5E1"/>
-                    <w:left w:val="single" w:sz="4" w:color="CBD5E1"/>
-                    <w:right w:val="single" w:sz="4" w:color="CBD5E1"/>
-                  </w:tcBorders>
-                  <w:vAlign w:val="center"/>
-                </w:tcPr>
-                <w:p>
-                  <w:pPr>
-                    <w:spacing w:before="0" w:after="0" w:line="240" w:lineRule="auto"/>
-                    <w:jc w:val="center"/>
-                  </w:pPr>
-                  <w:r>
-                    <w:rPr>
-                      <w:rFonts w:ascii="Arial" w:hAnsi="Arial" w:eastAsia="Arial"/>
-                      <w:b w:val="0"/>
-                      <w:i w:val="0"/>
-                      <w:color w:val="2E5EA8"/>
-                      <w:sz w:val="11"/>
-                    </w:rPr>
-                    <w:t>C</w:t>
-                  </w:r>
-                </w:p>
-              </w:tc>
-            </w:tr>
-            <w:tr>
-              <w:tc>
-                <w:tcPr>
-                  <w:tcW w:type="dxa" w:w="1861"/>
-                  <w:tcMar>
-                    <w:top w:w="38" w:type="dxa"/>
-                    <w:start w:w="55" w:type="dxa"/>
-                    <w:bottom w:w="38" w:type="dxa"/>
-                    <w:end w:w="55" w:type="dxa"/>
-                  </w:tcMar>
-                  <w:shd w:fill="E9EEF7"/>
-                  <w:tcBorders>
-                    <w:top w:val="single" w:sz="4" w:color="CBD5E1"/>
-                    <w:bottom w:val="single" w:sz="4" w:color="CBD5E1"/>
-                    <w:left w:val="single" w:sz="4" w:color="CBD5E1"/>
-                    <w:right w:val="single" w:sz="4" w:color="CBD5E1"/>
-                  </w:tcBorders>
-                  <w:vAlign w:val="center"/>
-                </w:tcPr>
-                <w:p>
-                  <w:pPr>
-                    <w:spacing w:before="0" w:after="0" w:line="240" w:lineRule="auto"/>
-                    <w:jc w:val="center"/>
-                  </w:pPr>
-                  <w:r>
-                    <w:rPr>
-                      <w:rFonts w:ascii="Arial" w:hAnsi="Arial" w:eastAsia="Arial"/>
-                      <w:b w:val="0"/>
-                      <w:i w:val="0"/>
-                      <w:color w:val="2E5EA8"/>
-                      <w:sz w:val="11"/>
-                    </w:rPr>
-                    <w:t>Bash</w:t>
-                  </w:r>
-                </w:p>
-              </w:tc>
-              <w:tc>
-                <w:tcPr>
-                  <w:tcW w:type="dxa" w:w="1861"/>
-                  <w:tcMar>
-                    <w:top w:w="38" w:type="dxa"/>
-                    <w:start w:w="55" w:type="dxa"/>
-                    <w:bottom w:w="38" w:type="dxa"/>
-                    <w:end w:w="55" w:type="dxa"/>
-                  </w:tcMar>
-                  <w:shd w:fill="FFFFFF"/>
-                  <w:tcBorders>
-                    <w:top w:val="nil"/>
-                    <w:bottom w:val="nil"/>
-                    <w:left w:val="nil"/>
-                    <w:right w:val="nil"/>
-                  </w:tcBorders>
-                  <w:vAlign w:val="center"/>
-                </w:tcPr>
-                <w:p/>
-              </w:tc>
-              <w:tc>
-                <w:tcPr>
-                  <w:tcW w:type="dxa" w:w="1861"/>
-                  <w:tcMar>
-                    <w:top w:w="38" w:type="dxa"/>
-                    <w:start w:w="55" w:type="dxa"/>
-                    <w:bottom w:w="38" w:type="dxa"/>
-                    <w:end w:w="55" w:type="dxa"/>
-                  </w:tcMar>
-                  <w:shd w:fill="FFFFFF"/>
-                  <w:tcBorders>
-                    <w:top w:val="nil"/>
-                    <w:bottom w:val="nil"/>
-                    <w:left w:val="nil"/>
-                    <w:right w:val="nil"/>
-                  </w:tcBorders>
-                  <w:vAlign w:val="center"/>
-                </w:tcPr>
-                <w:p/>
-              </w:tc>
-            </w:tr>
-          </w:tbl>
-          <w:p/>
-          <w:p>
-            <w:pPr>
-              <w:spacing w:before="120" w:after="100" w:line="240" w:lineRule="auto"/>
+              <w:spacing w:before="360" w:after="140" w:line="240" w:lineRule="auto"/>
               <w:pBdr>
-                <w:bottom w:val="single" w:sz="5" w:space="2" w:color="D8DEE8"/>
+                <w:bottom w:val="single" w:sz="5" w:space="5" w:color="DDDDDD"/>
               </w:pBdr>
             </w:pPr>
             <w:r>
               <w:rPr>
-                <w:rFonts w:ascii="Arial" w:hAnsi="Arial" w:eastAsia="Arial"/>
+                <w:rFonts w:ascii="Courier New" w:hAnsi="Courier New" w:eastAsia="Courier New"/>
                 <w:b/>
-                <w:i w:val="0"/>
-                <w:color w:val="2E5EA8"/>
+                <w:color w:val="182744"/>
+                <w:sz w:val="16"/>
+              </w:rPr>
+              <w:t xml:space="preserve">//  </w:t>
+            </w:r>
+            <w:r>
+              <w:rPr>
+                <w:rFonts w:ascii="Courier New" w:hAnsi="Courier New" w:eastAsia="Courier New"/>
+                <w:b/>
+                <w:color w:val="182744"/>
                 <w:sz w:val="14"/>
               </w:rPr>
               <w:t>LOISIRS</w:t>
@@ -1941,75 +1803,42 @@
           </w:p>
           <w:p>
             <w:pPr>
-              <w:spacing w:before="0" w:after="40" w:line="240" w:lineRule="auto"/>
+              <w:spacing w:before="0" w:after="60" w:line="264" w:lineRule="auto"/>
             </w:pPr>
             <w:r>
               <w:rPr>
                 <w:rFonts w:ascii="Arial" w:hAnsi="Arial" w:eastAsia="Arial"/>
                 <w:b w:val="0"/>
-                <w:i w:val="0"/>
-                <w:color w:val="2E5EA8"/>
+                <w:color w:val="4A4A4A"/>
                 <w:sz w:val="16"/>
-              </w:rPr>
-              <w:t xml:space="preserve">•  </w:t>
-            </w:r>
-            <w:r>
-              <w:rPr>
-                <w:rFonts w:ascii="Arial" w:hAnsi="Arial" w:eastAsia="Arial"/>
-                <w:b w:val="0"/>
-                <w:i w:val="0"/>
-                <w:color w:val="444444"/>
-                <w:sz w:val="15"/>
               </w:rPr>
               <w:t>Modélisation 3D (Blender)</w:t>
             </w:r>
           </w:p>
           <w:p>
             <w:pPr>
-              <w:spacing w:before="0" w:after="40" w:line="240" w:lineRule="auto"/>
+              <w:spacing w:before="0" w:after="60" w:line="264" w:lineRule="auto"/>
             </w:pPr>
             <w:r>
               <w:rPr>
                 <w:rFonts w:ascii="Arial" w:hAnsi="Arial" w:eastAsia="Arial"/>
                 <w:b w:val="0"/>
-                <w:i w:val="0"/>
-                <w:color w:val="2E5EA8"/>
+                <w:color w:val="4A4A4A"/>
                 <w:sz w:val="16"/>
-              </w:rPr>
-              <w:t xml:space="preserve">•  </w:t>
-            </w:r>
-            <w:r>
-              <w:rPr>
-                <w:rFonts w:ascii="Arial" w:hAnsi="Arial" w:eastAsia="Arial"/>
-                <w:b w:val="0"/>
-                <w:i w:val="0"/>
-                <w:color w:val="444444"/>
-                <w:sz w:val="15"/>
               </w:rPr>
               <w:t>Échecs (1350 Elo)</w:t>
             </w:r>
           </w:p>
           <w:p>
             <w:pPr>
-              <w:spacing w:before="0" w:after="40" w:line="240" w:lineRule="auto"/>
+              <w:spacing w:before="0" w:after="60" w:line="264" w:lineRule="auto"/>
             </w:pPr>
             <w:r>
               <w:rPr>
                 <w:rFonts w:ascii="Arial" w:hAnsi="Arial" w:eastAsia="Arial"/>
                 <w:b w:val="0"/>
-                <w:i w:val="0"/>
-                <w:color w:val="2E5EA8"/>
+                <w:color w:val="4A4A4A"/>
                 <w:sz w:val="16"/>
-              </w:rPr>
-              <w:t xml:space="preserve">•  </w:t>
-            </w:r>
-            <w:r>
-              <w:rPr>
-                <w:rFonts w:ascii="Arial" w:hAnsi="Arial" w:eastAsia="Arial"/>
-                <w:b w:val="0"/>
-                <w:i w:val="0"/>
-                <w:color w:val="444444"/>
-                <w:sz w:val="15"/>
               </w:rPr>
               <w:t>Lecture</w:t>
             </w:r>
@@ -2017,36 +1846,44 @@
         </w:tc>
         <w:tc>
           <w:tcPr>
-            <w:tcW w:type="dxa" w:w="5584"/>
-            <w:vAlign w:val="top"/>
+            <w:tcW w:type="dxa" w:w="5851"/>
             <w:tcBorders>
               <w:top w:val="nil"/>
+              <w:right w:val="nil"/>
               <w:bottom w:val="nil"/>
               <w:left w:val="nil"/>
-              <w:right w:val="nil"/>
             </w:tcBorders>
+            <w:vAlign w:val="top"/>
+            <w:shd w:fill="FFFFFF"/>
             <w:tcMar>
-              <w:top w:w="130" w:type="dxa"/>
-              <w:start w:w="150" w:type="dxa"/>
-              <w:bottom w:w="80" w:type="dxa"/>
-              <w:end w:w="150" w:type="dxa"/>
+              <w:top w:w="520" w:type="dxa"/>
+              <w:end w:w="820" w:type="dxa"/>
+              <w:bottom w:w="420" w:type="dxa"/>
+              <w:start w:w="820" w:type="dxa"/>
             </w:tcMar>
-            <w:shd w:fill="FFFFFF"/>
           </w:tcPr>
           <w:p/>
           <w:p>
             <w:pPr>
-              <w:spacing w:before="120" w:after="100" w:line="240" w:lineRule="auto"/>
+              <w:spacing w:before="0" w:after="140" w:line="240" w:lineRule="auto"/>
               <w:pBdr>
-                <w:bottom w:val="single" w:sz="5" w:space="2" w:color="D8DEE8"/>
+                <w:bottom w:val="single" w:sz="5" w:space="5" w:color="DDDDDD"/>
               </w:pBdr>
             </w:pPr>
             <w:r>
               <w:rPr>
-                <w:rFonts w:ascii="Arial" w:hAnsi="Arial" w:eastAsia="Arial"/>
+                <w:rFonts w:ascii="Courier New" w:hAnsi="Courier New" w:eastAsia="Courier New"/>
                 <w:b/>
-                <w:i w:val="0"/>
-                <w:color w:val="2E5EA8"/>
+                <w:color w:val="182744"/>
+                <w:sz w:val="16"/>
+              </w:rPr>
+              <w:t xml:space="preserve">//  </w:t>
+            </w:r>
+            <w:r>
+              <w:rPr>
+                <w:rFonts w:ascii="Courier New" w:hAnsi="Courier New" w:eastAsia="Courier New"/>
+                <w:b/>
+                <w:color w:val="182744"/>
                 <w:sz w:val="14"/>
               </w:rPr>
               <w:t>EXPÉRIENCE</w:t>
@@ -2059,25 +1896,26 @@
               <w:tblLook w:firstColumn="1" w:firstRow="1" w:lastColumn="0" w:lastRow="0" w:noHBand="0" w:noVBand="1" w:val="04A0"/>
             </w:tblPr>
             <w:tblGrid>
-              <w:gridCol w:w="4932"/>
-              <w:gridCol w:w="1531"/>
+              <w:gridCol w:w="5216"/>
+              <w:gridCol w:w="1928"/>
             </w:tblGrid>
             <w:tr>
               <w:tc>
                 <w:tcPr>
-                  <w:tcW w:type="dxa" w:w="2792"/>
+                  <w:tcW w:type="dxa" w:w="2925"/>
                   <w:tcBorders>
                     <w:top w:val="nil"/>
+                    <w:right w:val="nil"/>
                     <w:bottom w:val="nil"/>
                     <w:left w:val="nil"/>
-                    <w:right w:val="nil"/>
                   </w:tcBorders>
                   <w:tcMar>
-                    <w:top w:w="20" w:type="dxa"/>
+                    <w:top w:w="0" w:type="dxa"/>
+                    <w:end w:w="0" w:type="dxa"/>
+                    <w:bottom w:w="0" w:type="dxa"/>
                     <w:start w:w="0" w:type="dxa"/>
-                    <w:bottom w:w="10" w:type="dxa"/>
-                    <w:end w:w="0" w:type="dxa"/>
                   </w:tcMar>
+                  <w:vAlign w:val="top"/>
                 </w:tcPr>
                 <w:p>
                   <w:pPr>
@@ -2087,9 +1925,8 @@
                     <w:rPr>
                       <w:rFonts w:ascii="Arial" w:hAnsi="Arial" w:eastAsia="Arial"/>
                       <w:b/>
-                      <w:i w:val="0"/>
-                      <w:color w:val="151515"/>
-                      <w:sz w:val="17"/>
+                      <w:color w:val="111111"/>
+                      <w:sz w:val="18"/>
                     </w:rPr>
                     <w:t>Gestionnaire de site WordPress</w:t>
                   </w:r>
@@ -2097,19 +1934,20 @@
               </w:tc>
               <w:tc>
                 <w:tcPr>
-                  <w:tcW w:type="dxa" w:w="2792"/>
+                  <w:tcW w:type="dxa" w:w="2925"/>
                   <w:tcBorders>
                     <w:top w:val="nil"/>
+                    <w:right w:val="nil"/>
                     <w:bottom w:val="nil"/>
                     <w:left w:val="nil"/>
-                    <w:right w:val="nil"/>
                   </w:tcBorders>
                   <w:tcMar>
-                    <w:top w:w="20" w:type="dxa"/>
+                    <w:top w:w="0" w:type="dxa"/>
+                    <w:end w:w="0" w:type="dxa"/>
+                    <w:bottom w:w="0" w:type="dxa"/>
                     <w:start w:w="0" w:type="dxa"/>
-                    <w:bottom w:w="10" w:type="dxa"/>
-                    <w:end w:w="0" w:type="dxa"/>
                   </w:tcMar>
+                  <w:vAlign w:val="top"/>
                 </w:tcPr>
                 <w:p>
                   <w:pPr>
@@ -2118,13 +1956,12 @@
                   </w:pPr>
                   <w:r>
                     <w:rPr>
-                      <w:rFonts w:ascii="Arial" w:hAnsi="Arial" w:eastAsia="Arial"/>
-                      <w:b/>
-                      <w:i w:val="0"/>
-                      <w:color w:val="2E5EA8"/>
+                      <w:rFonts w:ascii="Courier New" w:hAnsi="Courier New" w:eastAsia="Courier New"/>
+                      <w:b w:val="0"/>
+                      <w:color w:val="182744"/>
                       <w:sz w:val="14"/>
                     </w:rPr>
-                    <w:t>2024 - Présent</w:t>
+                    <w:t>2024 — Présent</w:t>
                   </w:r>
                 </w:p>
               </w:tc>
@@ -2133,14 +1970,13 @@
           <w:p/>
           <w:p>
             <w:pPr>
-              <w:spacing w:before="0" w:after="40" w:line="240" w:lineRule="auto"/>
+              <w:spacing w:before="0" w:after="100" w:line="240" w:lineRule="auto"/>
             </w:pPr>
             <w:r>
               <w:rPr>
-                <w:rFonts w:ascii="Arial" w:hAnsi="Arial" w:eastAsia="Arial"/>
+                <w:rFonts w:ascii="Courier New" w:hAnsi="Courier New" w:eastAsia="Courier New"/>
                 <w:b w:val="0"/>
-                <w:i w:val="0"/>
-                <w:color w:val="6B7280"/>
+                <w:color w:val="666666"/>
                 <w:sz w:val="14"/>
               </w:rPr>
               <w:t>UFW Verein · ONG internationale</w:t>
@@ -2148,40 +1984,47 @@
           </w:p>
           <w:p>
             <w:pPr>
-              <w:spacing w:before="0" w:after="80" w:line="271" w:lineRule="auto"/>
+              <w:spacing w:before="0" w:after="120" w:line="300" w:lineRule="auto"/>
             </w:pPr>
             <w:r>
               <w:rPr>
                 <w:rFonts w:ascii="Arial" w:hAnsi="Arial" w:eastAsia="Arial"/>
                 <w:b w:val="0"/>
-                <w:i w:val="0"/>
-                <w:color w:val="444444"/>
-                <w:sz w:val="15"/>
+                <w:color w:val="4A4A4A"/>
+                <w:sz w:val="16"/>
               </w:rPr>
-              <w:t>Administration et maintenance du site institutionnel en production. Mise à jour du contenu éditorial et des modules. Suivi des performances et résolution d'incidents.</w:t>
+              <w:t>Administration et maintenance du site institutionnel en production.</w:t>
             </w:r>
           </w:p>
           <w:p>
             <w:pPr>
-              <w:spacing w:before="0" w:after="100" w:line="240" w:lineRule="auto"/>
+              <w:spacing w:before="120" w:after="160" w:line="240" w:lineRule="auto"/>
               <w:pBdr>
-                <w:bottom w:val="single" w:sz="3" w:space="2" w:color="E9EDF3"/>
+                <w:bottom w:val="single" w:sz="5" w:space="5" w:color="DDDDDD"/>
               </w:pBdr>
             </w:pPr>
           </w:p>
           <w:p>
             <w:pPr>
-              <w:spacing w:before="120" w:after="100" w:line="240" w:lineRule="auto"/>
+              <w:spacing w:before="200" w:after="140" w:line="240" w:lineRule="auto"/>
               <w:pBdr>
-                <w:bottom w:val="single" w:sz="5" w:space="2" w:color="D8DEE8"/>
+                <w:bottom w:val="single" w:sz="5" w:space="5" w:color="DDDDDD"/>
               </w:pBdr>
             </w:pPr>
             <w:r>
               <w:rPr>
-                <w:rFonts w:ascii="Arial" w:hAnsi="Arial" w:eastAsia="Arial"/>
+                <w:rFonts w:ascii="Courier New" w:hAnsi="Courier New" w:eastAsia="Courier New"/>
                 <w:b/>
-                <w:i w:val="0"/>
-                <w:color w:val="2E5EA8"/>
+                <w:color w:val="182744"/>
+                <w:sz w:val="16"/>
+              </w:rPr>
+              <w:t xml:space="preserve">//  </w:t>
+            </w:r>
+            <w:r>
+              <w:rPr>
+                <w:rFonts w:ascii="Courier New" w:hAnsi="Courier New" w:eastAsia="Courier New"/>
+                <w:b/>
+                <w:color w:val="182744"/>
                 <w:sz w:val="14"/>
               </w:rPr>
               <w:t>FORMATION</w:t>
@@ -2194,25 +2037,26 @@
               <w:tblLook w:firstColumn="1" w:firstRow="1" w:lastColumn="0" w:lastRow="0" w:noHBand="0" w:noVBand="1" w:val="04A0"/>
             </w:tblPr>
             <w:tblGrid>
-              <w:gridCol w:w="4932"/>
-              <w:gridCol w:w="1531"/>
+              <w:gridCol w:w="5216"/>
+              <w:gridCol w:w="1928"/>
             </w:tblGrid>
             <w:tr>
               <w:tc>
                 <w:tcPr>
-                  <w:tcW w:type="dxa" w:w="2792"/>
+                  <w:tcW w:type="dxa" w:w="2925"/>
                   <w:tcBorders>
                     <w:top w:val="nil"/>
+                    <w:right w:val="nil"/>
                     <w:bottom w:val="nil"/>
                     <w:left w:val="nil"/>
-                    <w:right w:val="nil"/>
                   </w:tcBorders>
                   <w:tcMar>
-                    <w:top w:w="20" w:type="dxa"/>
+                    <w:top w:w="0" w:type="dxa"/>
+                    <w:end w:w="0" w:type="dxa"/>
+                    <w:bottom w:w="0" w:type="dxa"/>
                     <w:start w:w="0" w:type="dxa"/>
-                    <w:bottom w:w="10" w:type="dxa"/>
-                    <w:end w:w="0" w:type="dxa"/>
                   </w:tcMar>
+                  <w:vAlign w:val="top"/>
                 </w:tcPr>
                 <w:p>
                   <w:pPr>
@@ -2222,29 +2066,29 @@
                     <w:rPr>
                       <w:rFonts w:ascii="Arial" w:hAnsi="Arial" w:eastAsia="Arial"/>
                       <w:b/>
-                      <w:i w:val="0"/>
-                      <w:color w:val="151515"/>
-                      <w:sz w:val="17"/>
+                      <w:color w:val="111111"/>
+                      <w:sz w:val="18"/>
                     </w:rPr>
-                    <w:t>Licence en Génie Logiciel - L3</w:t>
+                    <w:t>Licence en Génie Logiciel — L3</w:t>
                   </w:r>
                 </w:p>
               </w:tc>
               <w:tc>
                 <w:tcPr>
-                  <w:tcW w:type="dxa" w:w="2792"/>
+                  <w:tcW w:type="dxa" w:w="2925"/>
                   <w:tcBorders>
                     <w:top w:val="nil"/>
+                    <w:right w:val="nil"/>
                     <w:bottom w:val="nil"/>
                     <w:left w:val="nil"/>
-                    <w:right w:val="nil"/>
                   </w:tcBorders>
                   <w:tcMar>
-                    <w:top w:w="20" w:type="dxa"/>
+                    <w:top w:w="0" w:type="dxa"/>
+                    <w:end w:w="0" w:type="dxa"/>
+                    <w:bottom w:w="0" w:type="dxa"/>
                     <w:start w:w="0" w:type="dxa"/>
-                    <w:bottom w:w="10" w:type="dxa"/>
-                    <w:end w:w="0" w:type="dxa"/>
                   </w:tcMar>
+                  <w:vAlign w:val="top"/>
                 </w:tcPr>
                 <w:p>
                   <w:pPr>
@@ -2253,13 +2097,12 @@
                   </w:pPr>
                   <w:r>
                     <w:rPr>
-                      <w:rFonts w:ascii="Arial" w:hAnsi="Arial" w:eastAsia="Arial"/>
-                      <w:b/>
-                      <w:i w:val="0"/>
-                      <w:color w:val="2E5EA8"/>
+                      <w:rFonts w:ascii="Courier New" w:hAnsi="Courier New" w:eastAsia="Courier New"/>
+                      <w:b w:val="0"/>
+                      <w:color w:val="182744"/>
                       <w:sz w:val="14"/>
                     </w:rPr>
-                    <w:t>2023 - En cours</w:t>
+                    <w:t>2023 — En cours</w:t>
                   </w:r>
                 </w:p>
               </w:tc>
@@ -2268,14 +2111,13 @@
           <w:p/>
           <w:p>
             <w:pPr>
-              <w:spacing w:before="0" w:after="40" w:line="240" w:lineRule="auto"/>
+              <w:spacing w:before="0" w:after="100" w:line="240" w:lineRule="auto"/>
             </w:pPr>
             <w:r>
               <w:rPr>
-                <w:rFonts w:ascii="Arial" w:hAnsi="Arial" w:eastAsia="Arial"/>
+                <w:rFonts w:ascii="Courier New" w:hAnsi="Courier New" w:eastAsia="Courier New"/>
                 <w:b w:val="0"/>
-                <w:i w:val="0"/>
-                <w:color w:val="6B7280"/>
+                <w:color w:val="666666"/>
                 <w:sz w:val="14"/>
               </w:rPr>
               <w:t>Université · Lomé, Togo</w:t>
@@ -2283,24 +2125,23 @@
           </w:p>
           <w:p>
             <w:pPr>
-              <w:spacing w:before="0" w:after="80" w:line="271" w:lineRule="auto"/>
+              <w:spacing w:before="0" w:after="120" w:line="300" w:lineRule="auto"/>
             </w:pPr>
             <w:r>
               <w:rPr>
                 <w:rFonts w:ascii="Arial" w:hAnsi="Arial" w:eastAsia="Arial"/>
                 <w:b w:val="0"/>
-                <w:i w:val="0"/>
-                <w:color w:val="444444"/>
-                <w:sz w:val="15"/>
+                <w:color w:val="4A4A4A"/>
+                <w:sz w:val="16"/>
               </w:rPr>
-              <w:t>Formation en génie logiciel avec pratique des langages C, Python, Java, JavaScript, PHP. Projets académiques orientés conception et développement d'applications.</w:t>
+              <w:t>Formation en génie logiciel — C, Python, Java, JavaScript, PHP. Projets académiques orientés conception et développement d'applications.</w:t>
             </w:r>
           </w:p>
           <w:p>
             <w:pPr>
-              <w:spacing w:before="0" w:after="100" w:line="240" w:lineRule="auto"/>
+              <w:spacing w:before="120" w:after="160" w:line="240" w:lineRule="auto"/>
               <w:pBdr>
-                <w:bottom w:val="single" w:sz="3" w:space="2" w:color="E9EDF3"/>
+                <w:bottom w:val="single" w:sz="5" w:space="5" w:color="DDDDDD"/>
               </w:pBdr>
             </w:pPr>
           </w:p>
@@ -2311,25 +2152,26 @@
               <w:tblLook w:firstColumn="1" w:firstRow="1" w:lastColumn="0" w:lastRow="0" w:noHBand="0" w:noVBand="1" w:val="04A0"/>
             </w:tblPr>
             <w:tblGrid>
-              <w:gridCol w:w="4932"/>
-              <w:gridCol w:w="1531"/>
+              <w:gridCol w:w="5216"/>
+              <w:gridCol w:w="1928"/>
             </w:tblGrid>
             <w:tr>
               <w:tc>
                 <w:tcPr>
-                  <w:tcW w:type="dxa" w:w="2792"/>
+                  <w:tcW w:type="dxa" w:w="2925"/>
                   <w:tcBorders>
                     <w:top w:val="nil"/>
+                    <w:right w:val="nil"/>
                     <w:bottom w:val="nil"/>
                     <w:left w:val="nil"/>
-                    <w:right w:val="nil"/>
                   </w:tcBorders>
                   <w:tcMar>
-                    <w:top w:w="20" w:type="dxa"/>
+                    <w:top w:w="0" w:type="dxa"/>
+                    <w:end w:w="0" w:type="dxa"/>
+                    <w:bottom w:w="0" w:type="dxa"/>
                     <w:start w:w="0" w:type="dxa"/>
-                    <w:bottom w:w="10" w:type="dxa"/>
-                    <w:end w:w="0" w:type="dxa"/>
                   </w:tcMar>
+                  <w:vAlign w:val="top"/>
                 </w:tcPr>
                 <w:p>
                   <w:pPr>
@@ -2339,9 +2181,8 @@
                     <w:rPr>
                       <w:rFonts w:ascii="Arial" w:hAnsi="Arial" w:eastAsia="Arial"/>
                       <w:b/>
-                      <w:i w:val="0"/>
-                      <w:color w:val="151515"/>
-                      <w:sz w:val="17"/>
+                      <w:color w:val="111111"/>
+                      <w:sz w:val="18"/>
                     </w:rPr>
                     <w:t>Certification OPEM B</w:t>
                   </w:r>
@@ -2349,19 +2190,20 @@
               </w:tc>
               <w:tc>
                 <w:tcPr>
-                  <w:tcW w:type="dxa" w:w="2792"/>
+                  <w:tcW w:type="dxa" w:w="2925"/>
                   <w:tcBorders>
                     <w:top w:val="nil"/>
+                    <w:right w:val="nil"/>
                     <w:bottom w:val="nil"/>
                     <w:left w:val="nil"/>
-                    <w:right w:val="nil"/>
                   </w:tcBorders>
                   <w:tcMar>
-                    <w:top w:w="20" w:type="dxa"/>
+                    <w:top w:w="0" w:type="dxa"/>
+                    <w:end w:w="0" w:type="dxa"/>
+                    <w:bottom w:w="0" w:type="dxa"/>
                     <w:start w:w="0" w:type="dxa"/>
-                    <w:bottom w:w="10" w:type="dxa"/>
-                    <w:end w:w="0" w:type="dxa"/>
                   </w:tcMar>
+                  <w:vAlign w:val="top"/>
                 </w:tcPr>
                 <w:p>
                   <w:pPr>
@@ -2370,13 +2212,12 @@
                   </w:pPr>
                   <w:r>
                     <w:rPr>
-                      <w:rFonts w:ascii="Arial" w:hAnsi="Arial" w:eastAsia="Arial"/>
-                      <w:b/>
-                      <w:i w:val="0"/>
-                      <w:color w:val="2E5EA8"/>
+                      <w:rFonts w:ascii="Courier New" w:hAnsi="Courier New" w:eastAsia="Courier New"/>
+                      <w:b w:val="0"/>
+                      <w:color w:val="182744"/>
                       <w:sz w:val="14"/>
                     </w:rPr>
-                    <w:t>2022 - 2023</w:t>
+                    <w:t>2022 — 2023</w:t>
                   </w:r>
                 </w:p>
               </w:tc>
@@ -2385,14 +2226,13 @@
           <w:p/>
           <w:p>
             <w:pPr>
-              <w:spacing w:before="0" w:after="40" w:line="240" w:lineRule="auto"/>
+              <w:spacing w:before="0" w:after="100" w:line="240" w:lineRule="auto"/>
             </w:pPr>
             <w:r>
               <w:rPr>
-                <w:rFonts w:ascii="Arial" w:hAnsi="Arial" w:eastAsia="Arial"/>
+                <w:rFonts w:ascii="Courier New" w:hAnsi="Courier New" w:eastAsia="Courier New"/>
                 <w:b w:val="0"/>
-                <w:i w:val="0"/>
-                <w:color w:val="6B7280"/>
+                <w:color w:val="666666"/>
                 <w:sz w:val="14"/>
               </w:rPr>
               <w:t>Conception d'une maison à éclairage connecté Bluetooth</w:t>
@@ -2400,24 +2240,23 @@
           </w:p>
           <w:p>
             <w:pPr>
-              <w:spacing w:before="0" w:after="80" w:line="271" w:lineRule="auto"/>
+              <w:spacing w:before="0" w:after="120" w:line="300" w:lineRule="auto"/>
             </w:pPr>
             <w:r>
               <w:rPr>
                 <w:rFonts w:ascii="Arial" w:hAnsi="Arial" w:eastAsia="Arial"/>
                 <w:b w:val="0"/>
-                <w:i w:val="0"/>
-                <w:color w:val="444444"/>
-                <w:sz w:val="15"/>
+                <w:color w:val="4A4A4A"/>
+                <w:sz w:val="16"/>
               </w:rPr>
-              <w:t>Code Arduino, plan AutoCAD architecture, modélisation 3D Blender, schémas électroniques Fritzing et TinkerCAD.</w:t>
+              <w:t>Arduino, AutoCAD, Blender, Fritzing et TinkerCAD.</w:t>
             </w:r>
           </w:p>
           <w:p>
             <w:pPr>
-              <w:spacing w:before="0" w:after="100" w:line="240" w:lineRule="auto"/>
+              <w:spacing w:before="120" w:after="160" w:line="240" w:lineRule="auto"/>
               <w:pBdr>
-                <w:bottom w:val="single" w:sz="3" w:space="2" w:color="E9EDF3"/>
+                <w:bottom w:val="single" w:sz="5" w:space="5" w:color="DDDDDD"/>
               </w:pBdr>
             </w:pPr>
           </w:p>
@@ -2428,25 +2267,26 @@
               <w:tblLook w:firstColumn="1" w:firstRow="1" w:lastColumn="0" w:lastRow="0" w:noHBand="0" w:noVBand="1" w:val="04A0"/>
             </w:tblPr>
             <w:tblGrid>
-              <w:gridCol w:w="4932"/>
-              <w:gridCol w:w="1531"/>
+              <w:gridCol w:w="5216"/>
+              <w:gridCol w:w="1928"/>
             </w:tblGrid>
             <w:tr>
               <w:tc>
                 <w:tcPr>
-                  <w:tcW w:type="dxa" w:w="2792"/>
+                  <w:tcW w:type="dxa" w:w="2925"/>
                   <w:tcBorders>
                     <w:top w:val="nil"/>
+                    <w:right w:val="nil"/>
                     <w:bottom w:val="nil"/>
                     <w:left w:val="nil"/>
-                    <w:right w:val="nil"/>
                   </w:tcBorders>
                   <w:tcMar>
-                    <w:top w:w="20" w:type="dxa"/>
+                    <w:top w:w="0" w:type="dxa"/>
+                    <w:end w:w="0" w:type="dxa"/>
+                    <w:bottom w:w="0" w:type="dxa"/>
                     <w:start w:w="0" w:type="dxa"/>
-                    <w:bottom w:w="10" w:type="dxa"/>
-                    <w:end w:w="0" w:type="dxa"/>
                   </w:tcMar>
+                  <w:vAlign w:val="top"/>
                 </w:tcPr>
                 <w:p>
                   <w:pPr>
@@ -2456,9 +2296,8 @@
                     <w:rPr>
                       <w:rFonts w:ascii="Arial" w:hAnsi="Arial" w:eastAsia="Arial"/>
                       <w:b/>
-                      <w:i w:val="0"/>
-                      <w:color w:val="151515"/>
-                      <w:sz w:val="17"/>
+                      <w:color w:val="111111"/>
+                      <w:sz w:val="18"/>
                     </w:rPr>
                     <w:t>Certification OPEM A</w:t>
                   </w:r>
@@ -2466,19 +2305,20 @@
               </w:tc>
               <w:tc>
                 <w:tcPr>
-                  <w:tcW w:type="dxa" w:w="2792"/>
+                  <w:tcW w:type="dxa" w:w="2925"/>
                   <w:tcBorders>
                     <w:top w:val="nil"/>
+                    <w:right w:val="nil"/>
                     <w:bottom w:val="nil"/>
                     <w:left w:val="nil"/>
-                    <w:right w:val="nil"/>
                   </w:tcBorders>
                   <w:tcMar>
-                    <w:top w:w="20" w:type="dxa"/>
+                    <w:top w:w="0" w:type="dxa"/>
+                    <w:end w:w="0" w:type="dxa"/>
+                    <w:bottom w:w="0" w:type="dxa"/>
                     <w:start w:w="0" w:type="dxa"/>
-                    <w:bottom w:w="10" w:type="dxa"/>
-                    <w:end w:w="0" w:type="dxa"/>
                   </w:tcMar>
+                  <w:vAlign w:val="top"/>
                 </w:tcPr>
                 <w:p>
                   <w:pPr>
@@ -2487,13 +2327,12 @@
                   </w:pPr>
                   <w:r>
                     <w:rPr>
-                      <w:rFonts w:ascii="Arial" w:hAnsi="Arial" w:eastAsia="Arial"/>
-                      <w:b/>
-                      <w:i w:val="0"/>
-                      <w:color w:val="2E5EA8"/>
+                      <w:rFonts w:ascii="Courier New" w:hAnsi="Courier New" w:eastAsia="Courier New"/>
+                      <w:b w:val="0"/>
+                      <w:color w:val="182744"/>
                       <w:sz w:val="14"/>
                     </w:rPr>
-                    <w:t>2021 - 2022</w:t>
+                    <w:t>2021 — 2022</w:t>
                   </w:r>
                 </w:p>
               </w:tc>
@@ -2502,14 +2341,13 @@
           <w:p/>
           <w:p>
             <w:pPr>
-              <w:spacing w:before="0" w:after="40" w:line="240" w:lineRule="auto"/>
+              <w:spacing w:before="0" w:after="100" w:line="240" w:lineRule="auto"/>
             </w:pPr>
             <w:r>
               <w:rPr>
-                <w:rFonts w:ascii="Arial" w:hAnsi="Arial" w:eastAsia="Arial"/>
+                <w:rFonts w:ascii="Courier New" w:hAnsi="Courier New" w:eastAsia="Courier New"/>
                 <w:b w:val="0"/>
-                <w:i w:val="0"/>
-                <w:color w:val="6B7280"/>
+                <w:color w:val="666666"/>
                 <w:sz w:val="14"/>
               </w:rPr>
               <w:t>Conception d'un portail à ouverture automatique</w:t>
@@ -2517,24 +2355,23 @@
           </w:p>
           <w:p>
             <w:pPr>
-              <w:spacing w:before="0" w:after="80" w:line="271" w:lineRule="auto"/>
+              <w:spacing w:before="0" w:after="120" w:line="300" w:lineRule="auto"/>
             </w:pPr>
             <w:r>
               <w:rPr>
                 <w:rFonts w:ascii="Arial" w:hAnsi="Arial" w:eastAsia="Arial"/>
                 <w:b w:val="0"/>
-                <w:i w:val="0"/>
-                <w:color w:val="444444"/>
-                <w:sz w:val="15"/>
+                <w:color w:val="4A4A4A"/>
+                <w:sz w:val="16"/>
               </w:rPr>
               <w:t>Conception et programmation d'un système de portail automatisé avec Arduino.</w:t>
             </w:r>
           </w:p>
           <w:p>
             <w:pPr>
-              <w:spacing w:before="0" w:after="100" w:line="240" w:lineRule="auto"/>
+              <w:spacing w:before="120" w:after="160" w:line="240" w:lineRule="auto"/>
               <w:pBdr>
-                <w:bottom w:val="single" w:sz="3" w:space="2" w:color="E9EDF3"/>
+                <w:bottom w:val="single" w:sz="5" w:space="5" w:color="DDDDDD"/>
               </w:pBdr>
             </w:pPr>
           </w:p>
@@ -2545,25 +2382,26 @@
               <w:tblLook w:firstColumn="1" w:firstRow="1" w:lastColumn="0" w:lastRow="0" w:noHBand="0" w:noVBand="1" w:val="04A0"/>
             </w:tblPr>
             <w:tblGrid>
-              <w:gridCol w:w="4932"/>
-              <w:gridCol w:w="1531"/>
+              <w:gridCol w:w="5216"/>
+              <w:gridCol w:w="1928"/>
             </w:tblGrid>
             <w:tr>
               <w:tc>
                 <w:tcPr>
-                  <w:tcW w:type="dxa" w:w="2792"/>
+                  <w:tcW w:type="dxa" w:w="2925"/>
                   <w:tcBorders>
                     <w:top w:val="nil"/>
+                    <w:right w:val="nil"/>
                     <w:bottom w:val="nil"/>
                     <w:left w:val="nil"/>
-                    <w:right w:val="nil"/>
                   </w:tcBorders>
                   <w:tcMar>
-                    <w:top w:w="20" w:type="dxa"/>
+                    <w:top w:w="0" w:type="dxa"/>
+                    <w:end w:w="0" w:type="dxa"/>
+                    <w:bottom w:w="0" w:type="dxa"/>
                     <w:start w:w="0" w:type="dxa"/>
-                    <w:bottom w:w="10" w:type="dxa"/>
-                    <w:end w:w="0" w:type="dxa"/>
                   </w:tcMar>
+                  <w:vAlign w:val="top"/>
                 </w:tcPr>
                 <w:p>
                   <w:pPr>
@@ -2573,29 +2411,29 @@
                     <w:rPr>
                       <w:rFonts w:ascii="Arial" w:hAnsi="Arial" w:eastAsia="Arial"/>
                       <w:b/>
-                      <w:i w:val="0"/>
-                      <w:color w:val="151515"/>
-                      <w:sz w:val="17"/>
+                      <w:color w:val="111111"/>
+                      <w:sz w:val="18"/>
                     </w:rPr>
-                    <w:t>Baccalauréat Série D - Mention Bien</w:t>
+                    <w:t>Baccalauréat Série D — Mention Bien</w:t>
                   </w:r>
                 </w:p>
               </w:tc>
               <w:tc>
                 <w:tcPr>
-                  <w:tcW w:type="dxa" w:w="2792"/>
+                  <w:tcW w:type="dxa" w:w="2925"/>
                   <w:tcBorders>
                     <w:top w:val="nil"/>
+                    <w:right w:val="nil"/>
                     <w:bottom w:val="nil"/>
                     <w:left w:val="nil"/>
-                    <w:right w:val="nil"/>
                   </w:tcBorders>
                   <w:tcMar>
-                    <w:top w:w="20" w:type="dxa"/>
+                    <w:top w:w="0" w:type="dxa"/>
+                    <w:end w:w="0" w:type="dxa"/>
+                    <w:bottom w:w="0" w:type="dxa"/>
                     <w:start w:w="0" w:type="dxa"/>
-                    <w:bottom w:w="10" w:type="dxa"/>
-                    <w:end w:w="0" w:type="dxa"/>
                   </w:tcMar>
+                  <w:vAlign w:val="top"/>
                 </w:tcPr>
                 <w:p>
                   <w:pPr>
@@ -2604,13 +2442,12 @@
                   </w:pPr>
                   <w:r>
                     <w:rPr>
-                      <w:rFonts w:ascii="Arial" w:hAnsi="Arial" w:eastAsia="Arial"/>
-                      <w:b/>
-                      <w:i w:val="0"/>
-                      <w:color w:val="2E5EA8"/>
+                      <w:rFonts w:ascii="Courier New" w:hAnsi="Courier New" w:eastAsia="Courier New"/>
+                      <w:b w:val="0"/>
+                      <w:color w:val="182744"/>
                       <w:sz w:val="14"/>
                     </w:rPr>
-                    <w:t>2020 - 2023</w:t>
+                    <w:t>2020 — 2023</w:t>
                   </w:r>
                 </w:p>
               </w:tc>
@@ -2619,14 +2456,13 @@
           <w:p/>
           <w:p>
             <w:pPr>
-              <w:spacing w:before="0" w:after="40" w:line="240" w:lineRule="auto"/>
+              <w:spacing w:before="0" w:after="100" w:line="240" w:lineRule="auto"/>
             </w:pPr>
             <w:r>
               <w:rPr>
-                <w:rFonts w:ascii="Arial" w:hAnsi="Arial" w:eastAsia="Arial"/>
+                <w:rFonts w:ascii="Courier New" w:hAnsi="Courier New" w:eastAsia="Courier New"/>
                 <w:b w:val="0"/>
-                <w:i w:val="0"/>
-                <w:color w:val="6B7280"/>
+                <w:color w:val="666666"/>
                 <w:sz w:val="14"/>
               </w:rPr>
               <w:t>Lomé, Togo</w:t>
@@ -2634,25 +2470,25 @@
           </w:p>
           <w:p>
             <w:pPr>
-              <w:spacing w:before="0" w:after="100" w:line="240" w:lineRule="auto"/>
+              <w:spacing w:before="280" w:after="140" w:line="240" w:lineRule="auto"/>
               <w:pBdr>
-                <w:bottom w:val="single" w:sz="3" w:space="2" w:color="E9EDF3"/>
-              </w:pBdr>
-            </w:pPr>
-          </w:p>
-          <w:p>
-            <w:pPr>
-              <w:spacing w:before="120" w:after="100" w:line="240" w:lineRule="auto"/>
-              <w:pBdr>
-                <w:bottom w:val="single" w:sz="5" w:space="2" w:color="D8DEE8"/>
+                <w:bottom w:val="single" w:sz="5" w:space="5" w:color="DDDDDD"/>
               </w:pBdr>
             </w:pPr>
             <w:r>
               <w:rPr>
-                <w:rFonts w:ascii="Arial" w:hAnsi="Arial" w:eastAsia="Arial"/>
+                <w:rFonts w:ascii="Courier New" w:hAnsi="Courier New" w:eastAsia="Courier New"/>
                 <w:b/>
-                <w:i w:val="0"/>
-                <w:color w:val="2E5EA8"/>
+                <w:color w:val="182744"/>
+                <w:sz w:val="16"/>
+              </w:rPr>
+              <w:t xml:space="preserve">//  </w:t>
+            </w:r>
+            <w:r>
+              <w:rPr>
+                <w:rFonts w:ascii="Courier New" w:hAnsi="Courier New" w:eastAsia="Courier New"/>
+                <w:b/>
+                <w:color w:val="182744"/>
                 <w:sz w:val="14"/>
               </w:rPr>
               <w:t>PROJETS</w:t>
@@ -2665,25 +2501,26 @@
               <w:tblLook w:firstColumn="1" w:firstRow="1" w:lastColumn="0" w:lastRow="0" w:noHBand="0" w:noVBand="1" w:val="04A0"/>
             </w:tblPr>
             <w:tblGrid>
-              <w:gridCol w:w="4932"/>
-              <w:gridCol w:w="1531"/>
+              <w:gridCol w:w="5216"/>
+              <w:gridCol w:w="1928"/>
             </w:tblGrid>
             <w:tr>
               <w:tc>
                 <w:tcPr>
-                  <w:tcW w:type="dxa" w:w="2792"/>
+                  <w:tcW w:type="dxa" w:w="2925"/>
                   <w:tcBorders>
                     <w:top w:val="nil"/>
+                    <w:right w:val="nil"/>
                     <w:bottom w:val="nil"/>
                     <w:left w:val="nil"/>
-                    <w:right w:val="nil"/>
                   </w:tcBorders>
                   <w:tcMar>
-                    <w:top w:w="20" w:type="dxa"/>
+                    <w:top w:w="0" w:type="dxa"/>
+                    <w:end w:w="0" w:type="dxa"/>
+                    <w:bottom w:w="0" w:type="dxa"/>
                     <w:start w:w="0" w:type="dxa"/>
-                    <w:bottom w:w="10" w:type="dxa"/>
-                    <w:end w:w="0" w:type="dxa"/>
                   </w:tcMar>
+                  <w:vAlign w:val="top"/>
                 </w:tcPr>
                 <w:p>
                   <w:pPr>
@@ -2693,9 +2530,8 @@
                     <w:rPr>
                       <w:rFonts w:ascii="Arial" w:hAnsi="Arial" w:eastAsia="Arial"/>
                       <w:b/>
-                      <w:i w:val="0"/>
-                      <w:color w:val="151515"/>
-                      <w:sz w:val="17"/>
+                      <w:color w:val="111111"/>
+                      <w:sz w:val="18"/>
                     </w:rPr>
                     <w:t>logements_Mokpokpo</w:t>
                   </w:r>
@@ -2703,77 +2539,70 @@
               </w:tc>
               <w:tc>
                 <w:tcPr>
-                  <w:tcW w:type="dxa" w:w="2792"/>
+                  <w:tcW w:type="dxa" w:w="2925"/>
                   <w:tcBorders>
                     <w:top w:val="nil"/>
+                    <w:right w:val="nil"/>
                     <w:bottom w:val="nil"/>
                     <w:left w:val="nil"/>
-                    <w:right w:val="nil"/>
                   </w:tcBorders>
                   <w:tcMar>
-                    <w:top w:w="20" w:type="dxa"/>
+                    <w:top w:w="0" w:type="dxa"/>
+                    <w:end w:w="0" w:type="dxa"/>
+                    <w:bottom w:w="0" w:type="dxa"/>
                     <w:start w:w="0" w:type="dxa"/>
-                    <w:bottom w:w="10" w:type="dxa"/>
-                    <w:end w:w="0" w:type="dxa"/>
                   </w:tcMar>
+                  <w:vAlign w:val="top"/>
                 </w:tcPr>
-                <w:p>
-                  <w:pPr>
-                    <w:spacing w:before="0" w:after="0" w:line="240" w:lineRule="auto"/>
-                    <w:jc w:val="right"/>
-                  </w:pPr>
-                </w:p>
+                <w:p/>
               </w:tc>
             </w:tr>
           </w:tbl>
           <w:p/>
           <w:p>
             <w:pPr>
-              <w:spacing w:before="0" w:after="80" w:line="271" w:lineRule="auto"/>
+              <w:spacing w:before="0" w:after="120" w:line="300" w:lineRule="auto"/>
             </w:pPr>
             <w:r>
               <w:rPr>
                 <w:rFonts w:ascii="Arial" w:hAnsi="Arial" w:eastAsia="Arial"/>
                 <w:b w:val="0"/>
-                <w:i w:val="0"/>
-                <w:color w:val="444444"/>
-                <w:sz w:val="15"/>
+                <w:color w:val="4A4A4A"/>
+                <w:sz w:val="16"/>
               </w:rPr>
-              <w:t>Application complète de gestion des résidences universitaires. Panneau d'administration Filament v3, algorithme de scoring de priorité pour l'attribution des logements, gestion des contrats et paiements.</w:t>
+              <w:t>Gestion des résidences universitaires — Filament v3, scoring de priorité pour l'attribution, contrats et paiements.</w:t>
             </w:r>
           </w:p>
           <w:tbl>
             <w:tblPr>
               <w:tblW w:type="auto" w:w="0"/>
-              <w:jc w:val="left"/>
               <w:tblLayout w:type="fixed"/>
               <w:tblLook w:firstColumn="1" w:firstRow="1" w:lastColumn="0" w:lastRow="0" w:noHBand="0" w:noVBand="1" w:val="04A0"/>
             </w:tblPr>
             <w:tblGrid>
-              <w:gridCol w:w="1117"/>
-              <w:gridCol w:w="1117"/>
-              <w:gridCol w:w="1117"/>
-              <w:gridCol w:w="1117"/>
-              <w:gridCol w:w="1117"/>
+              <w:gridCol w:w="1170"/>
+              <w:gridCol w:w="1170"/>
+              <w:gridCol w:w="1170"/>
+              <w:gridCol w:w="1170"/>
+              <w:gridCol w:w="1170"/>
             </w:tblGrid>
             <w:tr>
               <w:tc>
                 <w:tcPr>
-                  <w:tcW w:type="dxa" w:w="1117"/>
+                  <w:tcW w:type="dxa" w:w="1170"/>
+                  <w:shd w:fill="F2F5FA"/>
+                  <w:tcBorders>
+                    <w:top w:val="single" w:sz="3" w:color="D8DEE8"/>
+                    <w:right w:val="single" w:sz="3" w:color="D8DEE8"/>
+                    <w:bottom w:val="single" w:sz="3" w:color="D8DEE8"/>
+                    <w:left w:val="single" w:sz="3" w:color="D8DEE8"/>
+                  </w:tcBorders>
                   <w:tcMar>
-                    <w:top w:w="38" w:type="dxa"/>
-                    <w:start w:w="55" w:type="dxa"/>
-                    <w:bottom w:w="38" w:type="dxa"/>
-                    <w:end w:w="55" w:type="dxa"/>
+                    <w:top w:w="22" w:type="dxa"/>
+                    <w:end w:w="35" w:type="dxa"/>
+                    <w:bottom w:w="22" w:type="dxa"/>
+                    <w:start w:w="35" w:type="dxa"/>
                   </w:tcMar>
-                  <w:shd w:fill="E9EEF7"/>
-                  <w:tcBorders>
-                    <w:top w:val="single" w:sz="4" w:color="CBD5E1"/>
-                    <w:bottom w:val="single" w:sz="4" w:color="CBD5E1"/>
-                    <w:left w:val="single" w:sz="4" w:color="CBD5E1"/>
-                    <w:right w:val="single" w:sz="4" w:color="CBD5E1"/>
-                  </w:tcBorders>
-                  <w:vAlign w:val="center"/>
                 </w:tcPr>
                 <w:p>
                   <w:pPr>
@@ -2782,11 +2611,10 @@
                   </w:pPr>
                   <w:r>
                     <w:rPr>
-                      <w:rFonts w:ascii="Arial" w:hAnsi="Arial" w:eastAsia="Arial"/>
+                      <w:rFonts w:ascii="Courier New" w:hAnsi="Courier New" w:eastAsia="Courier New"/>
                       <w:b w:val="0"/>
-                      <w:i w:val="0"/>
-                      <w:color w:val="2E5EA8"/>
-                      <w:sz w:val="11"/>
+                      <w:color w:val="182744"/>
+                      <w:sz w:val="12"/>
                     </w:rPr>
                     <w:t>Laravel 12</w:t>
                   </w:r>
@@ -2794,21 +2622,20 @@
               </w:tc>
               <w:tc>
                 <w:tcPr>
-                  <w:tcW w:type="dxa" w:w="1117"/>
+                  <w:tcW w:type="dxa" w:w="1170"/>
+                  <w:shd w:fill="F2F5FA"/>
+                  <w:tcBorders>
+                    <w:top w:val="single" w:sz="3" w:color="D8DEE8"/>
+                    <w:right w:val="single" w:sz="3" w:color="D8DEE8"/>
+                    <w:bottom w:val="single" w:sz="3" w:color="D8DEE8"/>
+                    <w:left w:val="single" w:sz="3" w:color="D8DEE8"/>
+                  </w:tcBorders>
                   <w:tcMar>
-                    <w:top w:w="38" w:type="dxa"/>
-                    <w:start w:w="55" w:type="dxa"/>
-                    <w:bottom w:w="38" w:type="dxa"/>
-                    <w:end w:w="55" w:type="dxa"/>
+                    <w:top w:w="22" w:type="dxa"/>
+                    <w:end w:w="35" w:type="dxa"/>
+                    <w:bottom w:w="22" w:type="dxa"/>
+                    <w:start w:w="35" w:type="dxa"/>
                   </w:tcMar>
-                  <w:shd w:fill="E9EEF7"/>
-                  <w:tcBorders>
-                    <w:top w:val="single" w:sz="4" w:color="CBD5E1"/>
-                    <w:bottom w:val="single" w:sz="4" w:color="CBD5E1"/>
-                    <w:left w:val="single" w:sz="4" w:color="CBD5E1"/>
-                    <w:right w:val="single" w:sz="4" w:color="CBD5E1"/>
-                  </w:tcBorders>
-                  <w:vAlign w:val="center"/>
                 </w:tcPr>
                 <w:p>
                   <w:pPr>
@@ -2817,11 +2644,10 @@
                   </w:pPr>
                   <w:r>
                     <w:rPr>
-                      <w:rFonts w:ascii="Arial" w:hAnsi="Arial" w:eastAsia="Arial"/>
+                      <w:rFonts w:ascii="Courier New" w:hAnsi="Courier New" w:eastAsia="Courier New"/>
                       <w:b w:val="0"/>
-                      <w:i w:val="0"/>
-                      <w:color w:val="2E5EA8"/>
-                      <w:sz w:val="11"/>
+                      <w:color w:val="182744"/>
+                      <w:sz w:val="12"/>
                     </w:rPr>
                     <w:t>Filament v3</w:t>
                   </w:r>
@@ -2829,21 +2655,20 @@
               </w:tc>
               <w:tc>
                 <w:tcPr>
-                  <w:tcW w:type="dxa" w:w="1117"/>
+                  <w:tcW w:type="dxa" w:w="1170"/>
+                  <w:shd w:fill="F2F5FA"/>
+                  <w:tcBorders>
+                    <w:top w:val="single" w:sz="3" w:color="D8DEE8"/>
+                    <w:right w:val="single" w:sz="3" w:color="D8DEE8"/>
+                    <w:bottom w:val="single" w:sz="3" w:color="D8DEE8"/>
+                    <w:left w:val="single" w:sz="3" w:color="D8DEE8"/>
+                  </w:tcBorders>
                   <w:tcMar>
-                    <w:top w:w="38" w:type="dxa"/>
-                    <w:start w:w="55" w:type="dxa"/>
-                    <w:bottom w:w="38" w:type="dxa"/>
-                    <w:end w:w="55" w:type="dxa"/>
+                    <w:top w:w="22" w:type="dxa"/>
+                    <w:end w:w="35" w:type="dxa"/>
+                    <w:bottom w:w="22" w:type="dxa"/>
+                    <w:start w:w="35" w:type="dxa"/>
                   </w:tcMar>
-                  <w:shd w:fill="E9EEF7"/>
-                  <w:tcBorders>
-                    <w:top w:val="single" w:sz="4" w:color="CBD5E1"/>
-                    <w:bottom w:val="single" w:sz="4" w:color="CBD5E1"/>
-                    <w:left w:val="single" w:sz="4" w:color="CBD5E1"/>
-                    <w:right w:val="single" w:sz="4" w:color="CBD5E1"/>
-                  </w:tcBorders>
-                  <w:vAlign w:val="center"/>
                 </w:tcPr>
                 <w:p>
                   <w:pPr>
@@ -2852,11 +2677,10 @@
                   </w:pPr>
                   <w:r>
                     <w:rPr>
-                      <w:rFonts w:ascii="Arial" w:hAnsi="Arial" w:eastAsia="Arial"/>
+                      <w:rFonts w:ascii="Courier New" w:hAnsi="Courier New" w:eastAsia="Courier New"/>
                       <w:b w:val="0"/>
-                      <w:i w:val="0"/>
-                      <w:color w:val="2E5EA8"/>
-                      <w:sz w:val="11"/>
+                      <w:color w:val="182744"/>
+                      <w:sz w:val="12"/>
                     </w:rPr>
                     <w:t>PHP 8+</w:t>
                   </w:r>
@@ -2864,21 +2688,20 @@
               </w:tc>
               <w:tc>
                 <w:tcPr>
-                  <w:tcW w:type="dxa" w:w="1117"/>
+                  <w:tcW w:type="dxa" w:w="1170"/>
+                  <w:shd w:fill="F2F5FA"/>
+                  <w:tcBorders>
+                    <w:top w:val="single" w:sz="3" w:color="D8DEE8"/>
+                    <w:right w:val="single" w:sz="3" w:color="D8DEE8"/>
+                    <w:bottom w:val="single" w:sz="3" w:color="D8DEE8"/>
+                    <w:left w:val="single" w:sz="3" w:color="D8DEE8"/>
+                  </w:tcBorders>
                   <w:tcMar>
-                    <w:top w:w="38" w:type="dxa"/>
-                    <w:start w:w="55" w:type="dxa"/>
-                    <w:bottom w:w="38" w:type="dxa"/>
-                    <w:end w:w="55" w:type="dxa"/>
+                    <w:top w:w="22" w:type="dxa"/>
+                    <w:end w:w="35" w:type="dxa"/>
+                    <w:bottom w:w="22" w:type="dxa"/>
+                    <w:start w:w="35" w:type="dxa"/>
                   </w:tcMar>
-                  <w:shd w:fill="E9EEF7"/>
-                  <w:tcBorders>
-                    <w:top w:val="single" w:sz="4" w:color="CBD5E1"/>
-                    <w:bottom w:val="single" w:sz="4" w:color="CBD5E1"/>
-                    <w:left w:val="single" w:sz="4" w:color="CBD5E1"/>
-                    <w:right w:val="single" w:sz="4" w:color="CBD5E1"/>
-                  </w:tcBorders>
-                  <w:vAlign w:val="center"/>
                 </w:tcPr>
                 <w:p>
                   <w:pPr>
@@ -2887,11 +2710,10 @@
                   </w:pPr>
                   <w:r>
                     <w:rPr>
-                      <w:rFonts w:ascii="Arial" w:hAnsi="Arial" w:eastAsia="Arial"/>
+                      <w:rFonts w:ascii="Courier New" w:hAnsi="Courier New" w:eastAsia="Courier New"/>
                       <w:b w:val="0"/>
-                      <w:i w:val="0"/>
-                      <w:color w:val="2E5EA8"/>
-                      <w:sz w:val="11"/>
+                      <w:color w:val="182744"/>
+                      <w:sz w:val="12"/>
                     </w:rPr>
                     <w:t>MySQL</w:t>
                   </w:r>
@@ -2899,21 +2721,20 @@
               </w:tc>
               <w:tc>
                 <w:tcPr>
-                  <w:tcW w:type="dxa" w:w="1117"/>
+                  <w:tcW w:type="dxa" w:w="1170"/>
+                  <w:shd w:fill="F2F5FA"/>
+                  <w:tcBorders>
+                    <w:top w:val="single" w:sz="3" w:color="D8DEE8"/>
+                    <w:right w:val="single" w:sz="3" w:color="D8DEE8"/>
+                    <w:bottom w:val="single" w:sz="3" w:color="D8DEE8"/>
+                    <w:left w:val="single" w:sz="3" w:color="D8DEE8"/>
+                  </w:tcBorders>
                   <w:tcMar>
-                    <w:top w:w="38" w:type="dxa"/>
-                    <w:start w:w="55" w:type="dxa"/>
-                    <w:bottom w:w="38" w:type="dxa"/>
-                    <w:end w:w="55" w:type="dxa"/>
+                    <w:top w:w="22" w:type="dxa"/>
+                    <w:end w:w="35" w:type="dxa"/>
+                    <w:bottom w:w="22" w:type="dxa"/>
+                    <w:start w:w="35" w:type="dxa"/>
                   </w:tcMar>
-                  <w:shd w:fill="E9EEF7"/>
-                  <w:tcBorders>
-                    <w:top w:val="single" w:sz="4" w:color="CBD5E1"/>
-                    <w:bottom w:val="single" w:sz="4" w:color="CBD5E1"/>
-                    <w:left w:val="single" w:sz="4" w:color="CBD5E1"/>
-                    <w:right w:val="single" w:sz="4" w:color="CBD5E1"/>
-                  </w:tcBorders>
-                  <w:vAlign w:val="center"/>
                 </w:tcPr>
                 <w:p>
                   <w:pPr>
@@ -2922,11 +2743,10 @@
                   </w:pPr>
                   <w:r>
                     <w:rPr>
-                      <w:rFonts w:ascii="Arial" w:hAnsi="Arial" w:eastAsia="Arial"/>
+                      <w:rFonts w:ascii="Courier New" w:hAnsi="Courier New" w:eastAsia="Courier New"/>
                       <w:b w:val="0"/>
-                      <w:i w:val="0"/>
-                      <w:color w:val="2E5EA8"/>
-                      <w:sz w:val="11"/>
+                      <w:color w:val="182744"/>
+                      <w:sz w:val="12"/>
                     </w:rPr>
                     <w:t>Tailwind</w:t>
                   </w:r>
@@ -2937,9 +2757,9 @@
           <w:p/>
           <w:p>
             <w:pPr>
-              <w:spacing w:before="0" w:after="100" w:line="240" w:lineRule="auto"/>
+              <w:spacing w:before="120" w:after="160" w:line="240" w:lineRule="auto"/>
               <w:pBdr>
-                <w:bottom w:val="single" w:sz="3" w:space="2" w:color="E9EDF3"/>
+                <w:bottom w:val="single" w:sz="5" w:space="5" w:color="DDDDDD"/>
               </w:pBdr>
             </w:pPr>
           </w:p>
@@ -2950,25 +2770,26 @@
               <w:tblLook w:firstColumn="1" w:firstRow="1" w:lastColumn="0" w:lastRow="0" w:noHBand="0" w:noVBand="1" w:val="04A0"/>
             </w:tblPr>
             <w:tblGrid>
-              <w:gridCol w:w="4932"/>
-              <w:gridCol w:w="1531"/>
+              <w:gridCol w:w="5216"/>
+              <w:gridCol w:w="1928"/>
             </w:tblGrid>
             <w:tr>
               <w:tc>
                 <w:tcPr>
-                  <w:tcW w:type="dxa" w:w="2792"/>
+                  <w:tcW w:type="dxa" w:w="2925"/>
                   <w:tcBorders>
                     <w:top w:val="nil"/>
+                    <w:right w:val="nil"/>
                     <w:bottom w:val="nil"/>
                     <w:left w:val="nil"/>
-                    <w:right w:val="nil"/>
                   </w:tcBorders>
                   <w:tcMar>
-                    <w:top w:w="20" w:type="dxa"/>
+                    <w:top w:w="0" w:type="dxa"/>
+                    <w:end w:w="0" w:type="dxa"/>
+                    <w:bottom w:w="0" w:type="dxa"/>
                     <w:start w:w="0" w:type="dxa"/>
-                    <w:bottom w:w="10" w:type="dxa"/>
-                    <w:end w:w="0" w:type="dxa"/>
                   </w:tcMar>
+                  <w:vAlign w:val="top"/>
                 </w:tcPr>
                 <w:p>
                   <w:pPr>
@@ -2978,9 +2799,8 @@
                     <w:rPr>
                       <w:rFonts w:ascii="Arial" w:hAnsi="Arial" w:eastAsia="Arial"/>
                       <w:b/>
-                      <w:i w:val="0"/>
-                      <w:color w:val="151515"/>
-                      <w:sz w:val="17"/>
+                      <w:color w:val="111111"/>
+                      <w:sz w:val="18"/>
                     </w:rPr>
                     <w:t>collegeDirectory</w:t>
                   </w:r>
@@ -2988,77 +2808,70 @@
               </w:tc>
               <w:tc>
                 <w:tcPr>
-                  <w:tcW w:type="dxa" w:w="2792"/>
+                  <w:tcW w:type="dxa" w:w="2925"/>
                   <w:tcBorders>
                     <w:top w:val="nil"/>
+                    <w:right w:val="nil"/>
                     <w:bottom w:val="nil"/>
                     <w:left w:val="nil"/>
-                    <w:right w:val="nil"/>
                   </w:tcBorders>
                   <w:tcMar>
-                    <w:top w:w="20" w:type="dxa"/>
+                    <w:top w:w="0" w:type="dxa"/>
+                    <w:end w:w="0" w:type="dxa"/>
+                    <w:bottom w:w="0" w:type="dxa"/>
                     <w:start w:w="0" w:type="dxa"/>
-                    <w:bottom w:w="10" w:type="dxa"/>
-                    <w:end w:w="0" w:type="dxa"/>
                   </w:tcMar>
+                  <w:vAlign w:val="top"/>
                 </w:tcPr>
-                <w:p>
-                  <w:pPr>
-                    <w:spacing w:before="0" w:after="0" w:line="240" w:lineRule="auto"/>
-                    <w:jc w:val="right"/>
-                  </w:pPr>
-                </w:p>
+                <w:p/>
               </w:tc>
             </w:tr>
           </w:tbl>
           <w:p/>
           <w:p>
             <w:pPr>
-              <w:spacing w:before="0" w:after="80" w:line="271" w:lineRule="auto"/>
+              <w:spacing w:before="0" w:after="120" w:line="300" w:lineRule="auto"/>
             </w:pPr>
             <w:r>
               <w:rPr>
                 <w:rFonts w:ascii="Arial" w:hAnsi="Arial" w:eastAsia="Arial"/>
                 <w:b w:val="0"/>
-                <w:i w:val="0"/>
-                <w:color w:val="444444"/>
-                <w:sz w:val="15"/>
+                <w:color w:val="4A4A4A"/>
+                <w:sz w:val="16"/>
               </w:rPr>
-              <w:t>Annuaire universitaire avec double panel admin/étudiant. SSO OAuth2 / OpenID Connect via Laravel Passport, fournisseur Socialite personnalisé et pattern shadow user.</w:t>
+              <w:t>Annuaire universitaire avec double panel admin/étudiant. SSO OAuth2 / OpenID Connect via Laravel Passport et pattern shadow user.</w:t>
             </w:r>
           </w:p>
           <w:tbl>
             <w:tblPr>
               <w:tblW w:type="auto" w:w="0"/>
-              <w:jc w:val="left"/>
               <w:tblLayout w:type="fixed"/>
               <w:tblLook w:firstColumn="1" w:firstRow="1" w:lastColumn="0" w:lastRow="0" w:noHBand="0" w:noVBand="1" w:val="04A0"/>
             </w:tblPr>
             <w:tblGrid>
-              <w:gridCol w:w="1117"/>
-              <w:gridCol w:w="1117"/>
-              <w:gridCol w:w="1117"/>
-              <w:gridCol w:w="1117"/>
-              <w:gridCol w:w="1117"/>
+              <w:gridCol w:w="1170"/>
+              <w:gridCol w:w="1170"/>
+              <w:gridCol w:w="1170"/>
+              <w:gridCol w:w="1170"/>
+              <w:gridCol w:w="1170"/>
             </w:tblGrid>
             <w:tr>
               <w:tc>
                 <w:tcPr>
-                  <w:tcW w:type="dxa" w:w="1117"/>
+                  <w:tcW w:type="dxa" w:w="1170"/>
+                  <w:shd w:fill="F2F5FA"/>
+                  <w:tcBorders>
+                    <w:top w:val="single" w:sz="3" w:color="D8DEE8"/>
+                    <w:right w:val="single" w:sz="3" w:color="D8DEE8"/>
+                    <w:bottom w:val="single" w:sz="3" w:color="D8DEE8"/>
+                    <w:left w:val="single" w:sz="3" w:color="D8DEE8"/>
+                  </w:tcBorders>
                   <w:tcMar>
-                    <w:top w:w="38" w:type="dxa"/>
-                    <w:start w:w="55" w:type="dxa"/>
-                    <w:bottom w:w="38" w:type="dxa"/>
-                    <w:end w:w="55" w:type="dxa"/>
+                    <w:top w:w="22" w:type="dxa"/>
+                    <w:end w:w="35" w:type="dxa"/>
+                    <w:bottom w:w="22" w:type="dxa"/>
+                    <w:start w:w="35" w:type="dxa"/>
                   </w:tcMar>
-                  <w:shd w:fill="E9EEF7"/>
-                  <w:tcBorders>
-                    <w:top w:val="single" w:sz="4" w:color="CBD5E1"/>
-                    <w:bottom w:val="single" w:sz="4" w:color="CBD5E1"/>
-                    <w:left w:val="single" w:sz="4" w:color="CBD5E1"/>
-                    <w:right w:val="single" w:sz="4" w:color="CBD5E1"/>
-                  </w:tcBorders>
-                  <w:vAlign w:val="center"/>
                 </w:tcPr>
                 <w:p>
                   <w:pPr>
@@ -3067,11 +2880,10 @@
                   </w:pPr>
                   <w:r>
                     <w:rPr>
-                      <w:rFonts w:ascii="Arial" w:hAnsi="Arial" w:eastAsia="Arial"/>
+                      <w:rFonts w:ascii="Courier New" w:hAnsi="Courier New" w:eastAsia="Courier New"/>
                       <w:b w:val="0"/>
-                      <w:i w:val="0"/>
-                      <w:color w:val="2E5EA8"/>
-                      <w:sz w:val="11"/>
+                      <w:color w:val="182744"/>
+                      <w:sz w:val="12"/>
                     </w:rPr>
                     <w:t>Laravel</w:t>
                   </w:r>
@@ -3079,21 +2891,20 @@
               </w:tc>
               <w:tc>
                 <w:tcPr>
-                  <w:tcW w:type="dxa" w:w="1117"/>
+                  <w:tcW w:type="dxa" w:w="1170"/>
+                  <w:shd w:fill="F2F5FA"/>
+                  <w:tcBorders>
+                    <w:top w:val="single" w:sz="3" w:color="D8DEE8"/>
+                    <w:right w:val="single" w:sz="3" w:color="D8DEE8"/>
+                    <w:bottom w:val="single" w:sz="3" w:color="D8DEE8"/>
+                    <w:left w:val="single" w:sz="3" w:color="D8DEE8"/>
+                  </w:tcBorders>
                   <w:tcMar>
-                    <w:top w:w="38" w:type="dxa"/>
-                    <w:start w:w="55" w:type="dxa"/>
-                    <w:bottom w:w="38" w:type="dxa"/>
-                    <w:end w:w="55" w:type="dxa"/>
+                    <w:top w:w="22" w:type="dxa"/>
+                    <w:end w:w="35" w:type="dxa"/>
+                    <w:bottom w:w="22" w:type="dxa"/>
+                    <w:start w:w="35" w:type="dxa"/>
                   </w:tcMar>
-                  <w:shd w:fill="E9EEF7"/>
-                  <w:tcBorders>
-                    <w:top w:val="single" w:sz="4" w:color="CBD5E1"/>
-                    <w:bottom w:val="single" w:sz="4" w:color="CBD5E1"/>
-                    <w:left w:val="single" w:sz="4" w:color="CBD5E1"/>
-                    <w:right w:val="single" w:sz="4" w:color="CBD5E1"/>
-                  </w:tcBorders>
-                  <w:vAlign w:val="center"/>
                 </w:tcPr>
                 <w:p>
                   <w:pPr>
@@ -3102,11 +2913,10 @@
                   </w:pPr>
                   <w:r>
                     <w:rPr>
-                      <w:rFonts w:ascii="Arial" w:hAnsi="Arial" w:eastAsia="Arial"/>
+                      <w:rFonts w:ascii="Courier New" w:hAnsi="Courier New" w:eastAsia="Courier New"/>
                       <w:b w:val="0"/>
-                      <w:i w:val="0"/>
-                      <w:color w:val="2E5EA8"/>
-                      <w:sz w:val="11"/>
+                      <w:color w:val="182744"/>
+                      <w:sz w:val="12"/>
                     </w:rPr>
                     <w:t>Filament v3</w:t>
                   </w:r>
@@ -3114,21 +2924,20 @@
               </w:tc>
               <w:tc>
                 <w:tcPr>
-                  <w:tcW w:type="dxa" w:w="1117"/>
+                  <w:tcW w:type="dxa" w:w="1170"/>
+                  <w:shd w:fill="F2F5FA"/>
+                  <w:tcBorders>
+                    <w:top w:val="single" w:sz="3" w:color="D8DEE8"/>
+                    <w:right w:val="single" w:sz="3" w:color="D8DEE8"/>
+                    <w:bottom w:val="single" w:sz="3" w:color="D8DEE8"/>
+                    <w:left w:val="single" w:sz="3" w:color="D8DEE8"/>
+                  </w:tcBorders>
                   <w:tcMar>
-                    <w:top w:w="38" w:type="dxa"/>
-                    <w:start w:w="55" w:type="dxa"/>
-                    <w:bottom w:w="38" w:type="dxa"/>
-                    <w:end w:w="55" w:type="dxa"/>
+                    <w:top w:w="22" w:type="dxa"/>
+                    <w:end w:w="35" w:type="dxa"/>
+                    <w:bottom w:w="22" w:type="dxa"/>
+                    <w:start w:w="35" w:type="dxa"/>
                   </w:tcMar>
-                  <w:shd w:fill="E9EEF7"/>
-                  <w:tcBorders>
-                    <w:top w:val="single" w:sz="4" w:color="CBD5E1"/>
-                    <w:bottom w:val="single" w:sz="4" w:color="CBD5E1"/>
-                    <w:left w:val="single" w:sz="4" w:color="CBD5E1"/>
-                    <w:right w:val="single" w:sz="4" w:color="CBD5E1"/>
-                  </w:tcBorders>
-                  <w:vAlign w:val="center"/>
                 </w:tcPr>
                 <w:p>
                   <w:pPr>
@@ -3137,11 +2946,10 @@
                   </w:pPr>
                   <w:r>
                     <w:rPr>
-                      <w:rFonts w:ascii="Arial" w:hAnsi="Arial" w:eastAsia="Arial"/>
+                      <w:rFonts w:ascii="Courier New" w:hAnsi="Courier New" w:eastAsia="Courier New"/>
                       <w:b w:val="0"/>
-                      <w:i w:val="0"/>
-                      <w:color w:val="2E5EA8"/>
-                      <w:sz w:val="11"/>
+                      <w:color w:val="182744"/>
+                      <w:sz w:val="12"/>
                     </w:rPr>
                     <w:t>Passport</w:t>
                   </w:r>
@@ -3149,21 +2957,20 @@
               </w:tc>
               <w:tc>
                 <w:tcPr>
-                  <w:tcW w:type="dxa" w:w="1117"/>
+                  <w:tcW w:type="dxa" w:w="1170"/>
+                  <w:shd w:fill="F2F5FA"/>
+                  <w:tcBorders>
+                    <w:top w:val="single" w:sz="3" w:color="D8DEE8"/>
+                    <w:right w:val="single" w:sz="3" w:color="D8DEE8"/>
+                    <w:bottom w:val="single" w:sz="3" w:color="D8DEE8"/>
+                    <w:left w:val="single" w:sz="3" w:color="D8DEE8"/>
+                  </w:tcBorders>
                   <w:tcMar>
-                    <w:top w:w="38" w:type="dxa"/>
-                    <w:start w:w="55" w:type="dxa"/>
-                    <w:bottom w:w="38" w:type="dxa"/>
-                    <w:end w:w="55" w:type="dxa"/>
+                    <w:top w:w="22" w:type="dxa"/>
+                    <w:end w:w="35" w:type="dxa"/>
+                    <w:bottom w:w="22" w:type="dxa"/>
+                    <w:start w:w="35" w:type="dxa"/>
                   </w:tcMar>
-                  <w:shd w:fill="E9EEF7"/>
-                  <w:tcBorders>
-                    <w:top w:val="single" w:sz="4" w:color="CBD5E1"/>
-                    <w:bottom w:val="single" w:sz="4" w:color="CBD5E1"/>
-                    <w:left w:val="single" w:sz="4" w:color="CBD5E1"/>
-                    <w:right w:val="single" w:sz="4" w:color="CBD5E1"/>
-                  </w:tcBorders>
-                  <w:vAlign w:val="center"/>
                 </w:tcPr>
                 <w:p>
                   <w:pPr>
@@ -3172,11 +2979,10 @@
                   </w:pPr>
                   <w:r>
                     <w:rPr>
-                      <w:rFonts w:ascii="Arial" w:hAnsi="Arial" w:eastAsia="Arial"/>
+                      <w:rFonts w:ascii="Courier New" w:hAnsi="Courier New" w:eastAsia="Courier New"/>
                       <w:b w:val="0"/>
-                      <w:i w:val="0"/>
-                      <w:color w:val="2E5EA8"/>
-                      <w:sz w:val="11"/>
+                      <w:color w:val="182744"/>
+                      <w:sz w:val="12"/>
                     </w:rPr>
                     <w:t>OAuth2</w:t>
                   </w:r>
@@ -3184,21 +2990,20 @@
               </w:tc>
               <w:tc>
                 <w:tcPr>
-                  <w:tcW w:type="dxa" w:w="1117"/>
+                  <w:tcW w:type="dxa" w:w="1170"/>
+                  <w:shd w:fill="F2F5FA"/>
+                  <w:tcBorders>
+                    <w:top w:val="single" w:sz="3" w:color="D8DEE8"/>
+                    <w:right w:val="single" w:sz="3" w:color="D8DEE8"/>
+                    <w:bottom w:val="single" w:sz="3" w:color="D8DEE8"/>
+                    <w:left w:val="single" w:sz="3" w:color="D8DEE8"/>
+                  </w:tcBorders>
                   <w:tcMar>
-                    <w:top w:w="38" w:type="dxa"/>
-                    <w:start w:w="55" w:type="dxa"/>
-                    <w:bottom w:w="38" w:type="dxa"/>
-                    <w:end w:w="55" w:type="dxa"/>
+                    <w:top w:w="22" w:type="dxa"/>
+                    <w:end w:w="35" w:type="dxa"/>
+                    <w:bottom w:w="22" w:type="dxa"/>
+                    <w:start w:w="35" w:type="dxa"/>
                   </w:tcMar>
-                  <w:shd w:fill="E9EEF7"/>
-                  <w:tcBorders>
-                    <w:top w:val="single" w:sz="4" w:color="CBD5E1"/>
-                    <w:bottom w:val="single" w:sz="4" w:color="CBD5E1"/>
-                    <w:left w:val="single" w:sz="4" w:color="CBD5E1"/>
-                    <w:right w:val="single" w:sz="4" w:color="CBD5E1"/>
-                  </w:tcBorders>
-                  <w:vAlign w:val="center"/>
                 </w:tcPr>
                 <w:p>
                   <w:pPr>
@@ -3207,11 +3012,10 @@
                   </w:pPr>
                   <w:r>
                     <w:rPr>
-                      <w:rFonts w:ascii="Arial" w:hAnsi="Arial" w:eastAsia="Arial"/>
+                      <w:rFonts w:ascii="Courier New" w:hAnsi="Courier New" w:eastAsia="Courier New"/>
                       <w:b w:val="0"/>
-                      <w:i w:val="0"/>
-                      <w:color w:val="2E5EA8"/>
-                      <w:sz w:val="11"/>
+                      <w:color w:val="182744"/>
+                      <w:sz w:val="12"/>
                     </w:rPr>
                     <w:t>MySQL</w:t>
                   </w:r>
@@ -3222,9 +3026,9 @@
           <w:p/>
           <w:p>
             <w:pPr>
-              <w:spacing w:before="0" w:after="100" w:line="240" w:lineRule="auto"/>
+              <w:spacing w:before="120" w:after="160" w:line="240" w:lineRule="auto"/>
               <w:pBdr>
-                <w:bottom w:val="single" w:sz="3" w:space="2" w:color="E9EDF3"/>
+                <w:bottom w:val="single" w:sz="5" w:space="5" w:color="DDDDDD"/>
               </w:pBdr>
             </w:pPr>
           </w:p>
@@ -3235,25 +3039,26 @@
               <w:tblLook w:firstColumn="1" w:firstRow="1" w:lastColumn="0" w:lastRow="0" w:noHBand="0" w:noVBand="1" w:val="04A0"/>
             </w:tblPr>
             <w:tblGrid>
-              <w:gridCol w:w="4932"/>
-              <w:gridCol w:w="1531"/>
+              <w:gridCol w:w="5216"/>
+              <w:gridCol w:w="1928"/>
             </w:tblGrid>
             <w:tr>
               <w:tc>
                 <w:tcPr>
-                  <w:tcW w:type="dxa" w:w="2792"/>
+                  <w:tcW w:type="dxa" w:w="2925"/>
                   <w:tcBorders>
                     <w:top w:val="nil"/>
+                    <w:right w:val="nil"/>
                     <w:bottom w:val="nil"/>
                     <w:left w:val="nil"/>
-                    <w:right w:val="nil"/>
                   </w:tcBorders>
                   <w:tcMar>
-                    <w:top w:w="20" w:type="dxa"/>
+                    <w:top w:w="0" w:type="dxa"/>
+                    <w:end w:w="0" w:type="dxa"/>
+                    <w:bottom w:w="0" w:type="dxa"/>
                     <w:start w:w="0" w:type="dxa"/>
-                    <w:bottom w:w="10" w:type="dxa"/>
-                    <w:end w:w="0" w:type="dxa"/>
                   </w:tcMar>
+                  <w:vAlign w:val="top"/>
                 </w:tcPr>
                 <w:p>
                   <w:pPr>
@@ -3263,9 +3068,8 @@
                     <w:rPr>
                       <w:rFonts w:ascii="Arial" w:hAnsi="Arial" w:eastAsia="Arial"/>
                       <w:b/>
-                      <w:i w:val="0"/>
-                      <w:color w:val="151515"/>
-                      <w:sz w:val="17"/>
+                      <w:color w:val="111111"/>
+                      <w:sz w:val="18"/>
                     </w:rPr>
                     <w:t>App Atelier de Couture</w:t>
                   </w:r>
@@ -3273,77 +3077,70 @@
               </w:tc>
               <w:tc>
                 <w:tcPr>
-                  <w:tcW w:type="dxa" w:w="2792"/>
+                  <w:tcW w:type="dxa" w:w="2925"/>
                   <w:tcBorders>
                     <w:top w:val="nil"/>
+                    <w:right w:val="nil"/>
                     <w:bottom w:val="nil"/>
                     <w:left w:val="nil"/>
-                    <w:right w:val="nil"/>
                   </w:tcBorders>
                   <w:tcMar>
-                    <w:top w:w="20" w:type="dxa"/>
+                    <w:top w:w="0" w:type="dxa"/>
+                    <w:end w:w="0" w:type="dxa"/>
+                    <w:bottom w:w="0" w:type="dxa"/>
                     <w:start w:w="0" w:type="dxa"/>
-                    <w:bottom w:w="10" w:type="dxa"/>
-                    <w:end w:w="0" w:type="dxa"/>
                   </w:tcMar>
+                  <w:vAlign w:val="top"/>
                 </w:tcPr>
-                <w:p>
-                  <w:pPr>
-                    <w:spacing w:before="0" w:after="0" w:line="240" w:lineRule="auto"/>
-                    <w:jc w:val="right"/>
-                  </w:pPr>
-                </w:p>
+                <w:p/>
               </w:tc>
             </w:tr>
           </w:tbl>
           <w:p/>
           <w:p>
             <w:pPr>
-              <w:spacing w:before="0" w:after="80" w:line="271" w:lineRule="auto"/>
+              <w:spacing w:before="0" w:after="120" w:line="300" w:lineRule="auto"/>
             </w:pPr>
             <w:r>
               <w:rPr>
                 <w:rFonts w:ascii="Arial" w:hAnsi="Arial" w:eastAsia="Arial"/>
                 <w:b w:val="0"/>
-                <w:i w:val="0"/>
-                <w:color w:val="444444"/>
-                <w:sz w:val="15"/>
+                <w:color w:val="4A4A4A"/>
+                <w:sz w:val="16"/>
               </w:rPr>
-              <w:t>Application mobile offline-first pour la gestion de commandes et mesures clients d'un atelier de couture. Modélisation dynamique des mesures.</w:t>
+              <w:t>Application mobile offline-first pour commandes et mesures clients d'un atelier de couture. Modélisation dynamique des mesures.</w:t>
             </w:r>
           </w:p>
           <w:tbl>
             <w:tblPr>
               <w:tblW w:type="auto" w:w="0"/>
-              <w:jc w:val="left"/>
               <w:tblLayout w:type="fixed"/>
               <w:tblLook w:firstColumn="1" w:firstRow="1" w:lastColumn="0" w:lastRow="0" w:noHBand="0" w:noVBand="1" w:val="04A0"/>
             </w:tblPr>
             <w:tblGrid>
-              <w:gridCol w:w="1117"/>
-              <w:gridCol w:w="1117"/>
-              <w:gridCol w:w="1117"/>
-              <w:gridCol w:w="1117"/>
-              <w:gridCol w:w="1117"/>
+              <w:gridCol w:w="1170"/>
+              <w:gridCol w:w="1170"/>
+              <w:gridCol w:w="1170"/>
+              <w:gridCol w:w="1170"/>
+              <w:gridCol w:w="1170"/>
             </w:tblGrid>
             <w:tr>
               <w:tc>
                 <w:tcPr>
-                  <w:tcW w:type="dxa" w:w="1117"/>
+                  <w:tcW w:type="dxa" w:w="1170"/>
+                  <w:shd w:fill="F2F5FA"/>
+                  <w:tcBorders>
+                    <w:top w:val="single" w:sz="3" w:color="D8DEE8"/>
+                    <w:right w:val="single" w:sz="3" w:color="D8DEE8"/>
+                    <w:bottom w:val="single" w:sz="3" w:color="D8DEE8"/>
+                    <w:left w:val="single" w:sz="3" w:color="D8DEE8"/>
+                  </w:tcBorders>
                   <w:tcMar>
-                    <w:top w:w="38" w:type="dxa"/>
-                    <w:start w:w="55" w:type="dxa"/>
-                    <w:bottom w:w="38" w:type="dxa"/>
-                    <w:end w:w="55" w:type="dxa"/>
+                    <w:top w:w="22" w:type="dxa"/>
+                    <w:end w:w="35" w:type="dxa"/>
+                    <w:bottom w:w="22" w:type="dxa"/>
+                    <w:start w:w="35" w:type="dxa"/>
                   </w:tcMar>
-                  <w:shd w:fill="E9EEF7"/>
-                  <w:tcBorders>
-                    <w:top w:val="single" w:sz="4" w:color="CBD5E1"/>
-                    <w:bottom w:val="single" w:sz="4" w:color="CBD5E1"/>
-                    <w:left w:val="single" w:sz="4" w:color="CBD5E1"/>
-                    <w:right w:val="single" w:sz="4" w:color="CBD5E1"/>
-                  </w:tcBorders>
-                  <w:vAlign w:val="center"/>
                 </w:tcPr>
                 <w:p>
                   <w:pPr>
@@ -3352,11 +3149,10 @@
                   </w:pPr>
                   <w:r>
                     <w:rPr>
-                      <w:rFonts w:ascii="Arial" w:hAnsi="Arial" w:eastAsia="Arial"/>
+                      <w:rFonts w:ascii="Courier New" w:hAnsi="Courier New" w:eastAsia="Courier New"/>
                       <w:b w:val="0"/>
-                      <w:i w:val="0"/>
-                      <w:color w:val="2E5EA8"/>
-                      <w:sz w:val="11"/>
+                      <w:color w:val="182744"/>
+                      <w:sz w:val="12"/>
                     </w:rPr>
                     <w:t>React Native</w:t>
                   </w:r>
@@ -3364,21 +3160,20 @@
               </w:tc>
               <w:tc>
                 <w:tcPr>
-                  <w:tcW w:type="dxa" w:w="1117"/>
+                  <w:tcW w:type="dxa" w:w="1170"/>
+                  <w:shd w:fill="F2F5FA"/>
+                  <w:tcBorders>
+                    <w:top w:val="single" w:sz="3" w:color="D8DEE8"/>
+                    <w:right w:val="single" w:sz="3" w:color="D8DEE8"/>
+                    <w:bottom w:val="single" w:sz="3" w:color="D8DEE8"/>
+                    <w:left w:val="single" w:sz="3" w:color="D8DEE8"/>
+                  </w:tcBorders>
                   <w:tcMar>
-                    <w:top w:w="38" w:type="dxa"/>
-                    <w:start w:w="55" w:type="dxa"/>
-                    <w:bottom w:w="38" w:type="dxa"/>
-                    <w:end w:w="55" w:type="dxa"/>
+                    <w:top w:w="22" w:type="dxa"/>
+                    <w:end w:w="35" w:type="dxa"/>
+                    <w:bottom w:w="22" w:type="dxa"/>
+                    <w:start w:w="35" w:type="dxa"/>
                   </w:tcMar>
-                  <w:shd w:fill="E9EEF7"/>
-                  <w:tcBorders>
-                    <w:top w:val="single" w:sz="4" w:color="CBD5E1"/>
-                    <w:bottom w:val="single" w:sz="4" w:color="CBD5E1"/>
-                    <w:left w:val="single" w:sz="4" w:color="CBD5E1"/>
-                    <w:right w:val="single" w:sz="4" w:color="CBD5E1"/>
-                  </w:tcBorders>
-                  <w:vAlign w:val="center"/>
                 </w:tcPr>
                 <w:p>
                   <w:pPr>
@@ -3387,11 +3182,10 @@
                   </w:pPr>
                   <w:r>
                     <w:rPr>
-                      <w:rFonts w:ascii="Arial" w:hAnsi="Arial" w:eastAsia="Arial"/>
+                      <w:rFonts w:ascii="Courier New" w:hAnsi="Courier New" w:eastAsia="Courier New"/>
                       <w:b w:val="0"/>
-                      <w:i w:val="0"/>
-                      <w:color w:val="2E5EA8"/>
-                      <w:sz w:val="11"/>
+                      <w:color w:val="182744"/>
+                      <w:sz w:val="12"/>
                     </w:rPr>
                     <w:t>Expo</w:t>
                   </w:r>
@@ -3399,21 +3193,20 @@
               </w:tc>
               <w:tc>
                 <w:tcPr>
-                  <w:tcW w:type="dxa" w:w="1117"/>
+                  <w:tcW w:type="dxa" w:w="1170"/>
+                  <w:shd w:fill="F2F5FA"/>
+                  <w:tcBorders>
+                    <w:top w:val="single" w:sz="3" w:color="D8DEE8"/>
+                    <w:right w:val="single" w:sz="3" w:color="D8DEE8"/>
+                    <w:bottom w:val="single" w:sz="3" w:color="D8DEE8"/>
+                    <w:left w:val="single" w:sz="3" w:color="D8DEE8"/>
+                  </w:tcBorders>
                   <w:tcMar>
-                    <w:top w:w="38" w:type="dxa"/>
-                    <w:start w:w="55" w:type="dxa"/>
-                    <w:bottom w:w="38" w:type="dxa"/>
-                    <w:end w:w="55" w:type="dxa"/>
+                    <w:top w:w="22" w:type="dxa"/>
+                    <w:end w:w="35" w:type="dxa"/>
+                    <w:bottom w:w="22" w:type="dxa"/>
+                    <w:start w:w="35" w:type="dxa"/>
                   </w:tcMar>
-                  <w:shd w:fill="E9EEF7"/>
-                  <w:tcBorders>
-                    <w:top w:val="single" w:sz="4" w:color="CBD5E1"/>
-                    <w:bottom w:val="single" w:sz="4" w:color="CBD5E1"/>
-                    <w:left w:val="single" w:sz="4" w:color="CBD5E1"/>
-                    <w:right w:val="single" w:sz="4" w:color="CBD5E1"/>
-                  </w:tcBorders>
-                  <w:vAlign w:val="center"/>
                 </w:tcPr>
                 <w:p>
                   <w:pPr>
@@ -3422,11 +3215,10 @@
                   </w:pPr>
                   <w:r>
                     <w:rPr>
-                      <w:rFonts w:ascii="Arial" w:hAnsi="Arial" w:eastAsia="Arial"/>
+                      <w:rFonts w:ascii="Courier New" w:hAnsi="Courier New" w:eastAsia="Courier New"/>
                       <w:b w:val="0"/>
-                      <w:i w:val="0"/>
-                      <w:color w:val="2E5EA8"/>
-                      <w:sz w:val="11"/>
+                      <w:color w:val="182744"/>
+                      <w:sz w:val="12"/>
                     </w:rPr>
                     <w:t>SQLite</w:t>
                   </w:r>
@@ -3434,21 +3226,20 @@
               </w:tc>
               <w:tc>
                 <w:tcPr>
-                  <w:tcW w:type="dxa" w:w="1117"/>
+                  <w:tcW w:type="dxa" w:w="1170"/>
+                  <w:shd w:fill="F2F5FA"/>
+                  <w:tcBorders>
+                    <w:top w:val="single" w:sz="3" w:color="D8DEE8"/>
+                    <w:right w:val="single" w:sz="3" w:color="D8DEE8"/>
+                    <w:bottom w:val="single" w:sz="3" w:color="D8DEE8"/>
+                    <w:left w:val="single" w:sz="3" w:color="D8DEE8"/>
+                  </w:tcBorders>
                   <w:tcMar>
-                    <w:top w:w="38" w:type="dxa"/>
-                    <w:start w:w="55" w:type="dxa"/>
-                    <w:bottom w:w="38" w:type="dxa"/>
-                    <w:end w:w="55" w:type="dxa"/>
+                    <w:top w:w="22" w:type="dxa"/>
+                    <w:end w:w="35" w:type="dxa"/>
+                    <w:bottom w:w="22" w:type="dxa"/>
+                    <w:start w:w="35" w:type="dxa"/>
                   </w:tcMar>
-                  <w:shd w:fill="E9EEF7"/>
-                  <w:tcBorders>
-                    <w:top w:val="single" w:sz="4" w:color="CBD5E1"/>
-                    <w:bottom w:val="single" w:sz="4" w:color="CBD5E1"/>
-                    <w:left w:val="single" w:sz="4" w:color="CBD5E1"/>
-                    <w:right w:val="single" w:sz="4" w:color="CBD5E1"/>
-                  </w:tcBorders>
-                  <w:vAlign w:val="center"/>
                 </w:tcPr>
                 <w:p>
                   <w:pPr>
@@ -3457,11 +3248,10 @@
                   </w:pPr>
                   <w:r>
                     <w:rPr>
-                      <w:rFonts w:ascii="Arial" w:hAnsi="Arial" w:eastAsia="Arial"/>
+                      <w:rFonts w:ascii="Courier New" w:hAnsi="Courier New" w:eastAsia="Courier New"/>
                       <w:b w:val="0"/>
-                      <w:i w:val="0"/>
-                      <w:color w:val="2E5EA8"/>
-                      <w:sz w:val="11"/>
+                      <w:color w:val="182744"/>
+                      <w:sz w:val="12"/>
                     </w:rPr>
                     <w:t>Laravel</w:t>
                   </w:r>
@@ -3469,21 +3259,20 @@
               </w:tc>
               <w:tc>
                 <w:tcPr>
-                  <w:tcW w:type="dxa" w:w="1117"/>
+                  <w:tcW w:type="dxa" w:w="1170"/>
+                  <w:shd w:fill="F2F5FA"/>
+                  <w:tcBorders>
+                    <w:top w:val="single" w:sz="3" w:color="D8DEE8"/>
+                    <w:right w:val="single" w:sz="3" w:color="D8DEE8"/>
+                    <w:bottom w:val="single" w:sz="3" w:color="D8DEE8"/>
+                    <w:left w:val="single" w:sz="3" w:color="D8DEE8"/>
+                  </w:tcBorders>
                   <w:tcMar>
-                    <w:top w:w="38" w:type="dxa"/>
-                    <w:start w:w="55" w:type="dxa"/>
-                    <w:bottom w:w="38" w:type="dxa"/>
-                    <w:end w:w="55" w:type="dxa"/>
+                    <w:top w:w="22" w:type="dxa"/>
+                    <w:end w:w="35" w:type="dxa"/>
+                    <w:bottom w:w="22" w:type="dxa"/>
+                    <w:start w:w="35" w:type="dxa"/>
                   </w:tcMar>
-                  <w:shd w:fill="E9EEF7"/>
-                  <w:tcBorders>
-                    <w:top w:val="single" w:sz="4" w:color="CBD5E1"/>
-                    <w:bottom w:val="single" w:sz="4" w:color="CBD5E1"/>
-                    <w:left w:val="single" w:sz="4" w:color="CBD5E1"/>
-                    <w:right w:val="single" w:sz="4" w:color="CBD5E1"/>
-                  </w:tcBorders>
-                  <w:vAlign w:val="center"/>
                 </w:tcPr>
                 <w:p>
                   <w:pPr>
@@ -3492,11 +3281,10 @@
                   </w:pPr>
                   <w:r>
                     <w:rPr>
-                      <w:rFonts w:ascii="Arial" w:hAnsi="Arial" w:eastAsia="Arial"/>
+                      <w:rFonts w:ascii="Courier New" w:hAnsi="Courier New" w:eastAsia="Courier New"/>
                       <w:b w:val="0"/>
-                      <w:i w:val="0"/>
-                      <w:color w:val="2E5EA8"/>
-                      <w:sz w:val="11"/>
+                      <w:color w:val="182744"/>
+                      <w:sz w:val="12"/>
                     </w:rPr>
                     <w:t>MySQL</w:t>
                   </w:r>
@@ -3507,9 +3295,9 @@
           <w:p/>
           <w:p>
             <w:pPr>
-              <w:spacing w:before="0" w:after="100" w:line="240" w:lineRule="auto"/>
+              <w:spacing w:before="120" w:after="160" w:line="240" w:lineRule="auto"/>
               <w:pBdr>
-                <w:bottom w:val="single" w:sz="3" w:space="2" w:color="E9EDF3"/>
+                <w:bottom w:val="single" w:sz="5" w:space="5" w:color="DDDDDD"/>
               </w:pBdr>
             </w:pPr>
           </w:p>
@@ -3520,25 +3308,26 @@
               <w:tblLook w:firstColumn="1" w:firstRow="1" w:lastColumn="0" w:lastRow="0" w:noHBand="0" w:noVBand="1" w:val="04A0"/>
             </w:tblPr>
             <w:tblGrid>
-              <w:gridCol w:w="4932"/>
-              <w:gridCol w:w="1531"/>
+              <w:gridCol w:w="5216"/>
+              <w:gridCol w:w="1928"/>
             </w:tblGrid>
             <w:tr>
               <w:tc>
                 <w:tcPr>
-                  <w:tcW w:type="dxa" w:w="2792"/>
+                  <w:tcW w:type="dxa" w:w="2925"/>
                   <w:tcBorders>
                     <w:top w:val="nil"/>
+                    <w:right w:val="nil"/>
                     <w:bottom w:val="nil"/>
                     <w:left w:val="nil"/>
-                    <w:right w:val="nil"/>
                   </w:tcBorders>
                   <w:tcMar>
-                    <w:top w:w="20" w:type="dxa"/>
+                    <w:top w:w="0" w:type="dxa"/>
+                    <w:end w:w="0" w:type="dxa"/>
+                    <w:bottom w:w="0" w:type="dxa"/>
                     <w:start w:w="0" w:type="dxa"/>
-                    <w:bottom w:w="10" w:type="dxa"/>
-                    <w:end w:w="0" w:type="dxa"/>
                   </w:tcMar>
+                  <w:vAlign w:val="top"/>
                 </w:tcPr>
                 <w:p>
                   <w:pPr>
@@ -3548,9 +3337,8 @@
                     <w:rPr>
                       <w:rFonts w:ascii="Arial" w:hAnsi="Arial" w:eastAsia="Arial"/>
                       <w:b/>
-                      <w:i w:val="0"/>
-                      <w:color w:val="151515"/>
-                      <w:sz w:val="17"/>
+                      <w:color w:val="111111"/>
+                      <w:sz w:val="18"/>
                     </w:rPr>
                     <w:t>UFW-verein</w:t>
                   </w:r>
@@ -3558,77 +3346,70 @@
               </w:tc>
               <w:tc>
                 <w:tcPr>
-                  <w:tcW w:type="dxa" w:w="2792"/>
+                  <w:tcW w:type="dxa" w:w="2925"/>
                   <w:tcBorders>
                     <w:top w:val="nil"/>
+                    <w:right w:val="nil"/>
                     <w:bottom w:val="nil"/>
                     <w:left w:val="nil"/>
-                    <w:right w:val="nil"/>
                   </w:tcBorders>
                   <w:tcMar>
-                    <w:top w:w="20" w:type="dxa"/>
+                    <w:top w:w="0" w:type="dxa"/>
+                    <w:end w:w="0" w:type="dxa"/>
+                    <w:bottom w:w="0" w:type="dxa"/>
                     <w:start w:w="0" w:type="dxa"/>
-                    <w:bottom w:w="10" w:type="dxa"/>
-                    <w:end w:w="0" w:type="dxa"/>
                   </w:tcMar>
+                  <w:vAlign w:val="top"/>
                 </w:tcPr>
-                <w:p>
-                  <w:pPr>
-                    <w:spacing w:before="0" w:after="0" w:line="240" w:lineRule="auto"/>
-                    <w:jc w:val="right"/>
-                  </w:pPr>
-                </w:p>
+                <w:p/>
               </w:tc>
             </w:tr>
           </w:tbl>
           <w:p/>
           <w:p>
             <w:pPr>
-              <w:spacing w:before="0" w:after="80" w:line="271" w:lineRule="auto"/>
+              <w:spacing w:before="0" w:after="120" w:line="300" w:lineRule="auto"/>
             </w:pPr>
             <w:r>
               <w:rPr>
                 <w:rFonts w:ascii="Arial" w:hAnsi="Arial" w:eastAsia="Arial"/>
                 <w:b w:val="0"/>
-                <w:i w:val="0"/>
-                <w:color w:val="444444"/>
-                <w:sz w:val="15"/>
+                <w:color w:val="4A4A4A"/>
+                <w:sz w:val="16"/>
               </w:rPr>
-              <w:t>Administration et maintenance du site institutionnel en production. Mise à jour du contenu éditorial et des modules. Suivi des performances et résolution d'incidents.</w:t>
+              <w:t>Administration et maintenance du site institutionnel en production. Contenu éditorial, modules, performances et incidents.</w:t>
             </w:r>
           </w:p>
           <w:tbl>
             <w:tblPr>
               <w:tblW w:type="auto" w:w="0"/>
-              <w:jc w:val="left"/>
               <w:tblLayout w:type="fixed"/>
               <w:tblLook w:firstColumn="1" w:firstRow="1" w:lastColumn="0" w:lastRow="0" w:noHBand="0" w:noVBand="1" w:val="04A0"/>
             </w:tblPr>
             <w:tblGrid>
-              <w:gridCol w:w="1117"/>
-              <w:gridCol w:w="1117"/>
-              <w:gridCol w:w="1117"/>
-              <w:gridCol w:w="1117"/>
-              <w:gridCol w:w="1117"/>
+              <w:gridCol w:w="1170"/>
+              <w:gridCol w:w="1170"/>
+              <w:gridCol w:w="1170"/>
+              <w:gridCol w:w="1170"/>
+              <w:gridCol w:w="1170"/>
             </w:tblGrid>
             <w:tr>
               <w:tc>
                 <w:tcPr>
-                  <w:tcW w:type="dxa" w:w="1117"/>
+                  <w:tcW w:type="dxa" w:w="1170"/>
+                  <w:shd w:fill="F2F5FA"/>
+                  <w:tcBorders>
+                    <w:top w:val="single" w:sz="3" w:color="D8DEE8"/>
+                    <w:right w:val="single" w:sz="3" w:color="D8DEE8"/>
+                    <w:bottom w:val="single" w:sz="3" w:color="D8DEE8"/>
+                    <w:left w:val="single" w:sz="3" w:color="D8DEE8"/>
+                  </w:tcBorders>
                   <w:tcMar>
-                    <w:top w:w="38" w:type="dxa"/>
-                    <w:start w:w="55" w:type="dxa"/>
-                    <w:bottom w:w="38" w:type="dxa"/>
-                    <w:end w:w="55" w:type="dxa"/>
+                    <w:top w:w="22" w:type="dxa"/>
+                    <w:end w:w="35" w:type="dxa"/>
+                    <w:bottom w:w="22" w:type="dxa"/>
+                    <w:start w:w="35" w:type="dxa"/>
                   </w:tcMar>
-                  <w:shd w:fill="E9EEF7"/>
-                  <w:tcBorders>
-                    <w:top w:val="single" w:sz="4" w:color="CBD5E1"/>
-                    <w:bottom w:val="single" w:sz="4" w:color="CBD5E1"/>
-                    <w:left w:val="single" w:sz="4" w:color="CBD5E1"/>
-                    <w:right w:val="single" w:sz="4" w:color="CBD5E1"/>
-                  </w:tcBorders>
-                  <w:vAlign w:val="center"/>
                 </w:tcPr>
                 <w:p>
                   <w:pPr>
@@ -3637,11 +3418,10 @@
                   </w:pPr>
                   <w:r>
                     <w:rPr>
-                      <w:rFonts w:ascii="Arial" w:hAnsi="Arial" w:eastAsia="Arial"/>
+                      <w:rFonts w:ascii="Courier New" w:hAnsi="Courier New" w:eastAsia="Courier New"/>
                       <w:b w:val="0"/>
-                      <w:i w:val="0"/>
-                      <w:color w:val="2E5EA8"/>
-                      <w:sz w:val="11"/>
+                      <w:color w:val="182744"/>
+                      <w:sz w:val="12"/>
                     </w:rPr>
                     <w:t>WordPress</w:t>
                   </w:r>
@@ -3649,21 +3429,20 @@
               </w:tc>
               <w:tc>
                 <w:tcPr>
-                  <w:tcW w:type="dxa" w:w="1117"/>
+                  <w:tcW w:type="dxa" w:w="1170"/>
+                  <w:shd w:fill="F2F5FA"/>
+                  <w:tcBorders>
+                    <w:top w:val="single" w:sz="3" w:color="D8DEE8"/>
+                    <w:right w:val="single" w:sz="3" w:color="D8DEE8"/>
+                    <w:bottom w:val="single" w:sz="3" w:color="D8DEE8"/>
+                    <w:left w:val="single" w:sz="3" w:color="D8DEE8"/>
+                  </w:tcBorders>
                   <w:tcMar>
-                    <w:top w:w="38" w:type="dxa"/>
-                    <w:start w:w="55" w:type="dxa"/>
-                    <w:bottom w:w="38" w:type="dxa"/>
-                    <w:end w:w="55" w:type="dxa"/>
+                    <w:top w:w="22" w:type="dxa"/>
+                    <w:end w:w="35" w:type="dxa"/>
+                    <w:bottom w:w="22" w:type="dxa"/>
+                    <w:start w:w="35" w:type="dxa"/>
                   </w:tcMar>
-                  <w:shd w:fill="E9EEF7"/>
-                  <w:tcBorders>
-                    <w:top w:val="single" w:sz="4" w:color="CBD5E1"/>
-                    <w:bottom w:val="single" w:sz="4" w:color="CBD5E1"/>
-                    <w:left w:val="single" w:sz="4" w:color="CBD5E1"/>
-                    <w:right w:val="single" w:sz="4" w:color="CBD5E1"/>
-                  </w:tcBorders>
-                  <w:vAlign w:val="center"/>
                 </w:tcPr>
                 <w:p>
                   <w:pPr>
@@ -3672,11 +3451,10 @@
                   </w:pPr>
                   <w:r>
                     <w:rPr>
-                      <w:rFonts w:ascii="Arial" w:hAnsi="Arial" w:eastAsia="Arial"/>
+                      <w:rFonts w:ascii="Courier New" w:hAnsi="Courier New" w:eastAsia="Courier New"/>
                       <w:b w:val="0"/>
-                      <w:i w:val="0"/>
-                      <w:color w:val="2E5EA8"/>
-                      <w:sz w:val="11"/>
+                      <w:color w:val="182744"/>
+                      <w:sz w:val="12"/>
                     </w:rPr>
                     <w:t>PHP</w:t>
                   </w:r>
@@ -3684,61 +3462,58 @@
               </w:tc>
               <w:tc>
                 <w:tcPr>
-                  <w:tcW w:type="dxa" w:w="1117"/>
-                  <w:tcMar>
-                    <w:top w:w="38" w:type="dxa"/>
-                    <w:start w:w="55" w:type="dxa"/>
-                    <w:bottom w:w="38" w:type="dxa"/>
-                    <w:end w:w="55" w:type="dxa"/>
-                  </w:tcMar>
+                  <w:tcW w:type="dxa" w:w="1170"/>
                   <w:shd w:fill="FFFFFF"/>
                   <w:tcBorders>
                     <w:top w:val="nil"/>
+                    <w:right w:val="nil"/>
                     <w:bottom w:val="nil"/>
                     <w:left w:val="nil"/>
-                    <w:right w:val="nil"/>
                   </w:tcBorders>
-                  <w:vAlign w:val="center"/>
+                  <w:tcMar>
+                    <w:top w:w="22" w:type="dxa"/>
+                    <w:end w:w="35" w:type="dxa"/>
+                    <w:bottom w:w="22" w:type="dxa"/>
+                    <w:start w:w="35" w:type="dxa"/>
+                  </w:tcMar>
                 </w:tcPr>
                 <w:p/>
               </w:tc>
               <w:tc>
                 <w:tcPr>
-                  <w:tcW w:type="dxa" w:w="1117"/>
-                  <w:tcMar>
-                    <w:top w:w="38" w:type="dxa"/>
-                    <w:start w:w="55" w:type="dxa"/>
-                    <w:bottom w:w="38" w:type="dxa"/>
-                    <w:end w:w="55" w:type="dxa"/>
-                  </w:tcMar>
+                  <w:tcW w:type="dxa" w:w="1170"/>
                   <w:shd w:fill="FFFFFF"/>
                   <w:tcBorders>
                     <w:top w:val="nil"/>
+                    <w:right w:val="nil"/>
                     <w:bottom w:val="nil"/>
                     <w:left w:val="nil"/>
-                    <w:right w:val="nil"/>
                   </w:tcBorders>
-                  <w:vAlign w:val="center"/>
+                  <w:tcMar>
+                    <w:top w:w="22" w:type="dxa"/>
+                    <w:end w:w="35" w:type="dxa"/>
+                    <w:bottom w:w="22" w:type="dxa"/>
+                    <w:start w:w="35" w:type="dxa"/>
+                  </w:tcMar>
                 </w:tcPr>
                 <w:p/>
               </w:tc>
               <w:tc>
                 <w:tcPr>
-                  <w:tcW w:type="dxa" w:w="1117"/>
-                  <w:tcMar>
-                    <w:top w:w="38" w:type="dxa"/>
-                    <w:start w:w="55" w:type="dxa"/>
-                    <w:bottom w:w="38" w:type="dxa"/>
-                    <w:end w:w="55" w:type="dxa"/>
-                  </w:tcMar>
+                  <w:tcW w:type="dxa" w:w="1170"/>
                   <w:shd w:fill="FFFFFF"/>
                   <w:tcBorders>
                     <w:top w:val="nil"/>
+                    <w:right w:val="nil"/>
                     <w:bottom w:val="nil"/>
                     <w:left w:val="nil"/>
-                    <w:right w:val="nil"/>
                   </w:tcBorders>
-                  <w:vAlign w:val="center"/>
+                  <w:tcMar>
+                    <w:top w:w="22" w:type="dxa"/>
+                    <w:end w:w="35" w:type="dxa"/>
+                    <w:bottom w:w="22" w:type="dxa"/>
+                    <w:start w:w="35" w:type="dxa"/>
+                  </w:tcMar>
                 </w:tcPr>
                 <w:p/>
               </w:tc>
@@ -3747,9 +3522,9 @@
           <w:p/>
           <w:p>
             <w:pPr>
-              <w:spacing w:before="0" w:after="100" w:line="240" w:lineRule="auto"/>
+              <w:spacing w:before="120" w:after="160" w:line="240" w:lineRule="auto"/>
               <w:pBdr>
-                <w:bottom w:val="single" w:sz="3" w:space="2" w:color="E9EDF3"/>
+                <w:bottom w:val="single" w:sz="5" w:space="5" w:color="DDDDDD"/>
               </w:pBdr>
             </w:pPr>
           </w:p>
@@ -3760,25 +3535,26 @@
               <w:tblLook w:firstColumn="1" w:firstRow="1" w:lastColumn="0" w:lastRow="0" w:noHBand="0" w:noVBand="1" w:val="04A0"/>
             </w:tblPr>
             <w:tblGrid>
-              <w:gridCol w:w="4932"/>
-              <w:gridCol w:w="1531"/>
+              <w:gridCol w:w="5216"/>
+              <w:gridCol w:w="1928"/>
             </w:tblGrid>
             <w:tr>
               <w:tc>
                 <w:tcPr>
-                  <w:tcW w:type="dxa" w:w="2792"/>
+                  <w:tcW w:type="dxa" w:w="2925"/>
                   <w:tcBorders>
                     <w:top w:val="nil"/>
+                    <w:right w:val="nil"/>
                     <w:bottom w:val="nil"/>
                     <w:left w:val="nil"/>
-                    <w:right w:val="nil"/>
                   </w:tcBorders>
                   <w:tcMar>
-                    <w:top w:w="20" w:type="dxa"/>
+                    <w:top w:w="0" w:type="dxa"/>
+                    <w:end w:w="0" w:type="dxa"/>
+                    <w:bottom w:w="0" w:type="dxa"/>
                     <w:start w:w="0" w:type="dxa"/>
-                    <w:bottom w:w="10" w:type="dxa"/>
-                    <w:end w:w="0" w:type="dxa"/>
                   </w:tcMar>
+                  <w:vAlign w:val="top"/>
                 </w:tcPr>
                 <w:p>
                   <w:pPr>
@@ -3788,9 +3564,8 @@
                     <w:rPr>
                       <w:rFonts w:ascii="Arial" w:hAnsi="Arial" w:eastAsia="Arial"/>
                       <w:b/>
-                      <w:i w:val="0"/>
-                      <w:color w:val="151515"/>
-                      <w:sz w:val="17"/>
+                      <w:color w:val="111111"/>
+                      <w:sz w:val="18"/>
                     </w:rPr>
                     <w:t>OQSF Bénin</w:t>
                   </w:r>
@@ -3798,77 +3573,70 @@
               </w:tc>
               <w:tc>
                 <w:tcPr>
-                  <w:tcW w:type="dxa" w:w="2792"/>
+                  <w:tcW w:type="dxa" w:w="2925"/>
                   <w:tcBorders>
                     <w:top w:val="nil"/>
+                    <w:right w:val="nil"/>
                     <w:bottom w:val="nil"/>
                     <w:left w:val="nil"/>
-                    <w:right w:val="nil"/>
                   </w:tcBorders>
                   <w:tcMar>
-                    <w:top w:w="20" w:type="dxa"/>
+                    <w:top w:w="0" w:type="dxa"/>
+                    <w:end w:w="0" w:type="dxa"/>
+                    <w:bottom w:w="0" w:type="dxa"/>
                     <w:start w:w="0" w:type="dxa"/>
-                    <w:bottom w:w="10" w:type="dxa"/>
-                    <w:end w:w="0" w:type="dxa"/>
                   </w:tcMar>
+                  <w:vAlign w:val="top"/>
                 </w:tcPr>
-                <w:p>
-                  <w:pPr>
-                    <w:spacing w:before="0" w:after="0" w:line="240" w:lineRule="auto"/>
-                    <w:jc w:val="right"/>
-                  </w:pPr>
-                </w:p>
+                <w:p/>
               </w:tc>
             </w:tr>
           </w:tbl>
           <w:p/>
           <w:p>
             <w:pPr>
-              <w:spacing w:before="0" w:after="80" w:line="271" w:lineRule="auto"/>
+              <w:spacing w:before="0" w:after="120" w:line="300" w:lineRule="auto"/>
             </w:pPr>
             <w:r>
               <w:rPr>
                 <w:rFonts w:ascii="Arial" w:hAnsi="Arial" w:eastAsia="Arial"/>
                 <w:b w:val="0"/>
-                <w:i w:val="0"/>
-                <w:color w:val="444444"/>
-                <w:sz w:val="15"/>
+                <w:color w:val="4A4A4A"/>
+                <w:sz w:val="16"/>
               </w:rPr>
-              <w:t>Portail institutionnel de l'Observatoire de la Qualité des Services Financiers. Gestion des plaintes, ressources réglementaires et actualités financières.</w:t>
+              <w:t>Portail institutionnel de l'Observatoire de la Qualité des Services Financiers : plaintes, ressources réglementaires et actualités.</w:t>
             </w:r>
           </w:p>
           <w:tbl>
             <w:tblPr>
               <w:tblW w:type="auto" w:w="0"/>
-              <w:jc w:val="left"/>
               <w:tblLayout w:type="fixed"/>
               <w:tblLook w:firstColumn="1" w:firstRow="1" w:lastColumn="0" w:lastRow="0" w:noHBand="0" w:noVBand="1" w:val="04A0"/>
             </w:tblPr>
             <w:tblGrid>
-              <w:gridCol w:w="1117"/>
-              <w:gridCol w:w="1117"/>
-              <w:gridCol w:w="1117"/>
-              <w:gridCol w:w="1117"/>
-              <w:gridCol w:w="1117"/>
+              <w:gridCol w:w="1170"/>
+              <w:gridCol w:w="1170"/>
+              <w:gridCol w:w="1170"/>
+              <w:gridCol w:w="1170"/>
+              <w:gridCol w:w="1170"/>
             </w:tblGrid>
             <w:tr>
               <w:tc>
                 <w:tcPr>
-                  <w:tcW w:type="dxa" w:w="1117"/>
+                  <w:tcW w:type="dxa" w:w="1170"/>
+                  <w:shd w:fill="F2F5FA"/>
+                  <w:tcBorders>
+                    <w:top w:val="single" w:sz="3" w:color="D8DEE8"/>
+                    <w:right w:val="single" w:sz="3" w:color="D8DEE8"/>
+                    <w:bottom w:val="single" w:sz="3" w:color="D8DEE8"/>
+                    <w:left w:val="single" w:sz="3" w:color="D8DEE8"/>
+                  </w:tcBorders>
                   <w:tcMar>
-                    <w:top w:w="38" w:type="dxa"/>
-                    <w:start w:w="55" w:type="dxa"/>
-                    <w:bottom w:w="38" w:type="dxa"/>
-                    <w:end w:w="55" w:type="dxa"/>
+                    <w:top w:w="22" w:type="dxa"/>
+                    <w:end w:w="35" w:type="dxa"/>
+                    <w:bottom w:w="22" w:type="dxa"/>
+                    <w:start w:w="35" w:type="dxa"/>
                   </w:tcMar>
-                  <w:shd w:fill="E9EEF7"/>
-                  <w:tcBorders>
-                    <w:top w:val="single" w:sz="4" w:color="CBD5E1"/>
-                    <w:bottom w:val="single" w:sz="4" w:color="CBD5E1"/>
-                    <w:left w:val="single" w:sz="4" w:color="CBD5E1"/>
-                    <w:right w:val="single" w:sz="4" w:color="CBD5E1"/>
-                  </w:tcBorders>
-                  <w:vAlign w:val="center"/>
                 </w:tcPr>
                 <w:p>
                   <w:pPr>
@@ -3877,11 +3645,10 @@
                   </w:pPr>
                   <w:r>
                     <w:rPr>
-                      <w:rFonts w:ascii="Arial" w:hAnsi="Arial" w:eastAsia="Arial"/>
+                      <w:rFonts w:ascii="Courier New" w:hAnsi="Courier New" w:eastAsia="Courier New"/>
                       <w:b w:val="0"/>
-                      <w:i w:val="0"/>
-                      <w:color w:val="2E5EA8"/>
-                      <w:sz w:val="11"/>
+                      <w:color w:val="182744"/>
+                      <w:sz w:val="12"/>
                     </w:rPr>
                     <w:t>Statamic</w:t>
                   </w:r>
@@ -3889,21 +3656,20 @@
               </w:tc>
               <w:tc>
                 <w:tcPr>
-                  <w:tcW w:type="dxa" w:w="1117"/>
+                  <w:tcW w:type="dxa" w:w="1170"/>
+                  <w:shd w:fill="F2F5FA"/>
+                  <w:tcBorders>
+                    <w:top w:val="single" w:sz="3" w:color="D8DEE8"/>
+                    <w:right w:val="single" w:sz="3" w:color="D8DEE8"/>
+                    <w:bottom w:val="single" w:sz="3" w:color="D8DEE8"/>
+                    <w:left w:val="single" w:sz="3" w:color="D8DEE8"/>
+                  </w:tcBorders>
                   <w:tcMar>
-                    <w:top w:w="38" w:type="dxa"/>
-                    <w:start w:w="55" w:type="dxa"/>
-                    <w:bottom w:w="38" w:type="dxa"/>
-                    <w:end w:w="55" w:type="dxa"/>
+                    <w:top w:w="22" w:type="dxa"/>
+                    <w:end w:w="35" w:type="dxa"/>
+                    <w:bottom w:w="22" w:type="dxa"/>
+                    <w:start w:w="35" w:type="dxa"/>
                   </w:tcMar>
-                  <w:shd w:fill="E9EEF7"/>
-                  <w:tcBorders>
-                    <w:top w:val="single" w:sz="4" w:color="CBD5E1"/>
-                    <w:bottom w:val="single" w:sz="4" w:color="CBD5E1"/>
-                    <w:left w:val="single" w:sz="4" w:color="CBD5E1"/>
-                    <w:right w:val="single" w:sz="4" w:color="CBD5E1"/>
-                  </w:tcBorders>
-                  <w:vAlign w:val="center"/>
                 </w:tcPr>
                 <w:p>
                   <w:pPr>
@@ -3912,11 +3678,10 @@
                   </w:pPr>
                   <w:r>
                     <w:rPr>
-                      <w:rFonts w:ascii="Arial" w:hAnsi="Arial" w:eastAsia="Arial"/>
+                      <w:rFonts w:ascii="Courier New" w:hAnsi="Courier New" w:eastAsia="Courier New"/>
                       <w:b w:val="0"/>
-                      <w:i w:val="0"/>
-                      <w:color w:val="2E5EA8"/>
-                      <w:sz w:val="11"/>
+                      <w:color w:val="182744"/>
+                      <w:sz w:val="12"/>
                     </w:rPr>
                     <w:t>Laravel</w:t>
                   </w:r>
@@ -3924,21 +3689,20 @@
               </w:tc>
               <w:tc>
                 <w:tcPr>
-                  <w:tcW w:type="dxa" w:w="1117"/>
+                  <w:tcW w:type="dxa" w:w="1170"/>
+                  <w:shd w:fill="F2F5FA"/>
+                  <w:tcBorders>
+                    <w:top w:val="single" w:sz="3" w:color="D8DEE8"/>
+                    <w:right w:val="single" w:sz="3" w:color="D8DEE8"/>
+                    <w:bottom w:val="single" w:sz="3" w:color="D8DEE8"/>
+                    <w:left w:val="single" w:sz="3" w:color="D8DEE8"/>
+                  </w:tcBorders>
                   <w:tcMar>
-                    <w:top w:w="38" w:type="dxa"/>
-                    <w:start w:w="55" w:type="dxa"/>
-                    <w:bottom w:w="38" w:type="dxa"/>
-                    <w:end w:w="55" w:type="dxa"/>
+                    <w:top w:w="22" w:type="dxa"/>
+                    <w:end w:w="35" w:type="dxa"/>
+                    <w:bottom w:w="22" w:type="dxa"/>
+                    <w:start w:w="35" w:type="dxa"/>
                   </w:tcMar>
-                  <w:shd w:fill="E9EEF7"/>
-                  <w:tcBorders>
-                    <w:top w:val="single" w:sz="4" w:color="CBD5E1"/>
-                    <w:bottom w:val="single" w:sz="4" w:color="CBD5E1"/>
-                    <w:left w:val="single" w:sz="4" w:color="CBD5E1"/>
-                    <w:right w:val="single" w:sz="4" w:color="CBD5E1"/>
-                  </w:tcBorders>
-                  <w:vAlign w:val="center"/>
                 </w:tcPr>
                 <w:p>
                   <w:pPr>
@@ -3947,11 +3711,10 @@
                   </w:pPr>
                   <w:r>
                     <w:rPr>
-                      <w:rFonts w:ascii="Arial" w:hAnsi="Arial" w:eastAsia="Arial"/>
+                      <w:rFonts w:ascii="Courier New" w:hAnsi="Courier New" w:eastAsia="Courier New"/>
                       <w:b w:val="0"/>
-                      <w:i w:val="0"/>
-                      <w:color w:val="2E5EA8"/>
-                      <w:sz w:val="11"/>
+                      <w:color w:val="182744"/>
+                      <w:sz w:val="12"/>
                     </w:rPr>
                     <w:t>PHP</w:t>
                   </w:r>
@@ -3959,21 +3722,20 @@
               </w:tc>
               <w:tc>
                 <w:tcPr>
-                  <w:tcW w:type="dxa" w:w="1117"/>
+                  <w:tcW w:type="dxa" w:w="1170"/>
+                  <w:shd w:fill="F2F5FA"/>
+                  <w:tcBorders>
+                    <w:top w:val="single" w:sz="3" w:color="D8DEE8"/>
+                    <w:right w:val="single" w:sz="3" w:color="D8DEE8"/>
+                    <w:bottom w:val="single" w:sz="3" w:color="D8DEE8"/>
+                    <w:left w:val="single" w:sz="3" w:color="D8DEE8"/>
+                  </w:tcBorders>
                   <w:tcMar>
-                    <w:top w:w="38" w:type="dxa"/>
-                    <w:start w:w="55" w:type="dxa"/>
-                    <w:bottom w:w="38" w:type="dxa"/>
-                    <w:end w:w="55" w:type="dxa"/>
+                    <w:top w:w="22" w:type="dxa"/>
+                    <w:end w:w="35" w:type="dxa"/>
+                    <w:bottom w:w="22" w:type="dxa"/>
+                    <w:start w:w="35" w:type="dxa"/>
                   </w:tcMar>
-                  <w:shd w:fill="E9EEF7"/>
-                  <w:tcBorders>
-                    <w:top w:val="single" w:sz="4" w:color="CBD5E1"/>
-                    <w:bottom w:val="single" w:sz="4" w:color="CBD5E1"/>
-                    <w:left w:val="single" w:sz="4" w:color="CBD5E1"/>
-                    <w:right w:val="single" w:sz="4" w:color="CBD5E1"/>
-                  </w:tcBorders>
-                  <w:vAlign w:val="center"/>
                 </w:tcPr>
                 <w:p>
                   <w:pPr>
@@ -3982,11 +3744,10 @@
                   </w:pPr>
                   <w:r>
                     <w:rPr>
-                      <w:rFonts w:ascii="Arial" w:hAnsi="Arial" w:eastAsia="Arial"/>
+                      <w:rFonts w:ascii="Courier New" w:hAnsi="Courier New" w:eastAsia="Courier New"/>
                       <w:b w:val="0"/>
-                      <w:i w:val="0"/>
-                      <w:color w:val="2E5EA8"/>
-                      <w:sz w:val="11"/>
+                      <w:color w:val="182744"/>
+                      <w:sz w:val="12"/>
                     </w:rPr>
                     <w:t>Tailwind</w:t>
                   </w:r>
@@ -3994,69 +3755,37 @@
               </w:tc>
               <w:tc>
                 <w:tcPr>
-                  <w:tcW w:type="dxa" w:w="1117"/>
-                  <w:tcMar>
-                    <w:top w:w="38" w:type="dxa"/>
-                    <w:start w:w="55" w:type="dxa"/>
-                    <w:bottom w:w="38" w:type="dxa"/>
-                    <w:end w:w="55" w:type="dxa"/>
-                  </w:tcMar>
+                  <w:tcW w:type="dxa" w:w="1170"/>
                   <w:shd w:fill="FFFFFF"/>
                   <w:tcBorders>
                     <w:top w:val="nil"/>
+                    <w:right w:val="nil"/>
                     <w:bottom w:val="nil"/>
                     <w:left w:val="nil"/>
-                    <w:right w:val="nil"/>
                   </w:tcBorders>
-                  <w:vAlign w:val="center"/>
+                  <w:tcMar>
+                    <w:top w:w="22" w:type="dxa"/>
+                    <w:end w:w="35" w:type="dxa"/>
+                    <w:bottom w:w="22" w:type="dxa"/>
+                    <w:start w:w="35" w:type="dxa"/>
+                  </w:tcMar>
                 </w:tcPr>
                 <w:p/>
               </w:tc>
             </w:tr>
           </w:tbl>
           <w:p/>
-          <w:p>
-            <w:pPr>
-              <w:spacing w:before="0" w:after="100" w:line="240" w:lineRule="auto"/>
-              <w:pBdr>
-                <w:bottom w:val="single" w:sz="3" w:space="2" w:color="E9EDF3"/>
-              </w:pBdr>
-            </w:pPr>
-          </w:p>
         </w:tc>
       </w:tr>
     </w:tbl>
     <w:sectPr>
-      <w:footerReference w:type="default" r:id="rId9"/>
       <w:pgSz w:w="11906" w:h="16838"/>
-      <w:pgMar w:top="312" w:right="369" w:bottom="283" w:left="369" w:header="170" w:footer="142" w:gutter="0"/>
+      <w:pgMar w:top="102" w:right="102" w:bottom="102" w:left="102" w:header="57" w:footer="57" w:gutter="0"/>
       <w:cols w:space="720"/>
       <w:docGrid w:linePitch="360"/>
     </w:sectPr>
   </w:body>
 </w:document>
-</file>
-
-<file path=word/footer1.xml><?xml version="1.0" encoding="utf-8"?>
-<w:ftr xmlns:m="http://schemas.openxmlformats.org/officeDocument/2006/math" xmlns:mc="http://schemas.openxmlformats.org/markup-compatibility/2006" xmlns:mo="http://schemas.microsoft.com/office/mac/office/2008/main" xmlns:mv="urn:schemas-microsoft-com:mac:vml" xmlns:o="urn:schemas-microsoft-com:office:office" xmlns:r="http://schemas.openxmlformats.org/officeDocument/2006/relationships" xmlns:v="urn:schemas-microsoft-com:vml" xmlns:w10="urn:schemas-microsoft-com:office:word" xmlns:w14="http://schemas.microsoft.com/office/word/2010/wordml" xmlns:w="http://schemas.openxmlformats.org/wordprocessingml/2006/main" xmlns:wne="http://schemas.microsoft.com/office/word/2006/wordml" xmlns:wp14="http://schemas.microsoft.com/office/word/2010/wordprocessingDrawing" xmlns:wp="http://schemas.openxmlformats.org/drawingml/2006/wordprocessingDrawing" xmlns:wpc="http://schemas.microsoft.com/office/word/2010/wordprocessingCanvas" xmlns:wpg="http://schemas.microsoft.com/office/word/2010/wordprocessingGroup" xmlns:wpi="http://schemas.microsoft.com/office/word/2010/wordprocessingInk" xmlns:wps="http://schemas.microsoft.com/office/word/2010/wordprocessingShape" mc:Ignorable="w14 wp14">
-  <w:p>
-    <w:pPr>
-      <w:pStyle w:val="Footer"/>
-      <w:spacing w:before="0" w:after="0" w:line="240" w:lineRule="auto"/>
-      <w:jc w:val="center"/>
-    </w:pPr>
-    <w:r>
-      <w:rPr>
-        <w:rFonts w:ascii="Arial" w:hAnsi="Arial" w:eastAsia="Arial"/>
-        <w:b w:val="0"/>
-        <w:i w:val="0"/>
-        <w:color w:val="6B7280"/>
-        <w:sz w:val="13"/>
-      </w:rPr>
-      <w:t>© 2025 Anatide ANANI · Lomé, Togo</w:t>
-    </w:r>
-  </w:p>
-</w:ftr>
 </file>
 
 <file path=word/numbering.xml><?xml version="1.0" encoding="utf-8"?>
@@ -4423,12 +4152,12 @@
     <w:qFormat/>
     <w:rsid w:val="00FC693F"/>
     <w:pPr>
-      <w:spacing w:after="40" w:line="252" w:lineRule="auto"/>
+      <w:spacing w:after="0" w:line="264" w:lineRule="auto"/>
     </w:pPr>
     <w:rPr>
       <w:rFonts w:ascii="Arial" w:hAnsi="Arial" w:eastAsia="Arial"/>
-      <w:color w:val="151515"/>
-      <w:sz w:val="16"/>
+      <w:color w:val="4A4A4A"/>
+      <w:sz w:val="17"/>
     </w:rPr>
   </w:style>
   <w:style w:type="paragraph" w:styleId="Header">
